--- a/Report/第四章 知識蒸餾.docx
+++ b/Report/第四章 知識蒸餾.docx
@@ -54,7 +54,19 @@
         <w:rPr>
           <w:rFonts w:ascii="Times New Roman" w:eastAsia="標楷體" w:hAnsi="Times New Roman" w:cs="Times New Roman"/>
         </w:rPr>
-        <w:t>本章只在建立兩階段多教師知識蒸餾架構，透過導入多教師聯合蒸餾與</w:t>
+        <w:t>本章</w:t>
+      </w:r>
+      <w:r>
+        <w:rPr>
+          <w:rFonts w:ascii="Times New Roman" w:eastAsia="標楷體" w:hAnsi="Times New Roman" w:cs="Times New Roman" w:hint="eastAsia"/>
+        </w:rPr>
+        <w:t>旨</w:t>
+      </w:r>
+      <w:r>
+        <w:rPr>
+          <w:rFonts w:ascii="Times New Roman" w:eastAsia="標楷體" w:hAnsi="Times New Roman" w:cs="Times New Roman"/>
+        </w:rPr>
+        <w:t>在建立兩階段多教師知識蒸餾架構，透過導入多教師聯合蒸餾與</w:t>
       </w:r>
       <w:r>
         <w:rPr>
@@ -244,7 +256,19 @@
         <w:rPr>
           <w:rFonts w:ascii="Times New Roman" w:eastAsia="標楷體" w:hAnsi="Times New Roman" w:cs="Times New Roman"/>
         </w:rPr>
-        <w:t xml:space="preserve"> 96.17% </w:t>
+        <w:t xml:space="preserve"> 96.</w:t>
+      </w:r>
+      <w:r>
+        <w:rPr>
+          <w:rFonts w:ascii="Times New Roman" w:eastAsia="標楷體" w:hAnsi="Times New Roman" w:cs="Times New Roman" w:hint="eastAsia"/>
+        </w:rPr>
+        <w:t>24</w:t>
+      </w:r>
+      <w:r>
+        <w:rPr>
+          <w:rFonts w:ascii="Times New Roman" w:eastAsia="標楷體" w:hAnsi="Times New Roman" w:cs="Times New Roman"/>
+        </w:rPr>
+        <w:t xml:space="preserve">% </w:t>
       </w:r>
       <w:r>
         <w:rPr>
@@ -256,7 +280,19 @@
         <w:rPr>
           <w:rFonts w:ascii="Times New Roman" w:eastAsia="標楷體" w:hAnsi="Times New Roman" w:cs="Times New Roman"/>
         </w:rPr>
-        <w:t xml:space="preserve"> 94.81%</w:t>
+        <w:t xml:space="preserve"> 9</w:t>
+      </w:r>
+      <w:r>
+        <w:rPr>
+          <w:rFonts w:ascii="Times New Roman" w:eastAsia="標楷體" w:hAnsi="Times New Roman" w:cs="Times New Roman" w:hint="eastAsia"/>
+        </w:rPr>
+        <w:t>5.04</w:t>
+      </w:r>
+      <w:r>
+        <w:rPr>
+          <w:rFonts w:ascii="Times New Roman" w:eastAsia="標楷體" w:hAnsi="Times New Roman" w:cs="Times New Roman"/>
+        </w:rPr>
+        <w:t>%</w:t>
       </w:r>
       <w:r>
         <w:rPr>
@@ -280,7 +316,31 @@
         <w:rPr>
           <w:rFonts w:ascii="Times New Roman" w:eastAsia="標楷體" w:hAnsi="Times New Roman" w:cs="Times New Roman"/>
         </w:rPr>
-        <w:t xml:space="preserve"> 92.33%</w:t>
+        <w:t xml:space="preserve"> </w:t>
+      </w:r>
+      <w:r>
+        <w:rPr>
+          <w:rFonts w:ascii="Times New Roman" w:eastAsia="標楷體" w:hAnsi="Times New Roman" w:cs="Times New Roman" w:hint="eastAsia"/>
+        </w:rPr>
+        <w:t>8</w:t>
+      </w:r>
+      <w:r>
+        <w:rPr>
+          <w:rFonts w:ascii="Times New Roman" w:eastAsia="標楷體" w:hAnsi="Times New Roman" w:cs="Times New Roman"/>
+        </w:rPr>
+        <w:t>2.</w:t>
+      </w:r>
+      <w:r>
+        <w:rPr>
+          <w:rFonts w:ascii="Times New Roman" w:eastAsia="標楷體" w:hAnsi="Times New Roman" w:cs="Times New Roman" w:hint="eastAsia"/>
+        </w:rPr>
+        <w:t>41</w:t>
+      </w:r>
+      <w:r>
+        <w:rPr>
+          <w:rFonts w:ascii="Times New Roman" w:eastAsia="標楷體" w:hAnsi="Times New Roman" w:cs="Times New Roman"/>
+        </w:rPr>
+        <w:t>%</w:t>
       </w:r>
       <w:r>
         <w:rPr>
@@ -304,7 +364,19 @@
         <w:rPr>
           <w:rFonts w:ascii="Times New Roman" w:eastAsia="標楷體" w:hAnsi="Times New Roman" w:cs="Times New Roman"/>
         </w:rPr>
-        <w:t xml:space="preserve"> 87.74% </w:t>
+        <w:t xml:space="preserve"> </w:t>
+      </w:r>
+      <w:r>
+        <w:rPr>
+          <w:rFonts w:ascii="Times New Roman" w:eastAsia="標楷體" w:hAnsi="Times New Roman" w:cs="Times New Roman" w:hint="eastAsia"/>
+        </w:rPr>
+        <w:t>90.38</w:t>
+      </w:r>
+      <w:r>
+        <w:rPr>
+          <w:rFonts w:ascii="Times New Roman" w:eastAsia="標楷體" w:hAnsi="Times New Roman" w:cs="Times New Roman"/>
+        </w:rPr>
+        <w:t xml:space="preserve">% </w:t>
       </w:r>
       <w:r>
         <w:rPr>
@@ -346,7 +418,19 @@
         <w:rPr>
           <w:rFonts w:ascii="Times New Roman" w:eastAsia="標楷體" w:hAnsi="Times New Roman" w:cs="Times New Roman"/>
         </w:rPr>
-        <w:t>91.24%</w:t>
+        <w:t>9</w:t>
+      </w:r>
+      <w:r>
+        <w:rPr>
+          <w:rFonts w:ascii="Times New Roman" w:eastAsia="標楷體" w:hAnsi="Times New Roman" w:cs="Times New Roman" w:hint="eastAsia"/>
+        </w:rPr>
+        <w:t>3.91</w:t>
+      </w:r>
+      <w:r>
+        <w:rPr>
+          <w:rFonts w:ascii="Times New Roman" w:eastAsia="標楷體" w:hAnsi="Times New Roman" w:cs="Times New Roman"/>
+        </w:rPr>
+        <w:t>%</w:t>
       </w:r>
       <w:r>
         <w:rPr>
@@ -364,13 +448,13 @@
         <w:rPr>
           <w:rFonts w:ascii="Times New Roman" w:eastAsia="標楷體" w:hAnsi="Times New Roman" w:cs="Times New Roman"/>
         </w:rPr>
-        <w:t>Student</w:t>
-      </w:r>
-      <w:r>
-        <w:rPr>
-          <w:rFonts w:ascii="Times New Roman" w:eastAsia="標楷體" w:hAnsi="Times New Roman" w:cs="Times New Roman"/>
-        </w:rPr>
-        <w:t>模型在</w:t>
+        <w:t xml:space="preserve">Student </w:t>
+      </w:r>
+      <w:r>
+        <w:rPr>
+          <w:rFonts w:ascii="Times New Roman" w:eastAsia="標楷體" w:hAnsi="Times New Roman" w:cs="Times New Roman"/>
+        </w:rPr>
+        <w:t>模型於</w:t>
       </w:r>
       <w:r>
         <w:rPr>
@@ -382,25 +466,73 @@
         <w:rPr>
           <w:rFonts w:ascii="Times New Roman" w:eastAsia="標楷體" w:hAnsi="Times New Roman" w:cs="Times New Roman"/>
         </w:rPr>
-        <w:t>類別上表現優異</w:t>
-      </w:r>
-      <w:r>
-        <w:rPr>
-          <w:rFonts w:ascii="Times New Roman" w:eastAsia="標楷體" w:hAnsi="Times New Roman" w:cs="Times New Roman"/>
-        </w:rPr>
-        <w:t xml:space="preserve"> (F1-score 0.95)</w:t>
-      </w:r>
-      <w:r>
-        <w:rPr>
-          <w:rFonts w:ascii="Times New Roman" w:eastAsia="標楷體" w:hAnsi="Times New Roman" w:cs="Times New Roman"/>
-        </w:rPr>
-        <w:t>，但在</w:t>
-      </w:r>
-      <w:r>
-        <w:rPr>
-          <w:rFonts w:ascii="Times New Roman" w:eastAsia="標楷體" w:hAnsi="Times New Roman" w:cs="Times New Roman"/>
-        </w:rPr>
-        <w:t xml:space="preserve"> Ischemia </w:t>
+        <w:t>類別上維持高</w:t>
+      </w:r>
+      <w:r>
+        <w:rPr>
+          <w:rFonts w:ascii="Times New Roman" w:eastAsia="標楷體" w:hAnsi="Times New Roman" w:cs="Times New Roman"/>
+        </w:rPr>
+        <w:t xml:space="preserve"> Recall</w:t>
+      </w:r>
+      <w:r>
+        <w:rPr>
+          <w:rFonts w:ascii="Times New Roman" w:eastAsia="標楷體" w:hAnsi="Times New Roman" w:cs="Times New Roman"/>
+        </w:rPr>
+        <w:t>（</w:t>
+      </w:r>
+      <w:r>
+        <w:rPr>
+          <w:rFonts w:ascii="Times New Roman" w:eastAsia="標楷體" w:hAnsi="Times New Roman" w:cs="Times New Roman"/>
+        </w:rPr>
+        <w:t>0.99</w:t>
+      </w:r>
+      <w:r>
+        <w:rPr>
+          <w:rFonts w:ascii="Times New Roman" w:eastAsia="標楷體" w:hAnsi="Times New Roman" w:cs="Times New Roman"/>
+        </w:rPr>
+        <w:t>），但</w:t>
+      </w:r>
+      <w:r>
+        <w:rPr>
+          <w:rFonts w:ascii="Times New Roman" w:eastAsia="標楷體" w:hAnsi="Times New Roman" w:cs="Times New Roman"/>
+        </w:rPr>
+        <w:t xml:space="preserve"> Specificity </w:t>
+      </w:r>
+      <w:r>
+        <w:rPr>
+          <w:rFonts w:ascii="Times New Roman" w:eastAsia="標楷體" w:hAnsi="Times New Roman" w:cs="Times New Roman"/>
+        </w:rPr>
+        <w:t>降至</w:t>
+      </w:r>
+      <w:r>
+        <w:rPr>
+          <w:rFonts w:ascii="Times New Roman" w:eastAsia="標楷體" w:hAnsi="Times New Roman" w:cs="Times New Roman"/>
+        </w:rPr>
+        <w:t xml:space="preserve"> 0.7888</w:t>
+      </w:r>
+      <w:r>
+        <w:rPr>
+          <w:rFonts w:ascii="Times New Roman" w:eastAsia="標楷體" w:hAnsi="Times New Roman" w:cs="Times New Roman"/>
+        </w:rPr>
+        <w:t>，顯示模型將其他類別誤判為</w:t>
+      </w:r>
+      <w:r>
+        <w:rPr>
+          <w:rFonts w:ascii="Times New Roman" w:eastAsia="標楷體" w:hAnsi="Times New Roman" w:cs="Times New Roman"/>
+        </w:rPr>
+        <w:t xml:space="preserve"> Normal </w:t>
+      </w:r>
+      <w:r>
+        <w:rPr>
+          <w:rFonts w:ascii="Times New Roman" w:eastAsia="標楷體" w:hAnsi="Times New Roman" w:cs="Times New Roman"/>
+        </w:rPr>
+        <w:t>之情形增加；同時，</w:t>
+      </w:r>
+      <w:r>
+        <w:rPr>
+          <w:rFonts w:ascii="Times New Roman" w:eastAsia="標楷體" w:hAnsi="Times New Roman" w:cs="Times New Roman"/>
+        </w:rPr>
+        <w:t xml:space="preserve">Hemorrhagic </w:t>
       </w:r>
       <w:r>
         <w:rPr>
@@ -418,19 +550,19 @@
         <w:rPr>
           <w:rFonts w:ascii="Times New Roman" w:eastAsia="標楷體" w:hAnsi="Times New Roman" w:cs="Times New Roman"/>
         </w:rPr>
-        <w:t>僅</w:t>
-      </w:r>
-      <w:r>
-        <w:rPr>
-          <w:rFonts w:ascii="Times New Roman" w:eastAsia="標楷體" w:hAnsi="Times New Roman" w:cs="Times New Roman"/>
-        </w:rPr>
-        <w:t xml:space="preserve"> 0.54</w:t>
-      </w:r>
-      <w:r>
-        <w:rPr>
-          <w:rFonts w:ascii="Times New Roman" w:eastAsia="標楷體" w:hAnsi="Times New Roman" w:cs="Times New Roman"/>
-        </w:rPr>
-        <w:t>，顯示模型對缺血性中風樣本存在明顯的漏判傾向。</w:t>
+        <w:t>降至</w:t>
+      </w:r>
+      <w:r>
+        <w:rPr>
+          <w:rFonts w:ascii="Times New Roman" w:eastAsia="標楷體" w:hAnsi="Times New Roman" w:cs="Times New Roman"/>
+        </w:rPr>
+        <w:t xml:space="preserve"> 0.71</w:t>
+      </w:r>
+      <w:r>
+        <w:rPr>
+          <w:rFonts w:ascii="Times New Roman" w:eastAsia="標楷體" w:hAnsi="Times New Roman" w:cs="Times New Roman"/>
+        </w:rPr>
+        <w:t>，顯示模型對部分出血性中風樣本存在漏判情形，此為本章結果評估中最需留意之處。</w:t>
       </w:r>
     </w:p>
     <w:p>
@@ -4361,8 +4493,6 @@
         <w:jc w:val="both"/>
         <w:rPr>
           <w:rFonts w:ascii="Times New Roman" w:eastAsia="標楷體" w:hAnsi="Times New Roman" w:cs="Times New Roman"/>
-          <w:sz w:val="28"/>
-          <w:szCs w:val="28"/>
         </w:rPr>
       </w:pPr>
       <w:r>
@@ -4537,7 +4667,103 @@
         <w:rPr>
           <w:rFonts w:ascii="Times New Roman" w:eastAsia="標楷體" w:hAnsi="Times New Roman" w:cs="Times New Roman"/>
         </w:rPr>
-        <w:t xml:space="preserve"> Adam (learning rate = 1e-3)</w:t>
+        <w:t xml:space="preserve"> Adam (learning rate = 1e-</w:t>
+      </w:r>
+      <w:r>
+        <w:rPr>
+          <w:rFonts w:ascii="Times New Roman" w:eastAsia="標楷體" w:hAnsi="Times New Roman" w:cs="Times New Roman" w:hint="eastAsia"/>
+        </w:rPr>
+        <w:t>5</w:t>
+      </w:r>
+      <w:r>
+        <w:rPr>
+          <w:rFonts w:ascii="Times New Roman" w:eastAsia="標楷體" w:hAnsi="Times New Roman" w:cs="Times New Roman"/>
+        </w:rPr>
+        <w:t>)</w:t>
+      </w:r>
+      <w:r>
+        <w:rPr>
+          <w:rFonts w:ascii="Times New Roman" w:eastAsia="標楷體" w:hAnsi="Times New Roman" w:cs="Times New Roman"/>
+        </w:rPr>
+        <w:t>，搭配</w:t>
+      </w:r>
+      <w:proofErr w:type="spellStart"/>
+      <w:r>
+        <w:rPr>
+          <w:rFonts w:ascii="Times New Roman" w:eastAsia="標楷體" w:hAnsi="Times New Roman" w:cs="Times New Roman"/>
+        </w:rPr>
+        <w:t>ReduceLROnPlateau</w:t>
+      </w:r>
+      <w:proofErr w:type="spellEnd"/>
+      <w:r>
+        <w:rPr>
+          <w:rFonts w:ascii="Times New Roman" w:eastAsia="標楷體" w:hAnsi="Times New Roman" w:cs="Times New Roman"/>
+        </w:rPr>
+        <w:t>動態調整（</w:t>
+      </w:r>
+      <w:r>
+        <w:rPr>
+          <w:rFonts w:ascii="Times New Roman" w:eastAsia="標楷體" w:hAnsi="Times New Roman" w:cs="Times New Roman"/>
+        </w:rPr>
+        <w:t xml:space="preserve">monitor </w:t>
+      </w:r>
+      <w:proofErr w:type="spellStart"/>
+      <w:r>
+        <w:rPr>
+          <w:rFonts w:ascii="Times New Roman" w:eastAsia="標楷體" w:hAnsi="Times New Roman" w:cs="Times New Roman"/>
+        </w:rPr>
+        <w:t>val_loss</w:t>
+      </w:r>
+      <w:proofErr w:type="spellEnd"/>
+      <w:r>
+        <w:rPr>
+          <w:rFonts w:ascii="Times New Roman" w:eastAsia="標楷體" w:hAnsi="Times New Roman" w:cs="Times New Roman" w:hint="eastAsia"/>
+        </w:rPr>
+        <w:t>，</w:t>
+      </w:r>
+      <w:r>
+        <w:rPr>
+          <w:rFonts w:ascii="Times New Roman" w:eastAsia="標楷體" w:hAnsi="Times New Roman" w:cs="Times New Roman"/>
+        </w:rPr>
+        <w:t xml:space="preserve"> factor=0.5</w:t>
+      </w:r>
+      <w:r>
+        <w:rPr>
+          <w:rFonts w:ascii="Times New Roman" w:eastAsia="標楷體" w:hAnsi="Times New Roman" w:cs="Times New Roman" w:hint="eastAsia"/>
+        </w:rPr>
+        <w:t>，</w:t>
+      </w:r>
+      <w:r>
+        <w:rPr>
+          <w:rFonts w:ascii="Times New Roman" w:eastAsia="標楷體" w:hAnsi="Times New Roman" w:cs="Times New Roman"/>
+        </w:rPr>
+        <w:t xml:space="preserve"> patience=5</w:t>
+      </w:r>
+      <w:r>
+        <w:rPr>
+          <w:rFonts w:ascii="Times New Roman" w:eastAsia="標楷體" w:hAnsi="Times New Roman" w:cs="Times New Roman" w:hint="eastAsia"/>
+        </w:rPr>
+        <w:t>，</w:t>
+      </w:r>
+      <w:proofErr w:type="spellStart"/>
+      <w:r>
+        <w:rPr>
+          <w:rFonts w:ascii="Times New Roman" w:eastAsia="標楷體" w:hAnsi="Times New Roman" w:cs="Times New Roman"/>
+        </w:rPr>
+        <w:t>min_lr</w:t>
+      </w:r>
+      <w:proofErr w:type="spellEnd"/>
+      <w:r>
+        <w:rPr>
+          <w:rFonts w:ascii="Times New Roman" w:eastAsia="標楷體" w:hAnsi="Times New Roman" w:cs="Times New Roman"/>
+        </w:rPr>
+        <w:t>=1e-7</w:t>
+      </w:r>
+      <w:r>
+        <w:rPr>
+          <w:rFonts w:ascii="Times New Roman" w:eastAsia="標楷體" w:hAnsi="Times New Roman" w:cs="Times New Roman"/>
+        </w:rPr>
+        <w:t>）</w:t>
       </w:r>
       <w:r>
         <w:rPr>
@@ -4630,7 +4856,7 @@
       <w:pPr>
         <w:jc w:val="both"/>
         <w:rPr>
-          <w:rFonts w:ascii="Times New Roman" w:eastAsia="標楷體" w:hAnsi="Times New Roman" w:cs="Times New Roman"/>
+          <w:rFonts w:ascii="Times New Roman" w:eastAsia="標楷體" w:hAnsi="Times New Roman" w:cs="Times New Roman" w:hint="eastAsia"/>
           <w:i/>
         </w:rPr>
       </w:pPr>
@@ -4786,22 +5012,6 @@
           </m:sSup>
         </m:oMath>
       </m:oMathPara>
-    </w:p>
-    <w:p>
-      <w:pPr>
-        <w:widowControl/>
-        <w:rPr>
-          <w:rFonts w:ascii="Times New Roman" w:eastAsia="標楷體" w:hAnsi="Times New Roman" w:cs="Times New Roman"/>
-          <w:i/>
-        </w:rPr>
-      </w:pPr>
-      <w:r>
-        <w:rPr>
-          <w:rFonts w:ascii="Times New Roman" w:eastAsia="標楷體" w:hAnsi="Times New Roman" w:cs="Times New Roman"/>
-          <w:i/>
-        </w:rPr>
-        <w:br w:type="page"/>
-      </w:r>
     </w:p>
     <w:p>
       <w:pPr>
@@ -7330,7 +7540,13 @@
               <w:rPr>
                 <w:rFonts w:ascii="Times New Roman" w:eastAsia="標楷體" w:hAnsi="Times New Roman" w:cs="Times New Roman" w:hint="eastAsia"/>
               </w:rPr>
-              <w:t>87.74%</w:t>
+              <w:t>90.38</w:t>
+            </w:r>
+            <w:r>
+              <w:rPr>
+                <w:rFonts w:ascii="Times New Roman" w:eastAsia="標楷體" w:hAnsi="Times New Roman" w:cs="Times New Roman" w:hint="eastAsia"/>
+              </w:rPr>
+              <w:t>%</w:t>
             </w:r>
           </w:p>
         </w:tc>
@@ -7342,14 +7558,20 @@
             <w:pPr>
               <w:jc w:val="center"/>
               <w:rPr>
-                <w:rFonts w:ascii="Times New Roman" w:eastAsia="標楷體" w:hAnsi="Times New Roman" w:cs="Times New Roman"/>
-              </w:rPr>
-            </w:pPr>
-            <w:r>
-              <w:rPr>
-                <w:rFonts w:ascii="Times New Roman" w:eastAsia="標楷體" w:hAnsi="Times New Roman" w:cs="Times New Roman" w:hint="eastAsia"/>
-              </w:rPr>
-              <w:t>0.76</w:t>
+                <w:rFonts w:ascii="Times New Roman" w:eastAsia="標楷體" w:hAnsi="Times New Roman" w:cs="Times New Roman" w:hint="eastAsia"/>
+              </w:rPr>
+            </w:pPr>
+            <w:r>
+              <w:rPr>
+                <w:rFonts w:ascii="Times New Roman" w:eastAsia="標楷體" w:hAnsi="Times New Roman" w:cs="Times New Roman" w:hint="eastAsia"/>
+              </w:rPr>
+              <w:t>0.</w:t>
+            </w:r>
+            <w:r>
+              <w:rPr>
+                <w:rFonts w:ascii="Times New Roman" w:eastAsia="標楷體" w:hAnsi="Times New Roman" w:cs="Times New Roman" w:hint="eastAsia"/>
+              </w:rPr>
+              <w:t>80</w:t>
             </w:r>
           </w:p>
         </w:tc>
@@ -7361,14 +7583,20 @@
             <w:pPr>
               <w:jc w:val="center"/>
               <w:rPr>
-                <w:rFonts w:ascii="Times New Roman" w:eastAsia="標楷體" w:hAnsi="Times New Roman" w:cs="Times New Roman"/>
-              </w:rPr>
-            </w:pPr>
-            <w:r>
-              <w:rPr>
-                <w:rFonts w:ascii="Times New Roman" w:eastAsia="標楷體" w:hAnsi="Times New Roman" w:cs="Times New Roman" w:hint="eastAsia"/>
-              </w:rPr>
-              <w:t>0.70</w:t>
+                <w:rFonts w:ascii="Times New Roman" w:eastAsia="標楷體" w:hAnsi="Times New Roman" w:cs="Times New Roman" w:hint="eastAsia"/>
+              </w:rPr>
+            </w:pPr>
+            <w:r>
+              <w:rPr>
+                <w:rFonts w:ascii="Times New Roman" w:eastAsia="標楷體" w:hAnsi="Times New Roman" w:cs="Times New Roman" w:hint="eastAsia"/>
+              </w:rPr>
+              <w:t>0.</w:t>
+            </w:r>
+            <w:r>
+              <w:rPr>
+                <w:rFonts w:ascii="Times New Roman" w:eastAsia="標楷體" w:hAnsi="Times New Roman" w:cs="Times New Roman" w:hint="eastAsia"/>
+              </w:rPr>
+              <w:t>82</w:t>
             </w:r>
           </w:p>
         </w:tc>
@@ -7387,7 +7615,13 @@
               <w:rPr>
                 <w:rFonts w:ascii="Times New Roman" w:eastAsia="標楷體" w:hAnsi="Times New Roman" w:cs="Times New Roman" w:hint="eastAsia"/>
               </w:rPr>
-              <w:t>0.95</w:t>
+              <w:t>0.9</w:t>
+            </w:r>
+            <w:r>
+              <w:rPr>
+                <w:rFonts w:ascii="Times New Roman" w:eastAsia="標楷體" w:hAnsi="Times New Roman" w:cs="Times New Roman" w:hint="eastAsia"/>
+              </w:rPr>
+              <w:t>4</w:t>
             </w:r>
           </w:p>
         </w:tc>
@@ -7396,378 +7630,300 @@
     <w:p>
       <w:pPr>
         <w:rPr>
-          <w:rFonts w:ascii="Times New Roman" w:eastAsia="標楷體" w:hAnsi="Times New Roman" w:cs="Times New Roman"/>
+          <w:rFonts w:ascii="Times New Roman" w:eastAsia="標楷體" w:hAnsi="Times New Roman" w:cs="Times New Roman" w:hint="eastAsia"/>
         </w:rPr>
       </w:pPr>
       <w:r>
         <w:rPr>
-          <w:rFonts w:ascii="Times New Roman" w:eastAsia="標楷體" w:hAnsi="Times New Roman" w:cs="Times New Roman" w:hint="eastAsia"/>
+          <w:rFonts w:ascii="Times New Roman" w:eastAsia="標楷體" w:hAnsi="Times New Roman" w:cs="Times New Roman"/>
         </w:rPr>
         <w:t>值得注意的是，未經蒸餾的</w:t>
       </w:r>
       <w:r>
         <w:rPr>
-          <w:rFonts w:ascii="Times New Roman" w:eastAsia="標楷體" w:hAnsi="Times New Roman" w:cs="Times New Roman" w:hint="eastAsia"/>
+          <w:rFonts w:ascii="Times New Roman" w:eastAsia="標楷體" w:hAnsi="Times New Roman" w:cs="Times New Roman"/>
         </w:rPr>
         <w:t xml:space="preserve"> CNN8 baseline </w:t>
       </w:r>
       <w:r>
         <w:rPr>
-          <w:rFonts w:ascii="Times New Roman" w:eastAsia="標楷體" w:hAnsi="Times New Roman" w:cs="Times New Roman" w:hint="eastAsia"/>
+          <w:rFonts w:ascii="Times New Roman" w:eastAsia="標楷體" w:hAnsi="Times New Roman" w:cs="Times New Roman"/>
         </w:rPr>
         <w:t>於整體準確率及各類別</w:t>
       </w:r>
       <w:r>
         <w:rPr>
-          <w:rFonts w:ascii="Times New Roman" w:eastAsia="標楷體" w:hAnsi="Times New Roman" w:cs="Times New Roman" w:hint="eastAsia"/>
-        </w:rPr>
-        <w:t xml:space="preserve"> </w:t>
-      </w:r>
-      <w:r>
-        <w:rPr>
-          <w:rFonts w:ascii="Times New Roman" w:eastAsia="標楷體" w:hAnsi="Times New Roman" w:cs="Times New Roman"/>
-        </w:rPr>
-        <w:t>F</w:t>
-      </w:r>
-      <w:r>
-        <w:rPr>
-          <w:rFonts w:ascii="Times New Roman" w:eastAsia="標楷體" w:hAnsi="Times New Roman" w:cs="Times New Roman" w:hint="eastAsia"/>
-        </w:rPr>
-        <w:t xml:space="preserve">1-score </w:t>
-      </w:r>
-      <w:r>
-        <w:rPr>
-          <w:rFonts w:ascii="Times New Roman" w:eastAsia="標楷體" w:hAnsi="Times New Roman" w:cs="Times New Roman" w:hint="eastAsia"/>
-        </w:rPr>
-        <w:t>上，皆優於經過三來源蒸餾之</w:t>
-      </w:r>
-      <w:r>
-        <w:rPr>
-          <w:rFonts w:ascii="Times New Roman" w:eastAsia="標楷體" w:hAnsi="Times New Roman" w:cs="Times New Roman" w:hint="eastAsia"/>
+          <w:rFonts w:ascii="Times New Roman" w:eastAsia="標楷體" w:hAnsi="Times New Roman" w:cs="Times New Roman"/>
+        </w:rPr>
+        <w:t xml:space="preserve"> F1-score </w:t>
+      </w:r>
+      <w:r>
+        <w:rPr>
+          <w:rFonts w:ascii="Times New Roman" w:eastAsia="標楷體" w:hAnsi="Times New Roman" w:cs="Times New Roman"/>
+        </w:rPr>
+        <w:t>上，仍略優於經過三來源蒸餾之</w:t>
+      </w:r>
+      <w:r>
+        <w:rPr>
+          <w:rFonts w:ascii="Times New Roman" w:eastAsia="標楷體" w:hAnsi="Times New Roman" w:cs="Times New Roman"/>
         </w:rPr>
         <w:t xml:space="preserve"> Student </w:t>
       </w:r>
       <w:r>
         <w:rPr>
-          <w:rFonts w:ascii="Times New Roman" w:eastAsia="標楷體" w:hAnsi="Times New Roman" w:cs="Times New Roman" w:hint="eastAsia"/>
-        </w:rPr>
-        <w:t>模型，尤其</w:t>
-      </w:r>
-      <w:r>
-        <w:rPr>
-          <w:rFonts w:ascii="Times New Roman" w:eastAsia="標楷體" w:hAnsi="Times New Roman" w:cs="Times New Roman" w:hint="eastAsia"/>
-        </w:rPr>
-        <w:t xml:space="preserve"> Ischemia </w:t>
-      </w:r>
-      <w:r>
-        <w:rPr>
-          <w:rFonts w:ascii="Times New Roman" w:eastAsia="標楷體" w:hAnsi="Times New Roman" w:cs="Times New Roman" w:hint="eastAsia"/>
-        </w:rPr>
-        <w:t>類別差距最為明顯</w:t>
-      </w:r>
-      <w:r>
-        <w:rPr>
-          <w:rFonts w:ascii="Times New Roman" w:eastAsia="標楷體" w:hAnsi="Times New Roman" w:cs="Times New Roman" w:hint="eastAsia"/>
-        </w:rPr>
-        <w:t xml:space="preserve"> (0.85 </w:t>
-      </w:r>
-      <w:r>
-        <w:rPr>
-          <w:rFonts w:ascii="Times New Roman" w:eastAsia="標楷體" w:hAnsi="Times New Roman" w:cs="Times New Roman" w:hint="eastAsia"/>
+          <w:rFonts w:ascii="Times New Roman" w:eastAsia="標楷體" w:hAnsi="Times New Roman" w:cs="Times New Roman"/>
+        </w:rPr>
+        <w:t>模型，惟兩者差距已相當有限，整體準確率僅差</w:t>
+      </w:r>
+      <w:r>
+        <w:rPr>
+          <w:rFonts w:ascii="Times New Roman" w:eastAsia="標楷體" w:hAnsi="Times New Roman" w:cs="Times New Roman"/>
+        </w:rPr>
+        <w:t xml:space="preserve"> 1.65 </w:t>
+      </w:r>
+      <w:r>
+        <w:rPr>
+          <w:rFonts w:ascii="Times New Roman" w:eastAsia="標楷體" w:hAnsi="Times New Roman" w:cs="Times New Roman"/>
+        </w:rPr>
+        <w:t>個百分點，各類別</w:t>
+      </w:r>
+      <w:r>
+        <w:rPr>
+          <w:rFonts w:ascii="Times New Roman" w:eastAsia="標楷體" w:hAnsi="Times New Roman" w:cs="Times New Roman"/>
+        </w:rPr>
+        <w:t xml:space="preserve"> F1-score </w:t>
+      </w:r>
+      <w:r>
+        <w:rPr>
+          <w:rFonts w:ascii="Times New Roman" w:eastAsia="標楷體" w:hAnsi="Times New Roman" w:cs="Times New Roman"/>
+        </w:rPr>
+        <w:t>之差距亦皆在</w:t>
+      </w:r>
+      <w:r>
+        <w:rPr>
+          <w:rFonts w:ascii="Times New Roman" w:eastAsia="標楷體" w:hAnsi="Times New Roman" w:cs="Times New Roman"/>
+        </w:rPr>
+        <w:t xml:space="preserve"> 0.02</w:t>
+      </w:r>
+      <w:r>
+        <w:rPr>
+          <w:rFonts w:ascii="Times New Roman" w:eastAsia="標楷體" w:hAnsi="Times New Roman" w:cs="Times New Roman"/>
+        </w:rPr>
+        <w:t>～</w:t>
+      </w:r>
+      <w:r>
+        <w:rPr>
+          <w:rFonts w:ascii="Times New Roman" w:eastAsia="標楷體" w:hAnsi="Times New Roman" w:cs="Times New Roman"/>
+        </w:rPr>
+        <w:t xml:space="preserve">0.04 </w:t>
+      </w:r>
+      <w:r>
+        <w:rPr>
+          <w:rFonts w:ascii="Times New Roman" w:eastAsia="標楷體" w:hAnsi="Times New Roman" w:cs="Times New Roman"/>
+        </w:rPr>
+        <w:t>之間</w:t>
+      </w:r>
+      <w:r>
+        <w:rPr>
+          <w:rFonts w:ascii="Times New Roman" w:eastAsia="標楷體" w:hAnsi="Times New Roman" w:cs="Times New Roman"/>
+        </w:rPr>
+        <w:t xml:space="preserve"> (Hemorrhagic 0.84 </w:t>
+      </w:r>
+      <w:r>
+        <w:rPr>
+          <w:rFonts w:ascii="Times New Roman" w:eastAsia="標楷體" w:hAnsi="Times New Roman" w:cs="Times New Roman"/>
         </w:rPr>
         <w:t>對</w:t>
       </w:r>
       <w:r>
         <w:rPr>
-          <w:rFonts w:ascii="Times New Roman" w:eastAsia="標楷體" w:hAnsi="Times New Roman" w:cs="Times New Roman" w:hint="eastAsia"/>
-        </w:rPr>
-        <w:t xml:space="preserve"> 0.70)</w:t>
-      </w:r>
-      <w:r>
-        <w:rPr>
-          <w:rFonts w:ascii="Times New Roman" w:eastAsia="標楷體" w:hAnsi="Times New Roman" w:cs="Times New Roman" w:hint="eastAsia"/>
-        </w:rPr>
-        <w:t>。此結果出看似與知識蒸餾的預期效益相悖，但須說明的是：</w:t>
-      </w:r>
-      <w:r>
-        <w:rPr>
-          <w:rFonts w:ascii="Times New Roman" w:eastAsia="標楷體" w:hAnsi="Times New Roman" w:cs="Times New Roman" w:hint="eastAsia"/>
-        </w:rPr>
-        <w:t>(</w:t>
-      </w:r>
-      <w:r>
-        <w:rPr>
-          <w:rFonts w:ascii="Times New Roman" w:eastAsia="標楷體" w:hAnsi="Times New Roman" w:cs="Times New Roman" w:hint="eastAsia"/>
-        </w:rPr>
-        <w:t>一</w:t>
-      </w:r>
-      <w:r>
-        <w:rPr>
-          <w:rFonts w:ascii="Times New Roman" w:eastAsia="標楷體" w:hAnsi="Times New Roman" w:cs="Times New Roman" w:hint="eastAsia"/>
+          <w:rFonts w:ascii="Times New Roman" w:eastAsia="標楷體" w:hAnsi="Times New Roman" w:cs="Times New Roman"/>
+        </w:rPr>
+        <w:t xml:space="preserve"> 0.80</w:t>
+      </w:r>
+      <w:r>
+        <w:rPr>
+          <w:rFonts w:ascii="Times New Roman" w:eastAsia="標楷體" w:hAnsi="Times New Roman" w:cs="Times New Roman"/>
+        </w:rPr>
+        <w:t>、</w:t>
+      </w:r>
+      <w:r>
+        <w:rPr>
+          <w:rFonts w:ascii="Times New Roman" w:eastAsia="標楷體" w:hAnsi="Times New Roman" w:cs="Times New Roman"/>
+        </w:rPr>
+        <w:t xml:space="preserve">Ischemia 0.85 </w:t>
+      </w:r>
+      <w:r>
+        <w:rPr>
+          <w:rFonts w:ascii="Times New Roman" w:eastAsia="標楷體" w:hAnsi="Times New Roman" w:cs="Times New Roman"/>
+        </w:rPr>
+        <w:t>對</w:t>
+      </w:r>
+      <w:r>
+        <w:rPr>
+          <w:rFonts w:ascii="Times New Roman" w:eastAsia="標楷體" w:hAnsi="Times New Roman" w:cs="Times New Roman"/>
+        </w:rPr>
+        <w:t xml:space="preserve"> 0.82</w:t>
+      </w:r>
+      <w:r>
+        <w:rPr>
+          <w:rFonts w:ascii="Times New Roman" w:eastAsia="標楷體" w:hAnsi="Times New Roman" w:cs="Times New Roman"/>
+        </w:rPr>
+        <w:t>、</w:t>
+      </w:r>
+      <w:r>
+        <w:rPr>
+          <w:rFonts w:ascii="Times New Roman" w:eastAsia="標楷體" w:hAnsi="Times New Roman" w:cs="Times New Roman"/>
+        </w:rPr>
+        <w:t xml:space="preserve">Normal 0.96 </w:t>
+      </w:r>
+      <w:r>
+        <w:rPr>
+          <w:rFonts w:ascii="Times New Roman" w:eastAsia="標楷體" w:hAnsi="Times New Roman" w:cs="Times New Roman"/>
+        </w:rPr>
+        <w:t>對</w:t>
+      </w:r>
+      <w:r>
+        <w:rPr>
+          <w:rFonts w:ascii="Times New Roman" w:eastAsia="標楷體" w:hAnsi="Times New Roman" w:cs="Times New Roman"/>
+        </w:rPr>
+        <w:t xml:space="preserve"> 0.94)</w:t>
+      </w:r>
+      <w:r>
+        <w:rPr>
+          <w:rFonts w:ascii="Times New Roman" w:eastAsia="標楷體" w:hAnsi="Times New Roman" w:cs="Times New Roman"/>
+        </w:rPr>
+        <w:t>。此結果顯示，在本研究大幅壓縮模型容量</w:t>
+      </w:r>
+      <w:r>
+        <w:rPr>
+          <w:rFonts w:ascii="Times New Roman" w:eastAsia="標楷體" w:hAnsi="Times New Roman" w:cs="Times New Roman"/>
+        </w:rPr>
+        <w:t xml:space="preserve"> (CNN8 </w:t>
+      </w:r>
+      <w:r>
+        <w:rPr>
+          <w:rFonts w:ascii="Times New Roman" w:eastAsia="標楷體" w:hAnsi="Times New Roman" w:cs="Times New Roman"/>
+        </w:rPr>
+        <w:t>相對於</w:t>
+      </w:r>
+      <w:r>
+        <w:rPr>
+          <w:rFonts w:ascii="Times New Roman" w:eastAsia="標楷體" w:hAnsi="Times New Roman" w:cs="Times New Roman"/>
+        </w:rPr>
+        <w:t xml:space="preserve"> Teacher </w:t>
+      </w:r>
+      <w:r>
+        <w:rPr>
+          <w:rFonts w:ascii="Times New Roman" w:eastAsia="標楷體" w:hAnsi="Times New Roman" w:cs="Times New Roman"/>
+        </w:rPr>
+        <w:t>之</w:t>
+      </w:r>
+      <w:r>
+        <w:rPr>
+          <w:rFonts w:ascii="Times New Roman" w:eastAsia="標楷體" w:hAnsi="Times New Roman" w:cs="Times New Roman"/>
+        </w:rPr>
+        <w:t xml:space="preserve"> EfficientNetB3/B0) </w:t>
+      </w:r>
+      <w:r>
+        <w:rPr>
+          <w:rFonts w:ascii="Times New Roman" w:eastAsia="標楷體" w:hAnsi="Times New Roman" w:cs="Times New Roman"/>
+        </w:rPr>
+        <w:t>的前提下，三來源蒸餾策略已能有效逼近直接以</w:t>
+      </w:r>
+      <w:r>
+        <w:rPr>
+          <w:rFonts w:ascii="Times New Roman" w:eastAsia="標楷體" w:hAnsi="Times New Roman" w:cs="Times New Roman"/>
+        </w:rPr>
+        <w:t xml:space="preserve"> hard label </w:t>
+      </w:r>
+      <w:r>
+        <w:rPr>
+          <w:rFonts w:ascii="Times New Roman" w:eastAsia="標楷體" w:hAnsi="Times New Roman" w:cs="Times New Roman"/>
+        </w:rPr>
+        <w:t>訓練的表現。惟須說明的是，此</w:t>
+      </w:r>
+      <w:r>
+        <w:rPr>
+          <w:rFonts w:ascii="Times New Roman" w:eastAsia="標楷體" w:hAnsi="Times New Roman" w:cs="Times New Roman"/>
+        </w:rPr>
+        <w:t xml:space="preserve"> baseline </w:t>
+      </w:r>
+      <w:r>
+        <w:rPr>
+          <w:rFonts w:ascii="Times New Roman" w:eastAsia="標楷體" w:hAnsi="Times New Roman" w:cs="Times New Roman"/>
+        </w:rPr>
+        <w:t>與蒸餾版</w:t>
+      </w:r>
+      <w:r>
+        <w:rPr>
+          <w:rFonts w:ascii="Times New Roman" w:eastAsia="標楷體" w:hAnsi="Times New Roman" w:cs="Times New Roman"/>
+        </w:rPr>
+        <w:t xml:space="preserve"> Student </w:t>
+      </w:r>
+      <w:r>
+        <w:rPr>
+          <w:rFonts w:ascii="Times New Roman" w:eastAsia="標楷體" w:hAnsi="Times New Roman" w:cs="Times New Roman"/>
+        </w:rPr>
+        <w:t>的網路架構</w:t>
+      </w:r>
+      <w:r>
+        <w:rPr>
+          <w:rFonts w:ascii="Times New Roman" w:eastAsia="標楷體" w:hAnsi="Times New Roman" w:cs="Times New Roman"/>
+        </w:rPr>
+        <w:t xml:space="preserve"> (</w:t>
+      </w:r>
+      <w:r>
+        <w:rPr>
+          <w:rFonts w:ascii="Times New Roman" w:eastAsia="標楷體" w:hAnsi="Times New Roman" w:cs="Times New Roman"/>
+        </w:rPr>
+        <w:t>全連接層維度、</w:t>
+      </w:r>
+      <w:r>
+        <w:rPr>
+          <w:rFonts w:ascii="Times New Roman" w:eastAsia="標楷體" w:hAnsi="Times New Roman" w:cs="Times New Roman"/>
+        </w:rPr>
+        <w:t xml:space="preserve">Dropout rate) </w:t>
+      </w:r>
+      <w:r>
+        <w:rPr>
+          <w:rFonts w:ascii="Times New Roman" w:eastAsia="標楷體" w:hAnsi="Times New Roman" w:cs="Times New Roman"/>
+        </w:rPr>
+        <w:t>及訓練超參數</w:t>
+      </w:r>
+      <w:r>
+        <w:rPr>
+          <w:rFonts w:ascii="Times New Roman" w:eastAsia="標楷體" w:hAnsi="Times New Roman" w:cs="Times New Roman"/>
+        </w:rPr>
+        <w:t xml:space="preserve"> (learning rate</w:t>
+      </w:r>
+      <w:r>
+        <w:rPr>
+          <w:rFonts w:ascii="Times New Roman" w:eastAsia="標楷體" w:hAnsi="Times New Roman" w:cs="Times New Roman"/>
+        </w:rPr>
+        <w:t>、正規化方式</w:t>
+      </w:r>
+      <w:r>
+        <w:rPr>
+          <w:rFonts w:ascii="Times New Roman" w:eastAsia="標楷體" w:hAnsi="Times New Roman" w:cs="Times New Roman"/>
         </w:rPr>
         <w:t xml:space="preserve">) </w:t>
       </w:r>
       <w:r>
         <w:rPr>
-          <w:rFonts w:ascii="Times New Roman" w:eastAsia="標楷體" w:hAnsi="Times New Roman" w:cs="Times New Roman" w:hint="eastAsia"/>
-        </w:rPr>
-        <w:t>本資料集標籤明確且樣本量充足</w:t>
-      </w:r>
-      <w:r>
-        <w:rPr>
-          <w:rFonts w:ascii="Times New Roman" w:eastAsia="標楷體" w:hAnsi="Times New Roman" w:cs="Times New Roman" w:hint="eastAsia"/>
-        </w:rPr>
-        <w:t xml:space="preserve"> (</w:t>
-      </w:r>
-      <w:r>
-        <w:rPr>
-          <w:rFonts w:ascii="Times New Roman" w:eastAsia="標楷體" w:hAnsi="Times New Roman" w:cs="Times New Roman" w:hint="eastAsia"/>
-        </w:rPr>
-        <w:t>訓練集逾</w:t>
-      </w:r>
-      <w:r>
-        <w:rPr>
-          <w:rFonts w:ascii="Times New Roman" w:eastAsia="標楷體" w:hAnsi="Times New Roman" w:cs="Times New Roman" w:hint="eastAsia"/>
-        </w:rPr>
-        <w:t xml:space="preserve"> 4200 </w:t>
-      </w:r>
-      <w:r>
-        <w:rPr>
-          <w:rFonts w:ascii="Times New Roman" w:eastAsia="標楷體" w:hAnsi="Times New Roman" w:cs="Times New Roman" w:hint="eastAsia"/>
-        </w:rPr>
-        <w:t>張</w:t>
-      </w:r>
-      <w:r>
-        <w:rPr>
-          <w:rFonts w:ascii="Times New Roman" w:eastAsia="標楷體" w:hAnsi="Times New Roman" w:cs="Times New Roman" w:hint="eastAsia"/>
-        </w:rPr>
-        <w:t>)</w:t>
-      </w:r>
-      <w:r>
-        <w:rPr>
-          <w:rFonts w:ascii="Times New Roman" w:eastAsia="標楷體" w:hAnsi="Times New Roman" w:cs="Times New Roman" w:hint="eastAsia"/>
-        </w:rPr>
-        <w:t>，在此條件下，</w:t>
-      </w:r>
-      <w:r>
-        <w:rPr>
-          <w:rFonts w:ascii="Times New Roman" w:eastAsia="標楷體" w:hAnsi="Times New Roman" w:cs="Times New Roman" w:hint="eastAsia"/>
-        </w:rPr>
-        <w:t xml:space="preserve">Student </w:t>
-      </w:r>
-      <w:r>
-        <w:rPr>
-          <w:rFonts w:ascii="Times New Roman" w:eastAsia="標楷體" w:hAnsi="Times New Roman" w:cs="Times New Roman" w:hint="eastAsia"/>
-        </w:rPr>
-        <w:t>模型直接以</w:t>
-      </w:r>
-      <w:r>
-        <w:rPr>
-          <w:rFonts w:ascii="Times New Roman" w:eastAsia="標楷體" w:hAnsi="Times New Roman" w:cs="Times New Roman" w:hint="eastAsia"/>
-        </w:rPr>
-        <w:t xml:space="preserve"> hard label </w:t>
-      </w:r>
-      <w:r>
-        <w:rPr>
-          <w:rFonts w:ascii="Times New Roman" w:eastAsia="標楷體" w:hAnsi="Times New Roman" w:cs="Times New Roman" w:hint="eastAsia"/>
-        </w:rPr>
-        <w:t>學習已具備足夠的</w:t>
-      </w:r>
-      <w:r>
-        <w:rPr>
-          <w:rFonts w:ascii="Times New Roman" w:eastAsia="標楷體" w:hAnsi="Times New Roman" w:cs="Times New Roman" w:hint="eastAsia"/>
-        </w:rPr>
-        <w:t xml:space="preserve"> </w:t>
-      </w:r>
-      <w:r>
-        <w:rPr>
-          <w:rFonts w:ascii="Times New Roman" w:eastAsia="標楷體" w:hAnsi="Times New Roman" w:cs="Times New Roman" w:hint="eastAsia"/>
-        </w:rPr>
-        <w:t>監督訊號，蒸餾所提供的</w:t>
-      </w:r>
-      <w:r>
-        <w:rPr>
-          <w:rFonts w:ascii="Times New Roman" w:eastAsia="標楷體" w:hAnsi="Times New Roman" w:cs="Times New Roman" w:hint="eastAsia"/>
-        </w:rPr>
-        <w:t xml:space="preserve"> soft label </w:t>
-      </w:r>
-      <w:r>
-        <w:rPr>
-          <w:rFonts w:ascii="Times New Roman" w:eastAsia="標楷體" w:hAnsi="Times New Roman" w:cs="Times New Roman" w:hint="eastAsia"/>
-        </w:rPr>
-        <w:t>額外資訊，其邊際效益本就有限；</w:t>
-      </w:r>
-      <w:r>
-        <w:rPr>
-          <w:rFonts w:ascii="Times New Roman" w:eastAsia="標楷體" w:hAnsi="Times New Roman" w:cs="Times New Roman" w:hint="eastAsia"/>
-        </w:rPr>
-        <w:t>(</w:t>
-      </w:r>
-      <w:r>
-        <w:rPr>
-          <w:rFonts w:ascii="Times New Roman" w:eastAsia="標楷體" w:hAnsi="Times New Roman" w:cs="Times New Roman" w:hint="eastAsia"/>
-        </w:rPr>
-        <w:t>二</w:t>
-      </w:r>
-      <w:r>
-        <w:rPr>
-          <w:rFonts w:ascii="Times New Roman" w:eastAsia="標楷體" w:hAnsi="Times New Roman" w:cs="Times New Roman" w:hint="eastAsia"/>
-        </w:rPr>
-        <w:t xml:space="preserve">) </w:t>
-      </w:r>
-      <w:r>
-        <w:rPr>
-          <w:rFonts w:ascii="Times New Roman" w:eastAsia="標楷體" w:hAnsi="Times New Roman" w:cs="Times New Roman" w:hint="eastAsia"/>
-        </w:rPr>
-        <w:t>此</w:t>
-      </w:r>
-      <w:r>
-        <w:rPr>
-          <w:rFonts w:ascii="Times New Roman" w:eastAsia="標楷體" w:hAnsi="Times New Roman" w:cs="Times New Roman" w:hint="eastAsia"/>
-        </w:rPr>
-        <w:t xml:space="preserve"> baseline </w:t>
-      </w:r>
-      <w:r>
-        <w:rPr>
-          <w:rFonts w:ascii="Times New Roman" w:eastAsia="標楷體" w:hAnsi="Times New Roman" w:cs="Times New Roman" w:hint="eastAsia"/>
-        </w:rPr>
-        <w:t>與蒸餾版</w:t>
-      </w:r>
-      <w:r>
-        <w:rPr>
-          <w:rFonts w:ascii="Times New Roman" w:eastAsia="標楷體" w:hAnsi="Times New Roman" w:cs="Times New Roman" w:hint="eastAsia"/>
-        </w:rPr>
-        <w:t xml:space="preserve"> Student </w:t>
-      </w:r>
-      <w:r>
-        <w:rPr>
-          <w:rFonts w:ascii="Times New Roman" w:eastAsia="標楷體" w:hAnsi="Times New Roman" w:cs="Times New Roman" w:hint="eastAsia"/>
-        </w:rPr>
-        <w:t>的網路架構</w:t>
-      </w:r>
-      <w:r>
-        <w:rPr>
-          <w:rFonts w:ascii="Times New Roman" w:eastAsia="標楷體" w:hAnsi="Times New Roman" w:cs="Times New Roman" w:hint="eastAsia"/>
-        </w:rPr>
-        <w:t xml:space="preserve"> (</w:t>
-      </w:r>
-      <w:r>
-        <w:rPr>
-          <w:rFonts w:ascii="Times New Roman" w:eastAsia="標楷體" w:hAnsi="Times New Roman" w:cs="Times New Roman" w:hint="eastAsia"/>
-        </w:rPr>
-        <w:t>全連接層維度、</w:t>
-      </w:r>
-      <w:r>
-        <w:rPr>
-          <w:rFonts w:ascii="Times New Roman" w:eastAsia="標楷體" w:hAnsi="Times New Roman" w:cs="Times New Roman" w:hint="eastAsia"/>
-        </w:rPr>
-        <w:t xml:space="preserve">Dropout rate) </w:t>
-      </w:r>
-      <w:r>
-        <w:rPr>
-          <w:rFonts w:ascii="Times New Roman" w:eastAsia="標楷體" w:hAnsi="Times New Roman" w:cs="Times New Roman" w:hint="eastAsia"/>
-        </w:rPr>
-        <w:t>及訓練超函數</w:t>
-      </w:r>
-      <w:r>
-        <w:rPr>
-          <w:rFonts w:ascii="Times New Roman" w:eastAsia="標楷體" w:hAnsi="Times New Roman" w:cs="Times New Roman" w:hint="eastAsia"/>
-        </w:rPr>
-        <w:t xml:space="preserve"> (learning rate</w:t>
-      </w:r>
-      <w:r>
-        <w:rPr>
-          <w:rFonts w:ascii="Times New Roman" w:eastAsia="標楷體" w:hAnsi="Times New Roman" w:cs="Times New Roman" w:hint="eastAsia"/>
-        </w:rPr>
-        <w:t>、正規化方式</w:t>
-      </w:r>
-      <w:r>
-        <w:rPr>
-          <w:rFonts w:ascii="Times New Roman" w:eastAsia="標楷體" w:hAnsi="Times New Roman" w:cs="Times New Roman" w:hint="eastAsia"/>
-        </w:rPr>
-        <w:t xml:space="preserve">) </w:t>
-      </w:r>
-      <w:r>
-        <w:rPr>
-          <w:rFonts w:ascii="Times New Roman" w:eastAsia="標楷體" w:hAnsi="Times New Roman" w:cs="Times New Roman" w:hint="eastAsia"/>
-        </w:rPr>
-        <w:t>並未完全對其，兩者的差異無法完全歸因於「是否蒸餾」此單一變因。因此，本研究並未將知識蒸餾的核心價值定位於「超越直接訓練的準確率」，而是聚焦於太大幅壓縮模型容量</w:t>
-      </w:r>
-      <w:r>
-        <w:rPr>
-          <w:rFonts w:ascii="Times New Roman" w:eastAsia="標楷體" w:hAnsi="Times New Roman" w:cs="Times New Roman" w:hint="eastAsia"/>
-        </w:rPr>
-        <w:t xml:space="preserve"> (Student </w:t>
-      </w:r>
-      <w:r>
-        <w:rPr>
-          <w:rFonts w:ascii="Times New Roman" w:eastAsia="標楷體" w:hAnsi="Times New Roman" w:cs="Times New Roman" w:hint="eastAsia"/>
-        </w:rPr>
-        <w:t>餐數量遠小於</w:t>
-      </w:r>
-      <w:r>
-        <w:rPr>
-          <w:rFonts w:ascii="Times New Roman" w:eastAsia="標楷體" w:hAnsi="Times New Roman" w:cs="Times New Roman" w:hint="eastAsia"/>
-        </w:rPr>
-        <w:t xml:space="preserve"> Teacher </w:t>
-      </w:r>
-      <w:r>
-        <w:rPr>
-          <w:rFonts w:ascii="Times New Roman" w:eastAsia="標楷體" w:hAnsi="Times New Roman" w:cs="Times New Roman" w:hint="eastAsia"/>
-        </w:rPr>
-        <w:t>之</w:t>
-      </w:r>
-      <w:r>
-        <w:rPr>
-          <w:rFonts w:ascii="Times New Roman" w:eastAsia="標楷體" w:hAnsi="Times New Roman" w:cs="Times New Roman" w:hint="eastAsia"/>
-        </w:rPr>
-        <w:t xml:space="preserve"> EfficientNetB3/B0)</w:t>
-      </w:r>
-      <w:r>
-        <w:rPr>
-          <w:rFonts w:ascii="Times New Roman" w:eastAsia="標楷體" w:hAnsi="Times New Roman" w:cs="Times New Roman"/>
-        </w:rPr>
-        <w:t xml:space="preserve"> </w:t>
-      </w:r>
-      <w:r>
-        <w:rPr>
-          <w:rFonts w:ascii="Times New Roman" w:eastAsia="標楷體" w:hAnsi="Times New Roman" w:cs="Times New Roman" w:hint="eastAsia"/>
-        </w:rPr>
-        <w:t>的前提下，探討不同蒸餾策略對知識保留效率與少數類別</w:t>
-      </w:r>
-      <w:r>
-        <w:rPr>
-          <w:rFonts w:ascii="Times New Roman" w:eastAsia="標楷體" w:hAnsi="Times New Roman" w:cs="Times New Roman" w:hint="eastAsia"/>
-        </w:rPr>
-        <w:t xml:space="preserve"> (</w:t>
-      </w:r>
-      <w:r>
-        <w:rPr>
-          <w:rFonts w:ascii="Times New Roman" w:eastAsia="標楷體" w:hAnsi="Times New Roman" w:cs="Times New Roman" w:hint="eastAsia"/>
-        </w:rPr>
-        <w:t>如</w:t>
-      </w:r>
-      <w:r>
-        <w:rPr>
-          <w:rFonts w:ascii="Times New Roman" w:eastAsia="標楷體" w:hAnsi="Times New Roman" w:cs="Times New Roman" w:hint="eastAsia"/>
-        </w:rPr>
-        <w:t xml:space="preserve"> Ischemia) </w:t>
-      </w:r>
-      <w:r>
-        <w:rPr>
-          <w:rFonts w:ascii="Times New Roman" w:eastAsia="標楷體" w:hAnsi="Times New Roman" w:cs="Times New Roman" w:hint="eastAsia"/>
-        </w:rPr>
-        <w:t>判斷能力的影響，此為後續</w:t>
-      </w:r>
-      <w:r>
-        <w:rPr>
-          <w:rFonts w:ascii="Times New Roman" w:eastAsia="標楷體" w:hAnsi="Times New Roman" w:cs="Times New Roman" w:hint="eastAsia"/>
+          <w:rFonts w:ascii="Times New Roman" w:eastAsia="標楷體" w:hAnsi="Times New Roman" w:cs="Times New Roman"/>
+        </w:rPr>
+        <w:t>並未完全對齊，兩者的些微差異無法完全歸因於「是否蒸餾」此單一變因。因此，本研究並未將知識蒸餾的核心價值定位於「超越直接訓練的準確率」，而是聚焦於在大幅壓縮模型容量的前提下，探討不同蒸餾策略對知識保留效率與各類別判斷能力的影響，此為後續</w:t>
+      </w:r>
+      <w:r>
+        <w:rPr>
+          <w:rFonts w:ascii="Times New Roman" w:eastAsia="標楷體" w:hAnsi="Times New Roman" w:cs="Times New Roman"/>
         </w:rPr>
         <w:t xml:space="preserve"> 4.2.2 </w:t>
       </w:r>
       <w:r>
         <w:rPr>
-          <w:rFonts w:ascii="Times New Roman" w:eastAsia="標楷體" w:hAnsi="Times New Roman" w:cs="Times New Roman" w:hint="eastAsia"/>
+          <w:rFonts w:ascii="Times New Roman" w:eastAsia="標楷體" w:hAnsi="Times New Roman" w:cs="Times New Roman"/>
         </w:rPr>
         <w:t>節的比較重點。</w:t>
       </w:r>
@@ -8659,7 +8815,13 @@
               <w:rPr>
                 <w:rFonts w:ascii="Times New Roman" w:eastAsia="標楷體" w:hAnsi="Times New Roman" w:cs="Times New Roman" w:hint="eastAsia"/>
               </w:rPr>
-              <w:t>87.74%</w:t>
+              <w:t>90.38</w:t>
+            </w:r>
+            <w:r>
+              <w:rPr>
+                <w:rFonts w:ascii="Times New Roman" w:eastAsia="標楷體" w:hAnsi="Times New Roman" w:cs="Times New Roman" w:hint="eastAsia"/>
+              </w:rPr>
+              <w:t>%</w:t>
             </w:r>
           </w:p>
         </w:tc>
@@ -8671,14 +8833,20 @@
             <w:pPr>
               <w:jc w:val="center"/>
               <w:rPr>
-                <w:rFonts w:ascii="Times New Roman" w:eastAsia="標楷體" w:hAnsi="Times New Roman" w:cs="Times New Roman"/>
-              </w:rPr>
-            </w:pPr>
-            <w:r>
-              <w:rPr>
-                <w:rFonts w:ascii="Times New Roman" w:eastAsia="標楷體" w:hAnsi="Times New Roman" w:cs="Times New Roman" w:hint="eastAsia"/>
-              </w:rPr>
-              <w:t>0.76</w:t>
+                <w:rFonts w:ascii="Times New Roman" w:eastAsia="標楷體" w:hAnsi="Times New Roman" w:cs="Times New Roman" w:hint="eastAsia"/>
+              </w:rPr>
+            </w:pPr>
+            <w:r>
+              <w:rPr>
+                <w:rFonts w:ascii="Times New Roman" w:eastAsia="標楷體" w:hAnsi="Times New Roman" w:cs="Times New Roman" w:hint="eastAsia"/>
+              </w:rPr>
+              <w:t>0.</w:t>
+            </w:r>
+            <w:r>
+              <w:rPr>
+                <w:rFonts w:ascii="Times New Roman" w:eastAsia="標楷體" w:hAnsi="Times New Roman" w:cs="Times New Roman" w:hint="eastAsia"/>
+              </w:rPr>
+              <w:t>80</w:t>
             </w:r>
           </w:p>
         </w:tc>
@@ -8690,14 +8858,20 @@
             <w:pPr>
               <w:jc w:val="center"/>
               <w:rPr>
-                <w:rFonts w:ascii="Times New Roman" w:eastAsia="標楷體" w:hAnsi="Times New Roman" w:cs="Times New Roman"/>
-              </w:rPr>
-            </w:pPr>
-            <w:r>
-              <w:rPr>
-                <w:rFonts w:ascii="Times New Roman" w:eastAsia="標楷體" w:hAnsi="Times New Roman" w:cs="Times New Roman" w:hint="eastAsia"/>
-              </w:rPr>
-              <w:t>0.70</w:t>
+                <w:rFonts w:ascii="Times New Roman" w:eastAsia="標楷體" w:hAnsi="Times New Roman" w:cs="Times New Roman" w:hint="eastAsia"/>
+              </w:rPr>
+            </w:pPr>
+            <w:r>
+              <w:rPr>
+                <w:rFonts w:ascii="Times New Roman" w:eastAsia="標楷體" w:hAnsi="Times New Roman" w:cs="Times New Roman" w:hint="eastAsia"/>
+              </w:rPr>
+              <w:t>0.</w:t>
+            </w:r>
+            <w:r>
+              <w:rPr>
+                <w:rFonts w:ascii="Times New Roman" w:eastAsia="標楷體" w:hAnsi="Times New Roman" w:cs="Times New Roman" w:hint="eastAsia"/>
+              </w:rPr>
+              <w:t>82</w:t>
             </w:r>
           </w:p>
         </w:tc>
@@ -8716,7 +8890,13 @@
               <w:rPr>
                 <w:rFonts w:ascii="Times New Roman" w:eastAsia="標楷體" w:hAnsi="Times New Roman" w:cs="Times New Roman" w:hint="eastAsia"/>
               </w:rPr>
-              <w:t>0.95</w:t>
+              <w:t>0.9</w:t>
+            </w:r>
+            <w:r>
+              <w:rPr>
+                <w:rFonts w:ascii="Times New Roman" w:eastAsia="標楷體" w:hAnsi="Times New Roman" w:cs="Times New Roman" w:hint="eastAsia"/>
+              </w:rPr>
+              <w:t>4</w:t>
             </w:r>
           </w:p>
         </w:tc>
@@ -8823,13 +9003,31 @@
         <w:rPr>
           <w:rFonts w:ascii="Times New Roman" w:eastAsia="標楷體" w:hAnsi="Times New Roman" w:cs="Times New Roman" w:hint="eastAsia"/>
         </w:rPr>
-        <w:t xml:space="preserve"> 10.52 </w:t>
-      </w:r>
-      <w:r>
-        <w:rPr>
-          <w:rFonts w:ascii="Times New Roman" w:eastAsia="標楷體" w:hAnsi="Times New Roman" w:cs="Times New Roman" w:hint="eastAsia"/>
-        </w:rPr>
-        <w:t>葛百分點，其中</w:t>
+        <w:t xml:space="preserve"> 1</w:t>
+      </w:r>
+      <w:r>
+        <w:rPr>
+          <w:rFonts w:ascii="Times New Roman" w:eastAsia="標楷體" w:hAnsi="Times New Roman" w:cs="Times New Roman" w:hint="eastAsia"/>
+        </w:rPr>
+        <w:t>3.16</w:t>
+      </w:r>
+      <w:r>
+        <w:rPr>
+          <w:rFonts w:ascii="Times New Roman" w:eastAsia="標楷體" w:hAnsi="Times New Roman" w:cs="Times New Roman" w:hint="eastAsia"/>
+        </w:rPr>
+        <w:t xml:space="preserve"> </w:t>
+      </w:r>
+      <w:r>
+        <w:rPr>
+          <w:rFonts w:ascii="Times New Roman" w:eastAsia="標楷體" w:hAnsi="Times New Roman" w:cs="Times New Roman" w:hint="eastAsia"/>
+        </w:rPr>
+        <w:t>個</w:t>
+      </w:r>
+      <w:r>
+        <w:rPr>
+          <w:rFonts w:ascii="Times New Roman" w:eastAsia="標楷體" w:hAnsi="Times New Roman" w:cs="Times New Roman" w:hint="eastAsia"/>
+        </w:rPr>
+        <w:t>百分點，其中</w:t>
       </w:r>
       <w:r>
         <w:rPr>
@@ -9928,7 +10126,19 @@
               <w:rPr>
                 <w:rFonts w:ascii="Times New Roman" w:eastAsia="標楷體" w:hAnsi="Times New Roman" w:cs="Times New Roman" w:hint="eastAsia"/>
               </w:rPr>
-              <w:t>96.17%</w:t>
+              <w:t>96</w:t>
+            </w:r>
+            <w:r>
+              <w:rPr>
+                <w:rFonts w:ascii="Times New Roman" w:eastAsia="標楷體" w:hAnsi="Times New Roman" w:cs="Times New Roman" w:hint="eastAsia"/>
+              </w:rPr>
+              <w:t>.24</w:t>
+            </w:r>
+            <w:r>
+              <w:rPr>
+                <w:rFonts w:ascii="Times New Roman" w:eastAsia="標楷體" w:hAnsi="Times New Roman" w:cs="Times New Roman" w:hint="eastAsia"/>
+              </w:rPr>
+              <w:t>%</w:t>
             </w:r>
           </w:p>
         </w:tc>
@@ -10006,7 +10216,19 @@
               <w:rPr>
                 <w:rFonts w:ascii="Times New Roman" w:eastAsia="標楷體" w:hAnsi="Times New Roman" w:cs="Times New Roman" w:hint="eastAsia"/>
               </w:rPr>
-              <w:t>94.81%</w:t>
+              <w:t>9</w:t>
+            </w:r>
+            <w:r>
+              <w:rPr>
+                <w:rFonts w:ascii="Times New Roman" w:eastAsia="標楷體" w:hAnsi="Times New Roman" w:cs="Times New Roman" w:hint="eastAsia"/>
+              </w:rPr>
+              <w:t>5.04</w:t>
+            </w:r>
+            <w:r>
+              <w:rPr>
+                <w:rFonts w:ascii="Times New Roman" w:eastAsia="標楷體" w:hAnsi="Times New Roman" w:cs="Times New Roman" w:hint="eastAsia"/>
+              </w:rPr>
+              <w:t>%</w:t>
             </w:r>
           </w:p>
         </w:tc>
@@ -10084,7 +10306,13 @@
               <w:rPr>
                 <w:rFonts w:ascii="Times New Roman" w:eastAsia="標楷體" w:hAnsi="Times New Roman" w:cs="Times New Roman" w:hint="eastAsia"/>
               </w:rPr>
-              <w:t>92.33%</w:t>
+              <w:t>82.14</w:t>
+            </w:r>
+            <w:r>
+              <w:rPr>
+                <w:rFonts w:ascii="Times New Roman" w:eastAsia="標楷體" w:hAnsi="Times New Roman" w:cs="Times New Roman" w:hint="eastAsia"/>
+              </w:rPr>
+              <w:t>%</w:t>
             </w:r>
           </w:p>
         </w:tc>
@@ -10162,7 +10390,13 @@
               <w:rPr>
                 <w:rFonts w:ascii="Times New Roman" w:eastAsia="標楷體" w:hAnsi="Times New Roman" w:cs="Times New Roman" w:hint="eastAsia"/>
               </w:rPr>
-              <w:t>87.74%</w:t>
+              <w:t>90.38</w:t>
+            </w:r>
+            <w:r>
+              <w:rPr>
+                <w:rFonts w:ascii="Times New Roman" w:eastAsia="標楷體" w:hAnsi="Times New Roman" w:cs="Times New Roman" w:hint="eastAsia"/>
+              </w:rPr>
+              <w:t>%</w:t>
             </w:r>
           </w:p>
         </w:tc>
@@ -10203,7 +10437,19 @@
         <w:rPr>
           <w:rFonts w:ascii="Times New Roman" w:eastAsia="標楷體" w:hAnsi="Times New Roman" w:cs="Times New Roman" w:hint="eastAsia"/>
         </w:rPr>
-        <w:t>96.17%)</w:t>
+        <w:t>96.</w:t>
+      </w:r>
+      <w:r>
+        <w:rPr>
+          <w:rFonts w:ascii="Times New Roman" w:eastAsia="標楷體" w:hAnsi="Times New Roman" w:cs="Times New Roman" w:hint="eastAsia"/>
+        </w:rPr>
+        <w:t>24</w:t>
+      </w:r>
+      <w:r>
+        <w:rPr>
+          <w:rFonts w:ascii="Times New Roman" w:eastAsia="標楷體" w:hAnsi="Times New Roman" w:cs="Times New Roman" w:hint="eastAsia"/>
+        </w:rPr>
+        <w:t>%)</w:t>
       </w:r>
       <w:r>
         <w:rPr>
@@ -10221,7 +10467,19 @@
         <w:rPr>
           <w:rFonts w:ascii="Times New Roman" w:eastAsia="標楷體" w:hAnsi="Times New Roman" w:cs="Times New Roman" w:hint="eastAsia"/>
         </w:rPr>
-        <w:t xml:space="preserve"> 91.24%</w:t>
+        <w:t xml:space="preserve"> 9</w:t>
+      </w:r>
+      <w:r>
+        <w:rPr>
+          <w:rFonts w:ascii="Times New Roman" w:eastAsia="標楷體" w:hAnsi="Times New Roman" w:cs="Times New Roman" w:hint="eastAsia"/>
+        </w:rPr>
+        <w:t>3.91</w:t>
+      </w:r>
+      <w:r>
+        <w:rPr>
+          <w:rFonts w:ascii="Times New Roman" w:eastAsia="標楷體" w:hAnsi="Times New Roman" w:cs="Times New Roman" w:hint="eastAsia"/>
+        </w:rPr>
+        <w:t>%</w:t>
       </w:r>
       <w:r>
         <w:rPr>
@@ -10240,6 +10498,72 @@
           <w:rFonts w:ascii="Times New Roman" w:eastAsia="標楷體" w:hAnsi="Times New Roman" w:cs="Times New Roman" w:hint="eastAsia"/>
         </w:rPr>
         <w:t>絕大部分的判斷能力。</w:t>
+      </w:r>
+      <w:r>
+        <w:rPr>
+          <w:rFonts w:ascii="Times New Roman" w:eastAsia="標楷體" w:hAnsi="Times New Roman" w:cs="Times New Roman"/>
+        </w:rPr>
+        <w:t>值得留意的是，</w:t>
+      </w:r>
+      <w:r>
+        <w:rPr>
+          <w:rFonts w:ascii="Times New Roman" w:eastAsia="標楷體" w:hAnsi="Times New Roman" w:cs="Times New Roman"/>
+        </w:rPr>
+        <w:t xml:space="preserve">TA </w:t>
+      </w:r>
+      <w:r>
+        <w:rPr>
+          <w:rFonts w:ascii="Times New Roman" w:eastAsia="標楷體" w:hAnsi="Times New Roman" w:cs="Times New Roman"/>
+        </w:rPr>
+        <w:t>模型之準確率（</w:t>
+      </w:r>
+      <w:r>
+        <w:rPr>
+          <w:rFonts w:ascii="Times New Roman" w:eastAsia="標楷體" w:hAnsi="Times New Roman" w:cs="Times New Roman"/>
+        </w:rPr>
+        <w:t>82.41%</w:t>
+      </w:r>
+      <w:r>
+        <w:rPr>
+          <w:rFonts w:ascii="Times New Roman" w:eastAsia="標楷體" w:hAnsi="Times New Roman" w:cs="Times New Roman"/>
+        </w:rPr>
+        <w:t>）明顯低於</w:t>
+      </w:r>
+      <w:r>
+        <w:rPr>
+          <w:rFonts w:ascii="Times New Roman" w:eastAsia="標楷體" w:hAnsi="Times New Roman" w:cs="Times New Roman"/>
+        </w:rPr>
+        <w:t xml:space="preserve"> Student </w:t>
+      </w:r>
+      <w:r>
+        <w:rPr>
+          <w:rFonts w:ascii="Times New Roman" w:eastAsia="標楷體" w:hAnsi="Times New Roman" w:cs="Times New Roman"/>
+        </w:rPr>
+        <w:t>模型（</w:t>
+      </w:r>
+      <w:r>
+        <w:rPr>
+          <w:rFonts w:ascii="Times New Roman" w:eastAsia="標楷體" w:hAnsi="Times New Roman" w:cs="Times New Roman"/>
+        </w:rPr>
+        <w:t>90.38%</w:t>
+      </w:r>
+      <w:r>
+        <w:rPr>
+          <w:rFonts w:ascii="Times New Roman" w:eastAsia="標楷體" w:hAnsi="Times New Roman" w:cs="Times New Roman"/>
+        </w:rPr>
+        <w:t>），此一現象將於本章第</w:t>
+      </w:r>
+      <w:r>
+        <w:rPr>
+          <w:rFonts w:ascii="Times New Roman" w:eastAsia="標楷體" w:hAnsi="Times New Roman" w:cs="Times New Roman"/>
+        </w:rPr>
+        <w:t xml:space="preserve"> 4.4 </w:t>
+      </w:r>
+      <w:r>
+        <w:rPr>
+          <w:rFonts w:ascii="Times New Roman" w:eastAsia="標楷體" w:hAnsi="Times New Roman" w:cs="Times New Roman"/>
+        </w:rPr>
+        <w:t>節一併討論。</w:t>
       </w:r>
     </w:p>
     <w:p>
@@ -10292,7 +10616,7 @@
       <w:tr>
         <w:tc>
           <w:tcPr>
-            <w:tcW w:w="1011" w:type="pct"/>
+            <w:tcW w:w="1010" w:type="pct"/>
             <w:tcBorders>
               <w:top w:val="single" w:sz="4" w:space="0" w:color="auto"/>
               <w:bottom w:val="single" w:sz="4" w:space="0" w:color="auto"/>
@@ -10455,7 +10779,7 @@
       <w:tr>
         <w:tc>
           <w:tcPr>
-            <w:tcW w:w="1011" w:type="pct"/>
+            <w:tcW w:w="1010" w:type="pct"/>
             <w:tcBorders>
               <w:top w:val="single" w:sz="4" w:space="0" w:color="auto"/>
             </w:tcBorders>
@@ -10493,7 +10817,19 @@
               <w:rPr>
                 <w:rFonts w:ascii="Times New Roman" w:eastAsia="標楷體" w:hAnsi="Times New Roman" w:cs="Times New Roman" w:hint="eastAsia"/>
               </w:rPr>
-              <w:t>0.62</w:t>
+              <w:t>0.</w:t>
+            </w:r>
+            <w:r>
+              <w:rPr>
+                <w:rFonts w:ascii="Times New Roman" w:eastAsia="標楷體" w:hAnsi="Times New Roman" w:cs="Times New Roman" w:hint="eastAsia"/>
+              </w:rPr>
+              <w:t>9</w:t>
+            </w:r>
+            <w:r>
+              <w:rPr>
+                <w:rFonts w:ascii="Times New Roman" w:eastAsia="標楷體" w:hAnsi="Times New Roman" w:cs="Times New Roman" w:hint="eastAsia"/>
+              </w:rPr>
+              <w:t>2</w:t>
             </w:r>
           </w:p>
         </w:tc>
@@ -10508,14 +10844,20 @@
             <w:pPr>
               <w:jc w:val="center"/>
               <w:rPr>
-                <w:rFonts w:ascii="Times New Roman" w:eastAsia="標楷體" w:hAnsi="Times New Roman" w:cs="Times New Roman"/>
-              </w:rPr>
-            </w:pPr>
-            <w:r>
-              <w:rPr>
-                <w:rFonts w:ascii="Times New Roman" w:eastAsia="標楷體" w:hAnsi="Times New Roman" w:cs="Times New Roman" w:hint="eastAsia"/>
-              </w:rPr>
-              <w:t>0.99</w:t>
+                <w:rFonts w:ascii="Times New Roman" w:eastAsia="標楷體" w:hAnsi="Times New Roman" w:cs="Times New Roman" w:hint="eastAsia"/>
+              </w:rPr>
+            </w:pPr>
+            <w:r>
+              <w:rPr>
+                <w:rFonts w:ascii="Times New Roman" w:eastAsia="標楷體" w:hAnsi="Times New Roman" w:cs="Times New Roman" w:hint="eastAsia"/>
+              </w:rPr>
+              <w:t>0.</w:t>
+            </w:r>
+            <w:r>
+              <w:rPr>
+                <w:rFonts w:ascii="Times New Roman" w:eastAsia="標楷體" w:hAnsi="Times New Roman" w:cs="Times New Roman" w:hint="eastAsia"/>
+              </w:rPr>
+              <w:t>71</w:t>
             </w:r>
           </w:p>
         </w:tc>
@@ -10530,14 +10872,20 @@
             <w:pPr>
               <w:jc w:val="center"/>
               <w:rPr>
-                <w:rFonts w:ascii="Times New Roman" w:eastAsia="標楷體" w:hAnsi="Times New Roman" w:cs="Times New Roman"/>
-              </w:rPr>
-            </w:pPr>
-            <w:r>
-              <w:rPr>
-                <w:rFonts w:ascii="Times New Roman" w:eastAsia="標楷體" w:hAnsi="Times New Roman" w:cs="Times New Roman" w:hint="eastAsia"/>
-              </w:rPr>
-              <w:t>0.76</w:t>
+                <w:rFonts w:ascii="Times New Roman" w:eastAsia="標楷體" w:hAnsi="Times New Roman" w:cs="Times New Roman" w:hint="eastAsia"/>
+              </w:rPr>
+            </w:pPr>
+            <w:r>
+              <w:rPr>
+                <w:rFonts w:ascii="Times New Roman" w:eastAsia="標楷體" w:hAnsi="Times New Roman" w:cs="Times New Roman" w:hint="eastAsia"/>
+              </w:rPr>
+              <w:t>0.</w:t>
+            </w:r>
+            <w:r>
+              <w:rPr>
+                <w:rFonts w:ascii="Times New Roman" w:eastAsia="標楷體" w:hAnsi="Times New Roman" w:cs="Times New Roman" w:hint="eastAsia"/>
+              </w:rPr>
+              <w:t>80</w:t>
             </w:r>
           </w:p>
         </w:tc>
@@ -10552,14 +10900,20 @@
             <w:pPr>
               <w:jc w:val="center"/>
               <w:rPr>
-                <w:rFonts w:ascii="Times New Roman" w:eastAsia="標楷體" w:hAnsi="Times New Roman" w:cs="Times New Roman"/>
-              </w:rPr>
-            </w:pPr>
-            <w:r>
-              <w:rPr>
-                <w:rFonts w:ascii="Times New Roman" w:eastAsia="標楷體" w:hAnsi="Times New Roman" w:cs="Times New Roman" w:hint="eastAsia"/>
-              </w:rPr>
-              <w:t>0.8785</w:t>
+                <w:rFonts w:ascii="Times New Roman" w:eastAsia="標楷體" w:hAnsi="Times New Roman" w:cs="Times New Roman" w:hint="eastAsia"/>
+              </w:rPr>
+            </w:pPr>
+            <w:r>
+              <w:rPr>
+                <w:rFonts w:ascii="Times New Roman" w:eastAsia="標楷體" w:hAnsi="Times New Roman" w:cs="Times New Roman" w:hint="eastAsia"/>
+              </w:rPr>
+              <w:t>0.</w:t>
+            </w:r>
+            <w:r>
+              <w:rPr>
+                <w:rFonts w:ascii="Times New Roman" w:eastAsia="標楷體" w:hAnsi="Times New Roman" w:cs="Times New Roman" w:hint="eastAsia"/>
+              </w:rPr>
+              <w:t>9874</w:t>
             </w:r>
           </w:p>
         </w:tc>
@@ -10574,14 +10928,20 @@
             <w:pPr>
               <w:jc w:val="center"/>
               <w:rPr>
-                <w:rFonts w:ascii="Times New Roman" w:eastAsia="標楷體" w:hAnsi="Times New Roman" w:cs="Times New Roman"/>
-              </w:rPr>
-            </w:pPr>
-            <w:r>
-              <w:rPr>
-                <w:rFonts w:ascii="Times New Roman" w:eastAsia="標楷體" w:hAnsi="Times New Roman" w:cs="Times New Roman" w:hint="eastAsia"/>
-              </w:rPr>
-              <w:t>0.9969</w:t>
+                <w:rFonts w:ascii="Times New Roman" w:eastAsia="標楷體" w:hAnsi="Times New Roman" w:cs="Times New Roman" w:hint="eastAsia"/>
+              </w:rPr>
+            </w:pPr>
+            <w:r>
+              <w:rPr>
+                <w:rFonts w:ascii="Times New Roman" w:eastAsia="標楷體" w:hAnsi="Times New Roman" w:cs="Times New Roman" w:hint="eastAsia"/>
+              </w:rPr>
+              <w:t>0.9</w:t>
+            </w:r>
+            <w:r>
+              <w:rPr>
+                <w:rFonts w:ascii="Times New Roman" w:eastAsia="標楷體" w:hAnsi="Times New Roman" w:cs="Times New Roman" w:hint="eastAsia"/>
+              </w:rPr>
+              <w:t>449</w:t>
             </w:r>
           </w:p>
         </w:tc>
@@ -10596,14 +10956,20 @@
             <w:pPr>
               <w:jc w:val="center"/>
               <w:rPr>
-                <w:rFonts w:ascii="Times New Roman" w:eastAsia="標楷體" w:hAnsi="Times New Roman" w:cs="Times New Roman"/>
-              </w:rPr>
-            </w:pPr>
-            <w:r>
-              <w:rPr>
-                <w:rFonts w:ascii="Times New Roman" w:eastAsia="標楷體" w:hAnsi="Times New Roman" w:cs="Times New Roman" w:hint="eastAsia"/>
-              </w:rPr>
-              <w:t>0.9935</w:t>
+                <w:rFonts w:ascii="Times New Roman" w:eastAsia="標楷體" w:hAnsi="Times New Roman" w:cs="Times New Roman" w:hint="eastAsia"/>
+              </w:rPr>
+            </w:pPr>
+            <w:r>
+              <w:rPr>
+                <w:rFonts w:ascii="Times New Roman" w:eastAsia="標楷體" w:hAnsi="Times New Roman" w:cs="Times New Roman" w:hint="eastAsia"/>
+              </w:rPr>
+              <w:t>0.9</w:t>
+            </w:r>
+            <w:r>
+              <w:rPr>
+                <w:rFonts w:ascii="Times New Roman" w:eastAsia="標楷體" w:hAnsi="Times New Roman" w:cs="Times New Roman" w:hint="eastAsia"/>
+              </w:rPr>
+              <w:t>587</w:t>
             </w:r>
           </w:p>
         </w:tc>
@@ -10611,7 +10977,7 @@
       <w:tr>
         <w:tc>
           <w:tcPr>
-            <w:tcW w:w="1011" w:type="pct"/>
+            <w:tcW w:w="1010" w:type="pct"/>
           </w:tcPr>
           <w:p>
             <w:pPr>
@@ -10643,7 +11009,13 @@
               <w:rPr>
                 <w:rFonts w:ascii="Times New Roman" w:eastAsia="標楷體" w:hAnsi="Times New Roman" w:cs="Times New Roman" w:hint="eastAsia"/>
               </w:rPr>
-              <w:t>0.98</w:t>
+              <w:t>0.9</w:t>
+            </w:r>
+            <w:r>
+              <w:rPr>
+                <w:rFonts w:ascii="Times New Roman" w:eastAsia="標楷體" w:hAnsi="Times New Roman" w:cs="Times New Roman" w:hint="eastAsia"/>
+              </w:rPr>
+              <w:t>0</w:t>
             </w:r>
           </w:p>
         </w:tc>
@@ -10655,14 +11027,20 @@
             <w:pPr>
               <w:jc w:val="center"/>
               <w:rPr>
-                <w:rFonts w:ascii="Times New Roman" w:eastAsia="標楷體" w:hAnsi="Times New Roman" w:cs="Times New Roman"/>
-              </w:rPr>
-            </w:pPr>
-            <w:r>
-              <w:rPr>
-                <w:rFonts w:ascii="Times New Roman" w:eastAsia="標楷體" w:hAnsi="Times New Roman" w:cs="Times New Roman" w:hint="eastAsia"/>
-              </w:rPr>
-              <w:t>0.54</w:t>
+                <w:rFonts w:ascii="Times New Roman" w:eastAsia="標楷體" w:hAnsi="Times New Roman" w:cs="Times New Roman" w:hint="eastAsia"/>
+              </w:rPr>
+            </w:pPr>
+            <w:r>
+              <w:rPr>
+                <w:rFonts w:ascii="Times New Roman" w:eastAsia="標楷體" w:hAnsi="Times New Roman" w:cs="Times New Roman" w:hint="eastAsia"/>
+              </w:rPr>
+              <w:t>0.</w:t>
+            </w:r>
+            <w:r>
+              <w:rPr>
+                <w:rFonts w:ascii="Times New Roman" w:eastAsia="標楷體" w:hAnsi="Times New Roman" w:cs="Times New Roman" w:hint="eastAsia"/>
+              </w:rPr>
+              <w:t>76</w:t>
             </w:r>
           </w:p>
         </w:tc>
@@ -10674,14 +11052,20 @@
             <w:pPr>
               <w:jc w:val="center"/>
               <w:rPr>
-                <w:rFonts w:ascii="Times New Roman" w:eastAsia="標楷體" w:hAnsi="Times New Roman" w:cs="Times New Roman"/>
-              </w:rPr>
-            </w:pPr>
-            <w:r>
-              <w:rPr>
-                <w:rFonts w:ascii="Times New Roman" w:eastAsia="標楷體" w:hAnsi="Times New Roman" w:cs="Times New Roman" w:hint="eastAsia"/>
-              </w:rPr>
-              <w:t>0.70</w:t>
+                <w:rFonts w:ascii="Times New Roman" w:eastAsia="標楷體" w:hAnsi="Times New Roman" w:cs="Times New Roman" w:hint="eastAsia"/>
+              </w:rPr>
+            </w:pPr>
+            <w:r>
+              <w:rPr>
+                <w:rFonts w:ascii="Times New Roman" w:eastAsia="標楷體" w:hAnsi="Times New Roman" w:cs="Times New Roman" w:hint="eastAsia"/>
+              </w:rPr>
+              <w:t>0.</w:t>
+            </w:r>
+            <w:r>
+              <w:rPr>
+                <w:rFonts w:ascii="Times New Roman" w:eastAsia="標楷體" w:hAnsi="Times New Roman" w:cs="Times New Roman" w:hint="eastAsia"/>
+              </w:rPr>
+              <w:t>82</w:t>
             </w:r>
           </w:p>
         </w:tc>
@@ -10693,14 +11077,20 @@
             <w:pPr>
               <w:jc w:val="center"/>
               <w:rPr>
-                <w:rFonts w:ascii="Times New Roman" w:eastAsia="標楷體" w:hAnsi="Times New Roman" w:cs="Times New Roman"/>
-              </w:rPr>
-            </w:pPr>
-            <w:r>
-              <w:rPr>
-                <w:rFonts w:ascii="Times New Roman" w:eastAsia="標楷體" w:hAnsi="Times New Roman" w:cs="Times New Roman" w:hint="eastAsia"/>
-              </w:rPr>
-              <w:t>0.9982</w:t>
+                <w:rFonts w:ascii="Times New Roman" w:eastAsia="標楷體" w:hAnsi="Times New Roman" w:cs="Times New Roman" w:hint="eastAsia"/>
+              </w:rPr>
+            </w:pPr>
+            <w:r>
+              <w:rPr>
+                <w:rFonts w:ascii="Times New Roman" w:eastAsia="標楷體" w:hAnsi="Times New Roman" w:cs="Times New Roman" w:hint="eastAsia"/>
+              </w:rPr>
+              <w:t>0.9</w:t>
+            </w:r>
+            <w:r>
+              <w:rPr>
+                <w:rFonts w:ascii="Times New Roman" w:eastAsia="標楷體" w:hAnsi="Times New Roman" w:cs="Times New Roman" w:hint="eastAsia"/>
+              </w:rPr>
+              <w:t>819</w:t>
             </w:r>
           </w:p>
         </w:tc>
@@ -10712,14 +11102,20 @@
             <w:pPr>
               <w:jc w:val="center"/>
               <w:rPr>
-                <w:rFonts w:ascii="Times New Roman" w:eastAsia="標楷體" w:hAnsi="Times New Roman" w:cs="Times New Roman"/>
-              </w:rPr>
-            </w:pPr>
-            <w:r>
-              <w:rPr>
-                <w:rFonts w:ascii="Times New Roman" w:eastAsia="標楷體" w:hAnsi="Times New Roman" w:cs="Times New Roman" w:hint="eastAsia"/>
-              </w:rPr>
-              <w:t>0.9138</w:t>
+                <w:rFonts w:ascii="Times New Roman" w:eastAsia="標楷體" w:hAnsi="Times New Roman" w:cs="Times New Roman" w:hint="eastAsia"/>
+              </w:rPr>
+            </w:pPr>
+            <w:r>
+              <w:rPr>
+                <w:rFonts w:ascii="Times New Roman" w:eastAsia="標楷體" w:hAnsi="Times New Roman" w:cs="Times New Roman" w:hint="eastAsia"/>
+              </w:rPr>
+              <w:t>0.</w:t>
+            </w:r>
+            <w:r>
+              <w:rPr>
+                <w:rFonts w:ascii="Times New Roman" w:eastAsia="標楷體" w:hAnsi="Times New Roman" w:cs="Times New Roman" w:hint="eastAsia"/>
+              </w:rPr>
+              <w:t>9525</w:t>
             </w:r>
           </w:p>
         </w:tc>
@@ -10731,14 +11127,20 @@
             <w:pPr>
               <w:jc w:val="center"/>
               <w:rPr>
-                <w:rFonts w:ascii="Times New Roman" w:eastAsia="標楷體" w:hAnsi="Times New Roman" w:cs="Times New Roman"/>
-              </w:rPr>
-            </w:pPr>
-            <w:r>
-              <w:rPr>
-                <w:rFonts w:ascii="Times New Roman" w:eastAsia="標楷體" w:hAnsi="Times New Roman" w:cs="Times New Roman" w:hint="eastAsia"/>
-              </w:rPr>
-              <w:t>0.9856</w:t>
+                <w:rFonts w:ascii="Times New Roman" w:eastAsia="標楷體" w:hAnsi="Times New Roman" w:cs="Times New Roman" w:hint="eastAsia"/>
+              </w:rPr>
+            </w:pPr>
+            <w:r>
+              <w:rPr>
+                <w:rFonts w:ascii="Times New Roman" w:eastAsia="標楷體" w:hAnsi="Times New Roman" w:cs="Times New Roman" w:hint="eastAsia"/>
+              </w:rPr>
+              <w:t>0.9</w:t>
+            </w:r>
+            <w:r>
+              <w:rPr>
+                <w:rFonts w:ascii="Times New Roman" w:eastAsia="標楷體" w:hAnsi="Times New Roman" w:cs="Times New Roman" w:hint="eastAsia"/>
+              </w:rPr>
+              <w:t>676</w:t>
             </w:r>
           </w:p>
         </w:tc>
@@ -10746,7 +11148,7 @@
       <w:tr>
         <w:tc>
           <w:tcPr>
-            <w:tcW w:w="1011" w:type="pct"/>
+            <w:tcW w:w="1010" w:type="pct"/>
           </w:tcPr>
           <w:p>
             <w:pPr>
@@ -10778,7 +11180,13 @@
               <w:rPr>
                 <w:rFonts w:ascii="Times New Roman" w:eastAsia="標楷體" w:hAnsi="Times New Roman" w:cs="Times New Roman" w:hint="eastAsia"/>
               </w:rPr>
-              <w:t>0.97</w:t>
+              <w:t>0.9</w:t>
+            </w:r>
+            <w:r>
+              <w:rPr>
+                <w:rFonts w:ascii="Times New Roman" w:eastAsia="標楷體" w:hAnsi="Times New Roman" w:cs="Times New Roman" w:hint="eastAsia"/>
+              </w:rPr>
+              <w:t>0</w:t>
             </w:r>
           </w:p>
         </w:tc>
@@ -10797,7 +11205,13 @@
               <w:rPr>
                 <w:rFonts w:ascii="Times New Roman" w:eastAsia="標楷體" w:hAnsi="Times New Roman" w:cs="Times New Roman" w:hint="eastAsia"/>
               </w:rPr>
-              <w:t>0.94</w:t>
+              <w:t>0.9</w:t>
+            </w:r>
+            <w:r>
+              <w:rPr>
+                <w:rFonts w:ascii="Times New Roman" w:eastAsia="標楷體" w:hAnsi="Times New Roman" w:cs="Times New Roman" w:hint="eastAsia"/>
+              </w:rPr>
+              <w:t>9</w:t>
             </w:r>
           </w:p>
         </w:tc>
@@ -10809,14 +11223,20 @@
             <w:pPr>
               <w:jc w:val="center"/>
               <w:rPr>
-                <w:rFonts w:ascii="Times New Roman" w:eastAsia="標楷體" w:hAnsi="Times New Roman" w:cs="Times New Roman"/>
-              </w:rPr>
-            </w:pPr>
-            <w:r>
-              <w:rPr>
-                <w:rFonts w:ascii="Times New Roman" w:eastAsia="標楷體" w:hAnsi="Times New Roman" w:cs="Times New Roman" w:hint="eastAsia"/>
-              </w:rPr>
-              <w:t>0.95</w:t>
+                <w:rFonts w:ascii="Times New Roman" w:eastAsia="標楷體" w:hAnsi="Times New Roman" w:cs="Times New Roman" w:hint="eastAsia"/>
+              </w:rPr>
+            </w:pPr>
+            <w:r>
+              <w:rPr>
+                <w:rFonts w:ascii="Times New Roman" w:eastAsia="標楷體" w:hAnsi="Times New Roman" w:cs="Times New Roman" w:hint="eastAsia"/>
+              </w:rPr>
+              <w:t>0.9</w:t>
+            </w:r>
+            <w:r>
+              <w:rPr>
+                <w:rFonts w:ascii="Times New Roman" w:eastAsia="標楷體" w:hAnsi="Times New Roman" w:cs="Times New Roman" w:hint="eastAsia"/>
+              </w:rPr>
+              <w:t>4</w:t>
             </w:r>
           </w:p>
         </w:tc>
@@ -10828,14 +11248,20 @@
             <w:pPr>
               <w:jc w:val="center"/>
               <w:rPr>
-                <w:rFonts w:ascii="Times New Roman" w:eastAsia="標楷體" w:hAnsi="Times New Roman" w:cs="Times New Roman"/>
-              </w:rPr>
-            </w:pPr>
-            <w:r>
-              <w:rPr>
-                <w:rFonts w:ascii="Times New Roman" w:eastAsia="標楷體" w:hAnsi="Times New Roman" w:cs="Times New Roman" w:hint="eastAsia"/>
-              </w:rPr>
-              <w:t>0.9416</w:t>
+                <w:rFonts w:ascii="Times New Roman" w:eastAsia="標楷體" w:hAnsi="Times New Roman" w:cs="Times New Roman" w:hint="eastAsia"/>
+              </w:rPr>
+            </w:pPr>
+            <w:r>
+              <w:rPr>
+                <w:rFonts w:ascii="Times New Roman" w:eastAsia="標楷體" w:hAnsi="Times New Roman" w:cs="Times New Roman" w:hint="eastAsia"/>
+              </w:rPr>
+              <w:t>0.</w:t>
+            </w:r>
+            <w:r>
+              <w:rPr>
+                <w:rFonts w:ascii="Times New Roman" w:eastAsia="標楷體" w:hAnsi="Times New Roman" w:cs="Times New Roman" w:hint="eastAsia"/>
+              </w:rPr>
+              <w:t>7888</w:t>
             </w:r>
           </w:p>
         </w:tc>
@@ -10847,14 +11273,20 @@
             <w:pPr>
               <w:jc w:val="center"/>
               <w:rPr>
-                <w:rFonts w:ascii="Times New Roman" w:eastAsia="標楷體" w:hAnsi="Times New Roman" w:cs="Times New Roman"/>
-              </w:rPr>
-            </w:pPr>
-            <w:r>
-              <w:rPr>
-                <w:rFonts w:ascii="Times New Roman" w:eastAsia="標楷體" w:hAnsi="Times New Roman" w:cs="Times New Roman" w:hint="eastAsia"/>
-              </w:rPr>
-              <w:t>0.8821</w:t>
+                <w:rFonts w:ascii="Times New Roman" w:eastAsia="標楷體" w:hAnsi="Times New Roman" w:cs="Times New Roman" w:hint="eastAsia"/>
+              </w:rPr>
+            </w:pPr>
+            <w:r>
+              <w:rPr>
+                <w:rFonts w:ascii="Times New Roman" w:eastAsia="標楷體" w:hAnsi="Times New Roman" w:cs="Times New Roman" w:hint="eastAsia"/>
+              </w:rPr>
+              <w:t>0.</w:t>
+            </w:r>
+            <w:r>
+              <w:rPr>
+                <w:rFonts w:ascii="Times New Roman" w:eastAsia="標楷體" w:hAnsi="Times New Roman" w:cs="Times New Roman" w:hint="eastAsia"/>
+              </w:rPr>
+              <w:t>9723</w:t>
             </w:r>
           </w:p>
         </w:tc>
@@ -10866,14 +11298,20 @@
             <w:pPr>
               <w:jc w:val="center"/>
               <w:rPr>
-                <w:rFonts w:ascii="Times New Roman" w:eastAsia="標楷體" w:hAnsi="Times New Roman" w:cs="Times New Roman"/>
-              </w:rPr>
-            </w:pPr>
-            <w:r>
-              <w:rPr>
-                <w:rFonts w:ascii="Times New Roman" w:eastAsia="標楷體" w:hAnsi="Times New Roman" w:cs="Times New Roman" w:hint="eastAsia"/>
-              </w:rPr>
-              <w:t>0.9870</w:t>
+                <w:rFonts w:ascii="Times New Roman" w:eastAsia="標楷體" w:hAnsi="Times New Roman" w:cs="Times New Roman" w:hint="eastAsia"/>
+              </w:rPr>
+            </w:pPr>
+            <w:r>
+              <w:rPr>
+                <w:rFonts w:ascii="Times New Roman" w:eastAsia="標楷體" w:hAnsi="Times New Roman" w:cs="Times New Roman" w:hint="eastAsia"/>
+              </w:rPr>
+              <w:t>0.9</w:t>
+            </w:r>
+            <w:r>
+              <w:rPr>
+                <w:rFonts w:ascii="Times New Roman" w:eastAsia="標楷體" w:hAnsi="Times New Roman" w:cs="Times New Roman" w:hint="eastAsia"/>
+              </w:rPr>
+              <w:t>721</w:t>
             </w:r>
           </w:p>
         </w:tc>
@@ -10881,7 +11319,7 @@
       <w:tr>
         <w:tc>
           <w:tcPr>
-            <w:tcW w:w="1011" w:type="pct"/>
+            <w:tcW w:w="1010" w:type="pct"/>
           </w:tcPr>
           <w:p>
             <w:pPr>
@@ -11001,14 +11439,20 @@
             <w:pPr>
               <w:jc w:val="center"/>
               <w:rPr>
-                <w:rFonts w:ascii="Times New Roman" w:eastAsia="標楷體" w:hAnsi="Times New Roman" w:cs="Times New Roman"/>
-              </w:rPr>
-            </w:pPr>
-            <w:r>
-              <w:rPr>
-                <w:rFonts w:ascii="Times New Roman" w:eastAsia="標楷體" w:hAnsi="Times New Roman" w:cs="Times New Roman" w:hint="eastAsia"/>
-              </w:rPr>
-              <w:t>0.9703</w:t>
+                <w:rFonts w:ascii="Times New Roman" w:eastAsia="標楷體" w:hAnsi="Times New Roman" w:cs="Times New Roman" w:hint="eastAsia"/>
+              </w:rPr>
+            </w:pPr>
+            <w:r>
+              <w:rPr>
+                <w:rFonts w:ascii="Times New Roman" w:eastAsia="標楷體" w:hAnsi="Times New Roman" w:cs="Times New Roman" w:hint="eastAsia"/>
+              </w:rPr>
+              <w:t>0.97</w:t>
+            </w:r>
+            <w:r>
+              <w:rPr>
+                <w:rFonts w:ascii="Times New Roman" w:eastAsia="標楷體" w:hAnsi="Times New Roman" w:cs="Times New Roman" w:hint="eastAsia"/>
+              </w:rPr>
+              <w:t>72</w:t>
             </w:r>
           </w:p>
         </w:tc>
@@ -11023,75 +11467,99 @@
       </w:pPr>
       <w:r>
         <w:rPr>
-          <w:rFonts w:ascii="Times New Roman" w:eastAsia="標楷體" w:hAnsi="Times New Roman" w:cs="Times New Roman" w:hint="eastAsia"/>
-        </w:rPr>
-        <w:t>整體測試及準確率為</w:t>
-      </w:r>
-      <w:r>
-        <w:rPr>
-          <w:rFonts w:ascii="Times New Roman" w:eastAsia="標楷體" w:hAnsi="Times New Roman" w:cs="Times New Roman" w:hint="eastAsia"/>
-        </w:rPr>
-        <w:t xml:space="preserve"> 87.74% (</w:t>
-      </w:r>
-      <w:r>
-        <w:rPr>
-          <w:rFonts w:ascii="Times New Roman" w:eastAsia="標楷體" w:hAnsi="Times New Roman" w:cs="Times New Roman" w:hint="eastAsia"/>
-        </w:rPr>
-        <w:t>樣本數</w:t>
-      </w:r>
-      <w:r>
-        <w:rPr>
-          <w:rFonts w:ascii="Times New Roman" w:eastAsia="標楷體" w:hAnsi="Times New Roman" w:cs="Times New Roman" w:hint="eastAsia"/>
-        </w:rPr>
-        <w:t xml:space="preserve"> n = 1330</w:t>
-      </w:r>
-      <w:r>
-        <w:rPr>
-          <w:rFonts w:ascii="Times New Roman" w:eastAsia="標楷體" w:hAnsi="Times New Roman" w:cs="Times New Roman" w:hint="eastAsia"/>
+          <w:rFonts w:ascii="Times New Roman" w:eastAsia="標楷體" w:hAnsi="Times New Roman" w:cs="Times New Roman"/>
+        </w:rPr>
+        <w:t>整體測試集準確率為</w:t>
+      </w:r>
+      <w:r>
+        <w:rPr>
+          <w:rFonts w:ascii="Times New Roman" w:eastAsia="標楷體" w:hAnsi="Times New Roman" w:cs="Times New Roman"/>
+        </w:rPr>
+        <w:t xml:space="preserve"> 90.38%</w:t>
+      </w:r>
+      <w:r>
+        <w:rPr>
+          <w:rFonts w:ascii="Times New Roman" w:eastAsia="標楷體" w:hAnsi="Times New Roman" w:cs="Times New Roman"/>
+        </w:rPr>
+        <w:t>（樣本數</w:t>
+      </w:r>
+      <w:r>
+        <w:rPr>
+          <w:rFonts w:ascii="Times New Roman" w:eastAsia="標楷體" w:hAnsi="Times New Roman" w:cs="Times New Roman"/>
+        </w:rPr>
+        <w:t xml:space="preserve"> n</w:t>
+      </w:r>
+      <w:r>
+        <w:rPr>
+          <w:rFonts w:ascii="Times New Roman" w:eastAsia="標楷體" w:hAnsi="Times New Roman" w:cs="Times New Roman" w:hint="eastAsia"/>
+        </w:rPr>
+        <w:t xml:space="preserve"> </w:t>
+      </w:r>
+      <w:r>
+        <w:rPr>
+          <w:rFonts w:ascii="Times New Roman" w:eastAsia="標楷體" w:hAnsi="Times New Roman" w:cs="Times New Roman"/>
+        </w:rPr>
+        <w:t>=</w:t>
+      </w:r>
+      <w:r>
+        <w:rPr>
+          <w:rFonts w:ascii="Times New Roman" w:eastAsia="標楷體" w:hAnsi="Times New Roman" w:cs="Times New Roman" w:hint="eastAsia"/>
+        </w:rPr>
+        <w:t xml:space="preserve"> </w:t>
+      </w:r>
+      <w:r>
+        <w:rPr>
+          <w:rFonts w:ascii="Times New Roman" w:eastAsia="標楷體" w:hAnsi="Times New Roman" w:cs="Times New Roman"/>
+        </w:rPr>
+        <w:t>1330</w:t>
+      </w:r>
+      <w:r>
+        <w:rPr>
+          <w:rFonts w:ascii="Times New Roman" w:eastAsia="標楷體" w:hAnsi="Times New Roman" w:cs="Times New Roman"/>
         </w:rPr>
         <w:t>，正確預測</w:t>
       </w:r>
       <w:r>
         <w:rPr>
-          <w:rFonts w:ascii="Times New Roman" w:eastAsia="標楷體" w:hAnsi="Times New Roman" w:cs="Times New Roman" w:hint="eastAsia"/>
-        </w:rPr>
-        <w:t xml:space="preserve"> 1167 </w:t>
-      </w:r>
-      <w:r>
-        <w:rPr>
-          <w:rFonts w:ascii="Times New Roman" w:eastAsia="標楷體" w:hAnsi="Times New Roman" w:cs="Times New Roman" w:hint="eastAsia"/>
-        </w:rPr>
-        <w:t>筆</w:t>
-      </w:r>
-      <w:r>
-        <w:rPr>
-          <w:rFonts w:ascii="Times New Roman" w:eastAsia="標楷體" w:hAnsi="Times New Roman" w:cs="Times New Roman" w:hint="eastAsia"/>
-        </w:rPr>
-        <w:t>)</w:t>
-      </w:r>
-      <w:r>
-        <w:rPr>
-          <w:rFonts w:ascii="Times New Roman" w:eastAsia="標楷體" w:hAnsi="Times New Roman" w:cs="Times New Roman" w:hint="eastAsia"/>
-        </w:rPr>
-        <w:t>，以常態近似法計算的</w:t>
-      </w:r>
-      <w:r>
-        <w:rPr>
-          <w:rFonts w:ascii="Times New Roman" w:eastAsia="標楷體" w:hAnsi="Times New Roman" w:cs="Times New Roman" w:hint="eastAsia"/>
+          <w:rFonts w:ascii="Times New Roman" w:eastAsia="標楷體" w:hAnsi="Times New Roman" w:cs="Times New Roman"/>
+        </w:rPr>
+        <w:t xml:space="preserve"> 1202 </w:t>
+      </w:r>
+      <w:r>
+        <w:rPr>
+          <w:rFonts w:ascii="Times New Roman" w:eastAsia="標楷體" w:hAnsi="Times New Roman" w:cs="Times New Roman"/>
+        </w:rPr>
+        <w:t>筆），以常態近似法（</w:t>
+      </w:r>
+      <w:r>
+        <w:rPr>
+          <w:rFonts w:ascii="Times New Roman" w:eastAsia="標楷體" w:hAnsi="Times New Roman" w:cs="Times New Roman"/>
+        </w:rPr>
+        <w:t>Wald</w:t>
+      </w:r>
+      <w:r>
+        <w:rPr>
+          <w:rFonts w:ascii="Times New Roman" w:eastAsia="標楷體" w:hAnsi="Times New Roman" w:cs="Times New Roman"/>
+        </w:rPr>
+        <w:t>）計算之</w:t>
+      </w:r>
+      <w:r>
+        <w:rPr>
+          <w:rFonts w:ascii="Times New Roman" w:eastAsia="標楷體" w:hAnsi="Times New Roman" w:cs="Times New Roman"/>
         </w:rPr>
         <w:t xml:space="preserve"> 95% </w:t>
       </w:r>
       <w:r>
         <w:rPr>
-          <w:rFonts w:ascii="Times New Roman" w:eastAsia="標楷體" w:hAnsi="Times New Roman" w:cs="Times New Roman" w:hint="eastAsia"/>
+          <w:rFonts w:ascii="Times New Roman" w:eastAsia="標楷體" w:hAnsi="Times New Roman" w:cs="Times New Roman"/>
         </w:rPr>
         <w:t>信賴區間為</w:t>
       </w:r>
       <w:r>
         <w:rPr>
-          <w:rFonts w:ascii="Times New Roman" w:eastAsia="標楷體" w:hAnsi="Times New Roman" w:cs="Times New Roman" w:hint="eastAsia"/>
-        </w:rPr>
-        <w:t xml:space="preserve"> [85.98%</w:t>
+          <w:rFonts w:ascii="Times New Roman" w:eastAsia="標楷體" w:hAnsi="Times New Roman" w:cs="Times New Roman"/>
+        </w:rPr>
+        <w:t xml:space="preserve"> [88.79%,</w:t>
       </w:r>
       <w:r>
         <w:rPr>
@@ -11101,15 +11569,63 @@
       </w:r>
       <w:r>
         <w:rPr>
-          <w:rFonts w:ascii="Times New Roman" w:eastAsia="標楷體" w:hAnsi="Times New Roman" w:cs="Times New Roman" w:hint="eastAsia"/>
-        </w:rPr>
-        <w:t>89.51%]</w:t>
-      </w:r>
-      <w:r>
-        <w:rPr>
-          <w:rFonts w:ascii="Times New Roman" w:eastAsia="標楷體" w:hAnsi="Times New Roman" w:cs="Times New Roman" w:hint="eastAsia"/>
-        </w:rPr>
-        <w:t>。</w:t>
+          <w:rFonts w:ascii="Times New Roman" w:eastAsia="標楷體" w:hAnsi="Times New Roman" w:cs="Times New Roman"/>
+        </w:rPr>
+        <w:t>91.96%]</w:t>
+      </w:r>
+      <w:r>
+        <w:rPr>
+          <w:rFonts w:ascii="Times New Roman" w:eastAsia="標楷體" w:hAnsi="Times New Roman" w:cs="Times New Roman"/>
+        </w:rPr>
+        <w:t>；另以</w:t>
+      </w:r>
+      <w:r>
+        <w:rPr>
+          <w:rFonts w:ascii="Times New Roman" w:eastAsia="標楷體" w:hAnsi="Times New Roman" w:cs="Times New Roman"/>
+        </w:rPr>
+        <w:t xml:space="preserve"> Wilson score </w:t>
+      </w:r>
+      <w:r>
+        <w:rPr>
+          <w:rFonts w:ascii="Times New Roman" w:eastAsia="標楷體" w:hAnsi="Times New Roman" w:cs="Times New Roman"/>
+        </w:rPr>
+        <w:t>法計算之</w:t>
+      </w:r>
+      <w:r>
+        <w:rPr>
+          <w:rFonts w:ascii="Times New Roman" w:eastAsia="標楷體" w:hAnsi="Times New Roman" w:cs="Times New Roman"/>
+        </w:rPr>
+        <w:t xml:space="preserve"> 95% </w:t>
+      </w:r>
+      <w:r>
+        <w:rPr>
+          <w:rFonts w:ascii="Times New Roman" w:eastAsia="標楷體" w:hAnsi="Times New Roman" w:cs="Times New Roman"/>
+        </w:rPr>
+        <w:t>信賴區間為</w:t>
+      </w:r>
+      <w:r>
+        <w:rPr>
+          <w:rFonts w:ascii="Times New Roman" w:eastAsia="標楷體" w:hAnsi="Times New Roman" w:cs="Times New Roman"/>
+        </w:rPr>
+        <w:t xml:space="preserve"> [88.67%,</w:t>
+      </w:r>
+      <w:r>
+        <w:rPr>
+          <w:rFonts w:ascii="Times New Roman" w:eastAsia="標楷體" w:hAnsi="Times New Roman" w:cs="Times New Roman" w:hint="eastAsia"/>
+        </w:rPr>
+        <w:t>，</w:t>
+      </w:r>
+      <w:r>
+        <w:rPr>
+          <w:rFonts w:ascii="Times New Roman" w:eastAsia="標楷體" w:hAnsi="Times New Roman" w:cs="Times New Roman"/>
+        </w:rPr>
+        <w:t>91.85%]</w:t>
+      </w:r>
+      <w:r>
+        <w:rPr>
+          <w:rFonts w:ascii="Times New Roman" w:eastAsia="標楷體" w:hAnsi="Times New Roman" w:cs="Times New Roman"/>
+        </w:rPr>
+        <w:t>，兩者結果相近，顯示準確率估計具一定穩定性。</w:t>
       </w:r>
     </w:p>
     <w:p>
@@ -11135,378 +11651,372 @@
       </w:pPr>
       <w:r>
         <w:rPr>
-          <w:rFonts w:ascii="Times New Roman" w:eastAsia="標楷體" w:hAnsi="Times New Roman" w:cs="Times New Roman" w:hint="eastAsia"/>
+          <w:rFonts w:ascii="Times New Roman" w:eastAsia="標楷體" w:hAnsi="Times New Roman" w:cs="Times New Roman"/>
         </w:rPr>
         <w:lastRenderedPageBreak/>
-        <w:t>由各類別表現可觀察到，</w:t>
-      </w:r>
-      <w:r>
-        <w:rPr>
-          <w:rFonts w:ascii="Times New Roman" w:eastAsia="標楷體" w:hAnsi="Times New Roman" w:cs="Times New Roman" w:hint="eastAsia"/>
-        </w:rPr>
-        <w:t xml:space="preserve">Student </w:t>
-      </w:r>
-      <w:r>
-        <w:rPr>
-          <w:rFonts w:ascii="Times New Roman" w:eastAsia="標楷體" w:hAnsi="Times New Roman" w:cs="Times New Roman" w:hint="eastAsia"/>
-        </w:rPr>
-        <w:t>模型於</w:t>
-      </w:r>
-      <w:r>
-        <w:rPr>
-          <w:rFonts w:ascii="Times New Roman" w:eastAsia="標楷體" w:hAnsi="Times New Roman" w:cs="Times New Roman" w:hint="eastAsia"/>
+        <w:t>由各類別表現可觀察到一項值得留意之現象：</w:t>
+      </w:r>
+      <w:r>
+        <w:rPr>
+          <w:rFonts w:ascii="Times New Roman" w:eastAsia="標楷體" w:hAnsi="Times New Roman" w:cs="Times New Roman"/>
+        </w:rPr>
+        <w:t xml:space="preserve">Normal </w:t>
+      </w:r>
+      <w:r>
+        <w:rPr>
+          <w:rFonts w:ascii="Times New Roman" w:eastAsia="標楷體" w:hAnsi="Times New Roman" w:cs="Times New Roman"/>
+        </w:rPr>
+        <w:t>類別之</w:t>
+      </w:r>
+      <w:r>
+        <w:rPr>
+          <w:rFonts w:ascii="Times New Roman" w:eastAsia="標楷體" w:hAnsi="Times New Roman" w:cs="Times New Roman"/>
+        </w:rPr>
+        <w:t xml:space="preserve"> Specificity </w:t>
+      </w:r>
+      <w:r>
+        <w:rPr>
+          <w:rFonts w:ascii="Times New Roman" w:eastAsia="標楷體" w:hAnsi="Times New Roman" w:cs="Times New Roman"/>
+        </w:rPr>
+        <w:t>僅</w:t>
+      </w:r>
+      <w:r>
+        <w:rPr>
+          <w:rFonts w:ascii="Times New Roman" w:eastAsia="標楷體" w:hAnsi="Times New Roman" w:cs="Times New Roman"/>
+        </w:rPr>
+        <w:t xml:space="preserve"> 0.7888</w:t>
+      </w:r>
+      <w:r>
+        <w:rPr>
+          <w:rFonts w:ascii="Times New Roman" w:eastAsia="標楷體" w:hAnsi="Times New Roman" w:cs="Times New Roman"/>
+        </w:rPr>
+        <w:t>，明顯低於</w:t>
+      </w:r>
+      <w:r>
+        <w:rPr>
+          <w:rFonts w:ascii="Times New Roman" w:eastAsia="標楷體" w:hAnsi="Times New Roman" w:cs="Times New Roman"/>
+        </w:rPr>
+        <w:t xml:space="preserve"> Hemorrhagic</w:t>
+      </w:r>
+      <w:r>
+        <w:rPr>
+          <w:rFonts w:ascii="Times New Roman" w:eastAsia="標楷體" w:hAnsi="Times New Roman" w:cs="Times New Roman"/>
+        </w:rPr>
+        <w:t>（</w:t>
+      </w:r>
+      <w:r>
+        <w:rPr>
+          <w:rFonts w:ascii="Times New Roman" w:eastAsia="標楷體" w:hAnsi="Times New Roman" w:cs="Times New Roman"/>
+        </w:rPr>
+        <w:t>0.9874</w:t>
+      </w:r>
+      <w:r>
+        <w:rPr>
+          <w:rFonts w:ascii="Times New Roman" w:eastAsia="標楷體" w:hAnsi="Times New Roman" w:cs="Times New Roman"/>
+        </w:rPr>
+        <w:t>）與</w:t>
+      </w:r>
+      <w:r>
+        <w:rPr>
+          <w:rFonts w:ascii="Times New Roman" w:eastAsia="標楷體" w:hAnsi="Times New Roman" w:cs="Times New Roman"/>
+        </w:rPr>
+        <w:t xml:space="preserve"> Ischemia</w:t>
+      </w:r>
+      <w:r>
+        <w:rPr>
+          <w:rFonts w:ascii="Times New Roman" w:eastAsia="標楷體" w:hAnsi="Times New Roman" w:cs="Times New Roman"/>
+        </w:rPr>
+        <w:t>（</w:t>
+      </w:r>
+      <w:r>
+        <w:rPr>
+          <w:rFonts w:ascii="Times New Roman" w:eastAsia="標楷體" w:hAnsi="Times New Roman" w:cs="Times New Roman"/>
+        </w:rPr>
+        <w:t>0.9819</w:t>
+      </w:r>
+      <w:r>
+        <w:rPr>
+          <w:rFonts w:ascii="Times New Roman" w:eastAsia="標楷體" w:hAnsi="Times New Roman" w:cs="Times New Roman"/>
+        </w:rPr>
+        <w:t>），意即模型將真實為</w:t>
+      </w:r>
+      <w:r>
+        <w:rPr>
+          <w:rFonts w:ascii="Times New Roman" w:eastAsia="標楷體" w:hAnsi="Times New Roman" w:cs="Times New Roman"/>
+        </w:rPr>
+        <w:t xml:space="preserve"> Hemorrhagic </w:t>
+      </w:r>
+      <w:r>
+        <w:rPr>
+          <w:rFonts w:ascii="Times New Roman" w:eastAsia="標楷體" w:hAnsi="Times New Roman" w:cs="Times New Roman"/>
+        </w:rPr>
+        <w:t>或</w:t>
+      </w:r>
+      <w:r>
+        <w:rPr>
+          <w:rFonts w:ascii="Times New Roman" w:eastAsia="標楷體" w:hAnsi="Times New Roman" w:cs="Times New Roman"/>
+        </w:rPr>
+        <w:t xml:space="preserve"> Ischemia </w:t>
+      </w:r>
+      <w:r>
+        <w:rPr>
+          <w:rFonts w:ascii="Times New Roman" w:eastAsia="標楷體" w:hAnsi="Times New Roman" w:cs="Times New Roman"/>
+        </w:rPr>
+        <w:t>之樣本誤判為</w:t>
+      </w:r>
+      <w:r>
+        <w:rPr>
+          <w:rFonts w:ascii="Times New Roman" w:eastAsia="標楷體" w:hAnsi="Times New Roman" w:cs="Times New Roman"/>
         </w:rPr>
         <w:t xml:space="preserve"> Normal </w:t>
       </w:r>
       <w:r>
         <w:rPr>
-          <w:rFonts w:ascii="Times New Roman" w:eastAsia="標楷體" w:hAnsi="Times New Roman" w:cs="Times New Roman" w:hint="eastAsia"/>
-        </w:rPr>
-        <w:t>類別上表現最穩定</w:t>
-      </w:r>
-      <w:r>
-        <w:rPr>
-          <w:rFonts w:ascii="Times New Roman" w:eastAsia="標楷體" w:hAnsi="Times New Roman" w:cs="Times New Roman" w:hint="eastAsia"/>
-        </w:rPr>
-        <w:t xml:space="preserve"> (F1-score 0.95)</w:t>
-      </w:r>
-      <w:r>
-        <w:rPr>
-          <w:rFonts w:ascii="Times New Roman" w:eastAsia="標楷體" w:hAnsi="Times New Roman" w:cs="Times New Roman" w:hint="eastAsia"/>
-        </w:rPr>
-        <w:t>，</w:t>
-      </w:r>
-      <w:r>
-        <w:rPr>
-          <w:rFonts w:ascii="Times New Roman" w:eastAsia="標楷體" w:hAnsi="Times New Roman" w:cs="Times New Roman" w:hint="eastAsia"/>
+          <w:rFonts w:ascii="Times New Roman" w:eastAsia="標楷體" w:hAnsi="Times New Roman" w:cs="Times New Roman"/>
+        </w:rPr>
+        <w:t>之比例偏高。此現象與</w:t>
+      </w:r>
+      <w:r>
+        <w:rPr>
+          <w:rFonts w:ascii="Times New Roman" w:eastAsia="標楷體" w:hAnsi="Times New Roman" w:cs="Times New Roman"/>
+        </w:rPr>
+        <w:t xml:space="preserve"> Hemorrhagic </w:t>
+      </w:r>
+      <w:r>
+        <w:rPr>
+          <w:rFonts w:ascii="Times New Roman" w:eastAsia="標楷體" w:hAnsi="Times New Roman" w:cs="Times New Roman"/>
+        </w:rPr>
+        <w:t>類別</w:t>
+      </w:r>
+      <w:r>
+        <w:rPr>
+          <w:rFonts w:ascii="Times New Roman" w:eastAsia="標楷體" w:hAnsi="Times New Roman" w:cs="Times New Roman"/>
+        </w:rPr>
+        <w:t xml:space="preserve"> Recall </w:t>
+      </w:r>
+      <w:r>
+        <w:rPr>
+          <w:rFonts w:ascii="Times New Roman" w:eastAsia="標楷體" w:hAnsi="Times New Roman" w:cs="Times New Roman"/>
+        </w:rPr>
+        <w:t>降至</w:t>
+      </w:r>
+      <w:r>
+        <w:rPr>
+          <w:rFonts w:ascii="Times New Roman" w:eastAsia="標楷體" w:hAnsi="Times New Roman" w:cs="Times New Roman"/>
+        </w:rPr>
+        <w:t xml:space="preserve"> 0.71</w:t>
+      </w:r>
+      <w:r>
+        <w:rPr>
+          <w:rFonts w:ascii="Times New Roman" w:eastAsia="標楷體" w:hAnsi="Times New Roman" w:cs="Times New Roman"/>
+        </w:rPr>
+        <w:t>、</w:t>
+      </w:r>
+      <w:r>
+        <w:rPr>
+          <w:rFonts w:ascii="Times New Roman" w:eastAsia="標楷體" w:hAnsi="Times New Roman" w:cs="Times New Roman"/>
+        </w:rPr>
+        <w:t xml:space="preserve">Ischemia </w:t>
+      </w:r>
+      <w:r>
+        <w:rPr>
+          <w:rFonts w:ascii="Times New Roman" w:eastAsia="標楷體" w:hAnsi="Times New Roman" w:cs="Times New Roman"/>
+        </w:rPr>
+        <w:t>類別</w:t>
+      </w:r>
+      <w:r>
+        <w:rPr>
+          <w:rFonts w:ascii="Times New Roman" w:eastAsia="標楷體" w:hAnsi="Times New Roman" w:cs="Times New Roman"/>
+        </w:rPr>
+        <w:t xml:space="preserve"> Recall </w:t>
+      </w:r>
+      <w:r>
+        <w:rPr>
+          <w:rFonts w:ascii="Times New Roman" w:eastAsia="標楷體" w:hAnsi="Times New Roman" w:cs="Times New Roman"/>
+        </w:rPr>
+        <w:t>為</w:t>
+      </w:r>
+      <w:r>
+        <w:rPr>
+          <w:rFonts w:ascii="Times New Roman" w:eastAsia="標楷體" w:hAnsi="Times New Roman" w:cs="Times New Roman"/>
+        </w:rPr>
+        <w:t xml:space="preserve"> 0.76 </w:t>
+      </w:r>
+      <w:r>
+        <w:rPr>
+          <w:rFonts w:ascii="Times New Roman" w:eastAsia="標楷體" w:hAnsi="Times New Roman" w:cs="Times New Roman"/>
+        </w:rPr>
+        <w:t>之結果相互呼應</w:t>
+      </w:r>
+      <w:r>
+        <w:rPr>
+          <w:rFonts w:ascii="Times New Roman" w:eastAsia="標楷體" w:hAnsi="Times New Roman" w:cs="Times New Roman"/>
+        </w:rPr>
+        <w:t>——</w:t>
+      </w:r>
+      <w:r>
+        <w:rPr>
+          <w:rFonts w:ascii="Times New Roman" w:eastAsia="標楷體" w:hAnsi="Times New Roman" w:cs="Times New Roman"/>
+        </w:rPr>
+        <w:t>推算顯示，約有近百筆真實患病（</w:t>
+      </w:r>
+      <w:r>
+        <w:rPr>
+          <w:rFonts w:ascii="Times New Roman" w:eastAsia="標楷體" w:hAnsi="Times New Roman" w:cs="Times New Roman"/>
         </w:rPr>
         <w:t xml:space="preserve">Hemorrhagic </w:t>
       </w:r>
       <w:r>
         <w:rPr>
-          <w:rFonts w:ascii="Times New Roman" w:eastAsia="標楷體" w:hAnsi="Times New Roman" w:cs="Times New Roman" w:hint="eastAsia"/>
-        </w:rPr>
-        <w:t>類別雖</w:t>
-      </w:r>
-      <w:r>
-        <w:rPr>
-          <w:rFonts w:ascii="Times New Roman" w:eastAsia="標楷體" w:hAnsi="Times New Roman" w:cs="Times New Roman" w:hint="eastAsia"/>
-        </w:rPr>
-        <w:t xml:space="preserve"> Recall </w:t>
-      </w:r>
-      <w:r>
-        <w:rPr>
-          <w:rFonts w:ascii="Times New Roman" w:eastAsia="標楷體" w:hAnsi="Times New Roman" w:cs="Times New Roman" w:hint="eastAsia"/>
-        </w:rPr>
-        <w:t>極高</w:t>
-      </w:r>
-      <w:r>
-        <w:rPr>
-          <w:rFonts w:ascii="Times New Roman" w:eastAsia="標楷體" w:hAnsi="Times New Roman" w:cs="Times New Roman" w:hint="eastAsia"/>
-        </w:rPr>
-        <w:t xml:space="preserve"> (0.99)</w:t>
-      </w:r>
-      <w:r>
-        <w:rPr>
-          <w:rFonts w:ascii="Times New Roman" w:eastAsia="標楷體" w:hAnsi="Times New Roman" w:cs="Times New Roman" w:hint="eastAsia"/>
-        </w:rPr>
-        <w:t>，但</w:t>
-      </w:r>
-      <w:r>
-        <w:rPr>
-          <w:rFonts w:ascii="Times New Roman" w:eastAsia="標楷體" w:hAnsi="Times New Roman" w:cs="Times New Roman" w:hint="eastAsia"/>
-        </w:rPr>
-        <w:t xml:space="preserve"> Precision </w:t>
-      </w:r>
-      <w:r>
-        <w:rPr>
-          <w:rFonts w:ascii="Times New Roman" w:eastAsia="標楷體" w:hAnsi="Times New Roman" w:cs="Times New Roman" w:hint="eastAsia"/>
-        </w:rPr>
-        <w:t>偏低</w:t>
-      </w:r>
-      <w:r>
-        <w:rPr>
-          <w:rFonts w:ascii="Times New Roman" w:eastAsia="標楷體" w:hAnsi="Times New Roman" w:cs="Times New Roman" w:hint="eastAsia"/>
-        </w:rPr>
-        <w:t xml:space="preserve"> (0.62)</w:t>
-      </w:r>
-      <w:r>
-        <w:rPr>
-          <w:rFonts w:ascii="Times New Roman" w:eastAsia="標楷體" w:hAnsi="Times New Roman" w:cs="Times New Roman" w:hint="eastAsia"/>
-        </w:rPr>
-        <w:t>，顯示模型傾項將其他類別</w:t>
-      </w:r>
-      <w:r>
-        <w:rPr>
-          <w:rFonts w:ascii="Times New Roman" w:eastAsia="標楷體" w:hAnsi="Times New Roman" w:cs="Times New Roman" w:hint="eastAsia"/>
-        </w:rPr>
-        <w:t xml:space="preserve"> (</w:t>
-      </w:r>
-      <w:r>
-        <w:rPr>
-          <w:rFonts w:ascii="Times New Roman" w:eastAsia="標楷體" w:hAnsi="Times New Roman" w:cs="Times New Roman" w:hint="eastAsia"/>
-        </w:rPr>
-        <w:t>尤其</w:t>
-      </w:r>
-      <w:r>
-        <w:rPr>
-          <w:rFonts w:ascii="Times New Roman" w:eastAsia="標楷體" w:hAnsi="Times New Roman" w:cs="Times New Roman" w:hint="eastAsia"/>
-        </w:rPr>
-        <w:t xml:space="preserve"> </w:t>
-      </w:r>
-      <w:r>
-        <w:rPr>
-          <w:rFonts w:ascii="Times New Roman" w:eastAsia="標楷體" w:hAnsi="Times New Roman" w:cs="Times New Roman"/>
-        </w:rPr>
-        <w:t>N</w:t>
-      </w:r>
-      <w:r>
-        <w:rPr>
-          <w:rFonts w:ascii="Times New Roman" w:eastAsia="標楷體" w:hAnsi="Times New Roman" w:cs="Times New Roman" w:hint="eastAsia"/>
-        </w:rPr>
-        <w:t xml:space="preserve">ormal) </w:t>
-      </w:r>
-      <w:r>
-        <w:rPr>
-          <w:rFonts w:ascii="Times New Roman" w:eastAsia="標楷體" w:hAnsi="Times New Roman" w:cs="Times New Roman" w:hint="eastAsia"/>
-        </w:rPr>
-        <w:t>誤判為</w:t>
-      </w:r>
-      <w:r>
-        <w:rPr>
-          <w:rFonts w:ascii="Times New Roman" w:eastAsia="標楷體" w:hAnsi="Times New Roman" w:cs="Times New Roman" w:hint="eastAsia"/>
-        </w:rPr>
-        <w:t xml:space="preserve"> Hemorrhagic</w:t>
-      </w:r>
-      <w:r>
-        <w:rPr>
-          <w:rFonts w:ascii="Times New Roman" w:eastAsia="標楷體" w:hAnsi="Times New Roman" w:cs="Times New Roman" w:hint="eastAsia"/>
-        </w:rPr>
-        <w:t>，導致偽陽性偏多；相對地，</w:t>
-      </w:r>
-      <w:r>
-        <w:rPr>
-          <w:rFonts w:ascii="Times New Roman" w:eastAsia="標楷體" w:hAnsi="Times New Roman" w:cs="Times New Roman"/>
-        </w:rPr>
-        <w:t>I</w:t>
-      </w:r>
-      <w:r>
-        <w:rPr>
-          <w:rFonts w:ascii="Times New Roman" w:eastAsia="標楷體" w:hAnsi="Times New Roman" w:cs="Times New Roman" w:hint="eastAsia"/>
-        </w:rPr>
-        <w:t xml:space="preserve">schemia </w:t>
-      </w:r>
-      <w:r>
-        <w:rPr>
-          <w:rFonts w:ascii="Times New Roman" w:eastAsia="標楷體" w:hAnsi="Times New Roman" w:cs="Times New Roman" w:hint="eastAsia"/>
-        </w:rPr>
-        <w:t>類別呈現相反模式</w:t>
-      </w:r>
-      <w:r>
-        <w:rPr>
-          <w:rFonts w:ascii="Times New Roman" w:eastAsia="標楷體" w:hAnsi="Times New Roman" w:cs="Times New Roman" w:hint="eastAsia"/>
-        </w:rPr>
-        <w:t xml:space="preserve"> </w:t>
-      </w:r>
-      <w:r>
-        <w:rPr>
-          <w:rFonts w:ascii="Times New Roman" w:eastAsia="標楷體" w:hAnsi="Times New Roman" w:cs="Times New Roman"/>
-        </w:rPr>
-        <w:t>——</w:t>
-      </w:r>
-      <w:r>
-        <w:rPr>
-          <w:rFonts w:ascii="Times New Roman" w:eastAsia="標楷體" w:hAnsi="Times New Roman" w:cs="Times New Roman" w:hint="eastAsia"/>
-        </w:rPr>
-        <w:t xml:space="preserve"> Precision </w:t>
-      </w:r>
-      <w:r>
-        <w:rPr>
-          <w:rFonts w:ascii="Times New Roman" w:eastAsia="標楷體" w:hAnsi="Times New Roman" w:cs="Times New Roman" w:hint="eastAsia"/>
-        </w:rPr>
-        <w:t>高達</w:t>
-      </w:r>
-      <w:r>
-        <w:rPr>
-          <w:rFonts w:ascii="Times New Roman" w:eastAsia="標楷體" w:hAnsi="Times New Roman" w:cs="Times New Roman" w:hint="eastAsia"/>
-        </w:rPr>
-        <w:t xml:space="preserve"> 0.98</w:t>
-      </w:r>
-      <w:r>
-        <w:rPr>
-          <w:rFonts w:ascii="Times New Roman" w:eastAsia="標楷體" w:hAnsi="Times New Roman" w:cs="Times New Roman" w:hint="eastAsia"/>
-        </w:rPr>
-        <w:t>，但</w:t>
-      </w:r>
-      <w:r>
-        <w:rPr>
-          <w:rFonts w:ascii="Times New Roman" w:eastAsia="標楷體" w:hAnsi="Times New Roman" w:cs="Times New Roman" w:hint="eastAsia"/>
-        </w:rPr>
-        <w:t xml:space="preserve"> Recall </w:t>
-      </w:r>
-      <w:r>
-        <w:rPr>
-          <w:rFonts w:ascii="Times New Roman" w:eastAsia="標楷體" w:hAnsi="Times New Roman" w:cs="Times New Roman" w:hint="eastAsia"/>
-        </w:rPr>
-        <w:t>僅</w:t>
-      </w:r>
-      <w:r>
-        <w:rPr>
-          <w:rFonts w:ascii="Times New Roman" w:eastAsia="標楷體" w:hAnsi="Times New Roman" w:cs="Times New Roman" w:hint="eastAsia"/>
-        </w:rPr>
-        <w:t xml:space="preserve"> 0.54</w:t>
-      </w:r>
-      <w:r>
-        <w:rPr>
-          <w:rFonts w:ascii="Times New Roman" w:eastAsia="標楷體" w:hAnsi="Times New Roman" w:cs="Times New Roman" w:hint="eastAsia"/>
-        </w:rPr>
-        <w:t>，顯示模型對</w:t>
-      </w:r>
-      <w:r>
-        <w:rPr>
-          <w:rFonts w:ascii="Times New Roman" w:eastAsia="標楷體" w:hAnsi="Times New Roman" w:cs="Times New Roman" w:hint="eastAsia"/>
-        </w:rPr>
-        <w:t xml:space="preserve"> Ischemia </w:t>
-      </w:r>
-      <w:r>
-        <w:rPr>
-          <w:rFonts w:ascii="Times New Roman" w:eastAsia="標楷體" w:hAnsi="Times New Roman" w:cs="Times New Roman" w:hint="eastAsia"/>
-        </w:rPr>
-        <w:t>樣本的判斷較為保守，容易將真實的缺血性中風樣本誤判為其他類別</w:t>
-      </w:r>
-      <w:r>
-        <w:rPr>
-          <w:rFonts w:ascii="Times New Roman" w:eastAsia="標楷體" w:hAnsi="Times New Roman" w:cs="Times New Roman" w:hint="eastAsia"/>
-        </w:rPr>
-        <w:t xml:space="preserve"> (</w:t>
-      </w:r>
-      <w:r>
-        <w:rPr>
-          <w:rFonts w:ascii="Times New Roman" w:eastAsia="標楷體" w:hAnsi="Times New Roman" w:cs="Times New Roman" w:hint="eastAsia"/>
-        </w:rPr>
-        <w:t>漏判</w:t>
-      </w:r>
-      <w:r>
-        <w:rPr>
-          <w:rFonts w:ascii="Times New Roman" w:eastAsia="標楷體" w:hAnsi="Times New Roman" w:cs="Times New Roman" w:hint="eastAsia"/>
-        </w:rPr>
-        <w:t>)</w:t>
-      </w:r>
-      <w:r>
-        <w:rPr>
-          <w:rFonts w:ascii="Times New Roman" w:eastAsia="標楷體" w:hAnsi="Times New Roman" w:cs="Times New Roman" w:hint="eastAsia"/>
-        </w:rPr>
-        <w:t>，此為本研究模型於臨床應用情境下最需留意的限制，因缺血性中風的漏判可能延誤治療時機，風險較偽陽性更高。</w:t>
+          <w:rFonts w:ascii="Times New Roman" w:eastAsia="標楷體" w:hAnsi="Times New Roman" w:cs="Times New Roman"/>
+        </w:rPr>
+        <w:t>或</w:t>
+      </w:r>
+      <w:r>
+        <w:rPr>
+          <w:rFonts w:ascii="Times New Roman" w:eastAsia="標楷體" w:hAnsi="Times New Roman" w:cs="Times New Roman"/>
+        </w:rPr>
+        <w:t xml:space="preserve"> Ischemia</w:t>
+      </w:r>
+      <w:r>
+        <w:rPr>
+          <w:rFonts w:ascii="Times New Roman" w:eastAsia="標楷體" w:hAnsi="Times New Roman" w:cs="Times New Roman"/>
+        </w:rPr>
+        <w:t>）之樣本被誤判為</w:t>
+      </w:r>
+      <w:r>
+        <w:rPr>
+          <w:rFonts w:ascii="Times New Roman" w:eastAsia="標楷體" w:hAnsi="Times New Roman" w:cs="Times New Roman"/>
+        </w:rPr>
+        <w:t xml:space="preserve"> Normal</w:t>
+      </w:r>
+      <w:r>
+        <w:rPr>
+          <w:rFonts w:ascii="Times New Roman" w:eastAsia="標楷體" w:hAnsi="Times New Roman" w:cs="Times New Roman"/>
+        </w:rPr>
+        <w:t>，佔全部患病樣本之比例逾兩成。此一分類偏誤型態於臨床應用情境下較先前版本更值得留意：模型傾向將患病樣本判定為「無異常」，屬於偽陰性（</w:t>
+      </w:r>
+      <w:r>
+        <w:rPr>
+          <w:rFonts w:ascii="Times New Roman" w:eastAsia="標楷體" w:hAnsi="Times New Roman" w:cs="Times New Roman"/>
+        </w:rPr>
+        <w:t>False Negative</w:t>
+      </w:r>
+      <w:r>
+        <w:rPr>
+          <w:rFonts w:ascii="Times New Roman" w:eastAsia="標楷體" w:hAnsi="Times New Roman" w:cs="Times New Roman"/>
+        </w:rPr>
+        <w:t>）性質之誤判，可能導致病患延誤就醫，其風險高於將</w:t>
+      </w:r>
+      <w:r>
+        <w:rPr>
+          <w:rFonts w:ascii="Times New Roman" w:eastAsia="標楷體" w:hAnsi="Times New Roman" w:cs="Times New Roman"/>
+        </w:rPr>
+        <w:t xml:space="preserve"> Normal </w:t>
+      </w:r>
+      <w:r>
+        <w:rPr>
+          <w:rFonts w:ascii="Times New Roman" w:eastAsia="標楷體" w:hAnsi="Times New Roman" w:cs="Times New Roman"/>
+        </w:rPr>
+        <w:t>誤判為患病類別（偽陽性，僅需額外複查即可排除）。</w:t>
       </w:r>
     </w:p>
     <w:p>
       <w:pPr>
         <w:jc w:val="both"/>
         <w:rPr>
-          <w:rFonts w:ascii="Times New Roman" w:eastAsia="標楷體" w:hAnsi="Times New Roman" w:cs="Times New Roman"/>
+          <w:rFonts w:ascii="Times New Roman" w:eastAsia="標楷體" w:hAnsi="Times New Roman" w:cs="Times New Roman" w:hint="eastAsia"/>
         </w:rPr>
       </w:pPr>
       <w:r>
         <w:rPr>
-          <w:rFonts w:ascii="Times New Roman" w:eastAsia="標楷體" w:hAnsi="Times New Roman" w:cs="Times New Roman" w:hint="eastAsia"/>
-        </w:rPr>
-        <w:t>此外，各類別的</w:t>
-      </w:r>
-      <w:r>
-        <w:rPr>
-          <w:rFonts w:ascii="Times New Roman" w:eastAsia="標楷體" w:hAnsi="Times New Roman" w:cs="Times New Roman" w:hint="eastAsia"/>
+          <w:rFonts w:ascii="Times New Roman" w:eastAsia="標楷體" w:hAnsi="Times New Roman" w:cs="Times New Roman"/>
+        </w:rPr>
+        <w:t>此外，各類別之</w:t>
+      </w:r>
+      <w:r>
+        <w:rPr>
+          <w:rFonts w:ascii="Times New Roman" w:eastAsia="標楷體" w:hAnsi="Times New Roman" w:cs="Times New Roman"/>
         </w:rPr>
         <w:t xml:space="preserve"> ROC-AUC </w:t>
       </w:r>
       <w:r>
         <w:rPr>
-          <w:rFonts w:ascii="Times New Roman" w:eastAsia="標楷體" w:hAnsi="Times New Roman" w:cs="Times New Roman" w:hint="eastAsia"/>
+          <w:rFonts w:ascii="Times New Roman" w:eastAsia="標楷體" w:hAnsi="Times New Roman" w:cs="Times New Roman"/>
         </w:rPr>
         <w:t>皆達</w:t>
       </w:r>
       <w:r>
         <w:rPr>
-          <w:rFonts w:ascii="Times New Roman" w:eastAsia="標楷體" w:hAnsi="Times New Roman" w:cs="Times New Roman" w:hint="eastAsia"/>
-        </w:rPr>
-        <w:t xml:space="preserve"> 0.98 </w:t>
-      </w:r>
-      <w:r>
-        <w:rPr>
-          <w:rFonts w:ascii="Times New Roman" w:eastAsia="標楷體" w:hAnsi="Times New Roman" w:cs="Times New Roman" w:hint="eastAsia"/>
-        </w:rPr>
-        <w:t>以上</w:t>
-      </w:r>
-      <w:r>
-        <w:rPr>
-          <w:rFonts w:ascii="Times New Roman" w:eastAsia="標楷體" w:hAnsi="Times New Roman" w:cs="Times New Roman" w:hint="eastAsia"/>
-        </w:rPr>
-        <w:t xml:space="preserve"> (Micro-average AUC = 0.9703)</w:t>
-      </w:r>
-      <w:r>
-        <w:rPr>
-          <w:rFonts w:ascii="Times New Roman" w:eastAsia="標楷體" w:hAnsi="Times New Roman" w:cs="Times New Roman" w:hint="eastAsia"/>
-        </w:rPr>
-        <w:t>，顯示模型在機率排序層面的整體判別能力仍屬良好，惟此指標與</w:t>
-      </w:r>
-      <w:r>
-        <w:rPr>
-          <w:rFonts w:ascii="Times New Roman" w:eastAsia="標楷體" w:hAnsi="Times New Roman" w:cs="Times New Roman" w:hint="eastAsia"/>
-        </w:rPr>
-        <w:t xml:space="preserve"> Recall </w:t>
-      </w:r>
-      <w:r>
-        <w:rPr>
-          <w:rFonts w:ascii="Times New Roman" w:eastAsia="標楷體" w:hAnsi="Times New Roman" w:cs="Times New Roman" w:hint="eastAsia"/>
-        </w:rPr>
-        <w:t>偏低的現象並不衝突</w:t>
-      </w:r>
-      <w:r>
-        <w:rPr>
-          <w:rFonts w:ascii="Times New Roman" w:eastAsia="標楷體" w:hAnsi="Times New Roman" w:cs="Times New Roman" w:hint="eastAsia"/>
-        </w:rPr>
-        <w:t xml:space="preserve"> </w:t>
-      </w:r>
-      <w:r>
-        <w:rPr>
-          <w:rFonts w:ascii="Times New Roman" w:eastAsia="標楷體" w:hAnsi="Times New Roman" w:cs="Times New Roman"/>
-        </w:rPr>
-        <w:t>——</w:t>
-      </w:r>
-      <w:r>
-        <w:rPr>
-          <w:rFonts w:ascii="Times New Roman" w:eastAsia="標楷體" w:hAnsi="Times New Roman" w:cs="Times New Roman" w:hint="eastAsia"/>
-        </w:rPr>
-        <w:t xml:space="preserve"> AUC </w:t>
-      </w:r>
-      <w:r>
-        <w:rPr>
-          <w:rFonts w:ascii="Times New Roman" w:eastAsia="標楷體" w:hAnsi="Times New Roman" w:cs="Times New Roman" w:hint="eastAsia"/>
-        </w:rPr>
-        <w:t>反映模型對不同決策閥值下區辨能力，而目前預設的</w:t>
-      </w:r>
-      <w:r>
-        <w:rPr>
-          <w:rFonts w:ascii="Times New Roman" w:eastAsia="標楷體" w:hAnsi="Times New Roman" w:cs="Times New Roman" w:hint="eastAsia"/>
+          <w:rFonts w:ascii="Times New Roman" w:eastAsia="標楷體" w:hAnsi="Times New Roman" w:cs="Times New Roman"/>
+        </w:rPr>
+        <w:t xml:space="preserve"> 0.95 </w:t>
+      </w:r>
+      <w:r>
+        <w:rPr>
+          <w:rFonts w:ascii="Times New Roman" w:eastAsia="標楷體" w:hAnsi="Times New Roman" w:cs="Times New Roman"/>
+        </w:rPr>
+        <w:t>以上（</w:t>
+      </w:r>
+      <w:r>
+        <w:rPr>
+          <w:rFonts w:ascii="Times New Roman" w:eastAsia="標楷體" w:hAnsi="Times New Roman" w:cs="Times New Roman"/>
+        </w:rPr>
+        <w:t>Micro-average AUC = 0.9772</w:t>
+      </w:r>
+      <w:r>
+        <w:rPr>
+          <w:rFonts w:ascii="Times New Roman" w:eastAsia="標楷體" w:hAnsi="Times New Roman" w:cs="Times New Roman"/>
+        </w:rPr>
+        <w:t>），顯示模型在機率排序層面之整體判別能力仍屬良好，惟此指標與</w:t>
+      </w:r>
+      <w:r>
+        <w:rPr>
+          <w:rFonts w:ascii="Times New Roman" w:eastAsia="標楷體" w:hAnsi="Times New Roman" w:cs="Times New Roman"/>
+        </w:rPr>
+        <w:t xml:space="preserve"> Normal Specificity </w:t>
+      </w:r>
+      <w:r>
+        <w:rPr>
+          <w:rFonts w:ascii="Times New Roman" w:eastAsia="標楷體" w:hAnsi="Times New Roman" w:cs="Times New Roman"/>
+        </w:rPr>
+        <w:t>偏低之現象並不衝突</w:t>
+      </w:r>
+      <w:r>
+        <w:rPr>
+          <w:rFonts w:ascii="Times New Roman" w:eastAsia="標楷體" w:hAnsi="Times New Roman" w:cs="Times New Roman"/>
+        </w:rPr>
+        <w:t xml:space="preserve">——AUC </w:t>
+      </w:r>
+      <w:r>
+        <w:rPr>
+          <w:rFonts w:ascii="Times New Roman" w:eastAsia="標楷體" w:hAnsi="Times New Roman" w:cs="Times New Roman"/>
+        </w:rPr>
+        <w:t>反映模型對不同決策閾值下之區辨能力，而目前預設之</w:t>
+      </w:r>
+      <w:r>
+        <w:rPr>
+          <w:rFonts w:ascii="Times New Roman" w:eastAsia="標楷體" w:hAnsi="Times New Roman" w:cs="Times New Roman"/>
         </w:rPr>
         <w:t xml:space="preserve"> 0.5 </w:t>
       </w:r>
       <w:r>
         <w:rPr>
-          <w:rFonts w:ascii="Times New Roman" w:eastAsia="標楷體" w:hAnsi="Times New Roman" w:cs="Times New Roman" w:hint="eastAsia"/>
-        </w:rPr>
-        <w:t>閥值下</w:t>
-      </w:r>
-      <w:r>
-        <w:rPr>
-          <w:rFonts w:ascii="Times New Roman" w:eastAsia="標楷體" w:hAnsi="Times New Roman" w:cs="Times New Roman" w:hint="eastAsia"/>
-        </w:rPr>
-        <w:t xml:space="preserve"> Ischemia </w:t>
-      </w:r>
-      <w:r>
-        <w:rPr>
-          <w:rFonts w:ascii="Times New Roman" w:eastAsia="標楷體" w:hAnsi="Times New Roman" w:cs="Times New Roman" w:hint="eastAsia"/>
-        </w:rPr>
-        <w:t>類別的召回率不足，意味著透過調整決策閥值或引入類別加權機制，仍有近一步優化空間，此將於本章最後的限制與未來研究方向中一併討論</w:t>
+          <w:rFonts w:ascii="Times New Roman" w:eastAsia="標楷體" w:hAnsi="Times New Roman" w:cs="Times New Roman"/>
+        </w:rPr>
+        <w:t>閾值下，模型對</w:t>
+      </w:r>
+      <w:r>
+        <w:rPr>
+          <w:rFonts w:ascii="Times New Roman" w:eastAsia="標楷體" w:hAnsi="Times New Roman" w:cs="Times New Roman"/>
+        </w:rPr>
+        <w:t xml:space="preserve"> Normal </w:t>
+      </w:r>
+      <w:r>
+        <w:rPr>
+          <w:rFonts w:ascii="Times New Roman" w:eastAsia="標楷體" w:hAnsi="Times New Roman" w:cs="Times New Roman"/>
+        </w:rPr>
+        <w:t>類別之判定門檻可能偏寬鬆，意味著透過調整決策閾值或引入類別加權機制，仍有進一步優化之空間，此將於本章最後之限制與未來研究方向中一併討論。</w:t>
       </w:r>
     </w:p>
     <w:p>
@@ -11552,18 +12062,18 @@
       </w:pPr>
       <w:r>
         <w:rPr>
-          <w:rFonts w:ascii="Times New Roman" w:eastAsia="標楷體" w:hAnsi="Times New Roman" w:cs="Times New Roman" w:hint="eastAsia"/>
+          <w:rFonts w:ascii="Times New Roman" w:eastAsia="標楷體" w:hAnsi="Times New Roman" w:cs="Times New Roman"/>
           <w:sz w:val="28"/>
           <w:szCs w:val="28"/>
         </w:rPr>
-        <w:t>類別分佈不平衡未經加權處理</w:t>
+        <w:t>類別不平衡之影響隨訓練配置而變化</w:t>
       </w:r>
     </w:p>
     <w:p>
       <w:pPr>
         <w:jc w:val="both"/>
         <w:rPr>
-          <w:rFonts w:ascii="Times New Roman" w:eastAsia="標楷體" w:hAnsi="Times New Roman" w:cs="Times New Roman"/>
+          <w:rFonts w:ascii="Times New Roman" w:eastAsia="標楷體" w:hAnsi="Times New Roman" w:cs="Times New Roman" w:hint="eastAsia"/>
         </w:rPr>
       </w:pPr>
       <w:r>
@@ -11594,7 +12104,13 @@
         <w:rPr>
           <w:rFonts w:ascii="Times New Roman" w:eastAsia="標楷體" w:hAnsi="Times New Roman" w:cs="Times New Roman" w:hint="eastAsia"/>
         </w:rPr>
-        <w:t>張，</w:t>
+        <w:t>張</w:t>
+      </w:r>
+      <w:r>
+        <w:rPr>
+          <w:rFonts w:ascii="Times New Roman" w:eastAsia="標楷體" w:hAnsi="Times New Roman" w:cs="Times New Roman" w:hint="eastAsia"/>
+        </w:rPr>
+        <w:t>，</w:t>
       </w:r>
       <w:r>
         <w:rPr>
@@ -11708,55 +12224,61 @@
         <w:rPr>
           <w:rFonts w:ascii="Times New Roman" w:eastAsia="標楷體" w:hAnsi="Times New Roman" w:cs="Times New Roman" w:hint="eastAsia"/>
         </w:rPr>
-        <w:t>。此設計選擇可能是導致</w:t>
-      </w:r>
-      <w:r>
-        <w:rPr>
-          <w:rFonts w:ascii="Times New Roman" w:eastAsia="標楷體" w:hAnsi="Times New Roman" w:cs="Times New Roman" w:hint="eastAsia"/>
-        </w:rPr>
-        <w:t xml:space="preserve"> Student </w:t>
-      </w:r>
-      <w:r>
-        <w:rPr>
-          <w:rFonts w:ascii="Times New Roman" w:eastAsia="標楷體" w:hAnsi="Times New Roman" w:cs="Times New Roman" w:hint="eastAsia"/>
-        </w:rPr>
-        <w:t>模型於</w:t>
-      </w:r>
-      <w:r>
-        <w:rPr>
-          <w:rFonts w:ascii="Times New Roman" w:eastAsia="標楷體" w:hAnsi="Times New Roman" w:cs="Times New Roman" w:hint="eastAsia"/>
-        </w:rPr>
-        <w:t xml:space="preserve"> Ischemia </w:t>
-      </w:r>
-      <w:r>
-        <w:rPr>
-          <w:rFonts w:ascii="Times New Roman" w:eastAsia="標楷體" w:hAnsi="Times New Roman" w:cs="Times New Roman" w:hint="eastAsia"/>
-        </w:rPr>
-        <w:t>類別上</w:t>
-      </w:r>
-      <w:r>
-        <w:rPr>
-          <w:rFonts w:ascii="Times New Roman" w:eastAsia="標楷體" w:hAnsi="Times New Roman" w:cs="Times New Roman" w:hint="eastAsia"/>
+        <w:t>。</w:t>
+      </w:r>
+      <w:r>
+        <w:rPr>
+          <w:rFonts w:ascii="Times New Roman" w:eastAsia="標楷體" w:hAnsi="Times New Roman" w:cs="Times New Roman"/>
+        </w:rPr>
+        <w:t>值得注意的是，本章前後兩次訓練結果顯示，少數類別之表現對訓練超參數（如學習率、學習率排程）之調整頗為敏感</w:t>
+      </w:r>
+      <w:r>
+        <w:rPr>
+          <w:rFonts w:ascii="Times New Roman" w:eastAsia="標楷體" w:hAnsi="Times New Roman" w:cs="Times New Roman"/>
+        </w:rPr>
+        <w:t xml:space="preserve">——Ischemia </w:t>
+      </w:r>
+      <w:r>
+        <w:rPr>
+          <w:rFonts w:ascii="Times New Roman" w:eastAsia="標楷體" w:hAnsi="Times New Roman" w:cs="Times New Roman"/>
+        </w:rPr>
+        <w:t>類別</w:t>
+      </w:r>
+      <w:r>
+        <w:rPr>
+          <w:rFonts w:ascii="Times New Roman" w:eastAsia="標楷體" w:hAnsi="Times New Roman" w:cs="Times New Roman"/>
         </w:rPr>
         <w:t xml:space="preserve"> Recall </w:t>
       </w:r>
       <w:r>
         <w:rPr>
-          <w:rFonts w:ascii="Times New Roman" w:eastAsia="標楷體" w:hAnsi="Times New Roman" w:cs="Times New Roman" w:hint="eastAsia"/>
-        </w:rPr>
-        <w:t>偏低</w:t>
-      </w:r>
-      <w:r>
-        <w:rPr>
-          <w:rFonts w:ascii="Times New Roman" w:eastAsia="標楷體" w:hAnsi="Times New Roman" w:cs="Times New Roman" w:hint="eastAsia"/>
-        </w:rPr>
-        <w:t xml:space="preserve"> (0,54) </w:t>
-      </w:r>
-      <w:r>
-        <w:rPr>
-          <w:rFonts w:ascii="Times New Roman" w:eastAsia="標楷體" w:hAnsi="Times New Roman" w:cs="Times New Roman" w:hint="eastAsia"/>
-        </w:rPr>
-        <w:t>的主要原因之一，後續觀察研究可嘗試於損失函數中導入類別權重，或於資料層面採用過採樣策略，觀察對少數類別偵測能力的改善程度。</w:t>
+          <w:rFonts w:ascii="Times New Roman" w:eastAsia="標楷體" w:hAnsi="Times New Roman" w:cs="Times New Roman"/>
+        </w:rPr>
+        <w:t>由早期版本之</w:t>
+      </w:r>
+      <w:r>
+        <w:rPr>
+          <w:rFonts w:ascii="Times New Roman" w:eastAsia="標楷體" w:hAnsi="Times New Roman" w:cs="Times New Roman"/>
+        </w:rPr>
+        <w:t xml:space="preserve"> 0.54 </w:t>
+      </w:r>
+      <w:r>
+        <w:rPr>
+          <w:rFonts w:ascii="Times New Roman" w:eastAsia="標楷體" w:hAnsi="Times New Roman" w:cs="Times New Roman"/>
+        </w:rPr>
+        <w:t>提升至本次之</w:t>
+      </w:r>
+      <w:r>
+        <w:rPr>
+          <w:rFonts w:ascii="Times New Roman" w:eastAsia="標楷體" w:hAnsi="Times New Roman" w:cs="Times New Roman"/>
+        </w:rPr>
+        <w:t xml:space="preserve"> 0.76</w:t>
+      </w:r>
+      <w:r>
+        <w:rPr>
+          <w:rFonts w:ascii="Times New Roman" w:eastAsia="標楷體" w:hAnsi="Times New Roman" w:cs="Times New Roman"/>
+        </w:rPr>
+        <w:t>，顯示類別不平衡之影響並非固定不變，適當調整訓練配置仍有機會部分緩解此問題。惟本研究並未針對類別加權策略進行系統性實驗，後續研究仍可嘗試於損失函數中導入類別權重，或於資料層面採用過採樣策略，觀察對少數類別偵測能力之進一步改善程度。</w:t>
       </w:r>
     </w:p>
     <w:p>
@@ -11764,14 +12286,727 @@
         <w:jc w:val="both"/>
         <w:rPr>
           <w:rFonts w:ascii="Times New Roman" w:eastAsia="標楷體" w:hAnsi="Times New Roman" w:cs="Times New Roman"/>
+          <w:sz w:val="28"/>
+          <w:szCs w:val="28"/>
         </w:rPr>
       </w:pPr>
+      <w:r>
+        <w:rPr>
+          <w:rFonts w:ascii="Times New Roman" w:eastAsia="標楷體" w:hAnsi="Times New Roman" w:cs="Times New Roman"/>
+          <w:sz w:val="28"/>
+          <w:szCs w:val="28"/>
+        </w:rPr>
+        <w:lastRenderedPageBreak/>
+        <w:t xml:space="preserve">Normal </w:t>
+      </w:r>
+      <w:r>
+        <w:rPr>
+          <w:rFonts w:ascii="Times New Roman" w:eastAsia="標楷體" w:hAnsi="Times New Roman" w:cs="Times New Roman"/>
+          <w:sz w:val="28"/>
+          <w:szCs w:val="28"/>
+        </w:rPr>
+        <w:t>類別</w:t>
+      </w:r>
+      <w:r>
+        <w:rPr>
+          <w:rFonts w:ascii="Times New Roman" w:eastAsia="標楷體" w:hAnsi="Times New Roman" w:cs="Times New Roman"/>
+          <w:sz w:val="28"/>
+          <w:szCs w:val="28"/>
+        </w:rPr>
+        <w:t xml:space="preserve"> Specificity </w:t>
+      </w:r>
+      <w:r>
+        <w:rPr>
+          <w:rFonts w:ascii="Times New Roman" w:eastAsia="標楷體" w:hAnsi="Times New Roman" w:cs="Times New Roman"/>
+          <w:sz w:val="28"/>
+          <w:szCs w:val="28"/>
+        </w:rPr>
+        <w:t>偏低，為本研究最主要之限制</w:t>
+      </w:r>
+    </w:p>
+    <w:p>
+      <w:pPr>
+        <w:jc w:val="both"/>
+        <w:rPr>
+          <w:rFonts w:ascii="Times New Roman" w:eastAsia="標楷體" w:hAnsi="Times New Roman" w:cs="Times New Roman" w:hint="eastAsia"/>
+        </w:rPr>
+      </w:pPr>
+      <w:r>
+        <w:rPr>
+          <w:rFonts w:ascii="Times New Roman" w:eastAsia="標楷體" w:hAnsi="Times New Roman" w:cs="Times New Roman"/>
+        </w:rPr>
+        <w:t xml:space="preserve">Student </w:t>
+      </w:r>
+      <w:r>
+        <w:rPr>
+          <w:rFonts w:ascii="Times New Roman" w:eastAsia="標楷體" w:hAnsi="Times New Roman" w:cs="Times New Roman"/>
+        </w:rPr>
+        <w:t>模型於</w:t>
+      </w:r>
+      <w:r>
+        <w:rPr>
+          <w:rFonts w:ascii="Times New Roman" w:eastAsia="標楷體" w:hAnsi="Times New Roman" w:cs="Times New Roman"/>
+        </w:rPr>
+        <w:t xml:space="preserve"> Normal </w:t>
+      </w:r>
+      <w:r>
+        <w:rPr>
+          <w:rFonts w:ascii="Times New Roman" w:eastAsia="標楷體" w:hAnsi="Times New Roman" w:cs="Times New Roman"/>
+        </w:rPr>
+        <w:t>類別呈現高</w:t>
+      </w:r>
+      <w:r>
+        <w:rPr>
+          <w:rFonts w:ascii="Times New Roman" w:eastAsia="標楷體" w:hAnsi="Times New Roman" w:cs="Times New Roman"/>
+        </w:rPr>
+        <w:t xml:space="preserve"> Recall</w:t>
+      </w:r>
+      <w:r>
+        <w:rPr>
+          <w:rFonts w:ascii="Times New Roman" w:eastAsia="標楷體" w:hAnsi="Times New Roman" w:cs="Times New Roman"/>
+        </w:rPr>
+        <w:t>（</w:t>
+      </w:r>
+      <w:r>
+        <w:rPr>
+          <w:rFonts w:ascii="Times New Roman" w:eastAsia="標楷體" w:hAnsi="Times New Roman" w:cs="Times New Roman"/>
+        </w:rPr>
+        <w:t>0.99</w:t>
+      </w:r>
+      <w:r>
+        <w:rPr>
+          <w:rFonts w:ascii="Times New Roman" w:eastAsia="標楷體" w:hAnsi="Times New Roman" w:cs="Times New Roman"/>
+        </w:rPr>
+        <w:t>）但</w:t>
+      </w:r>
+      <w:r>
+        <w:rPr>
+          <w:rFonts w:ascii="Times New Roman" w:eastAsia="標楷體" w:hAnsi="Times New Roman" w:cs="Times New Roman"/>
+        </w:rPr>
+        <w:t xml:space="preserve"> Specificity </w:t>
+      </w:r>
+      <w:r>
+        <w:rPr>
+          <w:rFonts w:ascii="Times New Roman" w:eastAsia="標楷體" w:hAnsi="Times New Roman" w:cs="Times New Roman"/>
+        </w:rPr>
+        <w:t>僅</w:t>
+      </w:r>
+      <w:r>
+        <w:rPr>
+          <w:rFonts w:ascii="Times New Roman" w:eastAsia="標楷體" w:hAnsi="Times New Roman" w:cs="Times New Roman"/>
+        </w:rPr>
+        <w:t xml:space="preserve"> 0.7888 </w:t>
+      </w:r>
+      <w:r>
+        <w:rPr>
+          <w:rFonts w:ascii="Times New Roman" w:eastAsia="標楷體" w:hAnsi="Times New Roman" w:cs="Times New Roman"/>
+        </w:rPr>
+        <w:t>之不對稱表現，意即模型對於判定為</w:t>
+      </w:r>
+      <w:r>
+        <w:rPr>
+          <w:rFonts w:ascii="Times New Roman" w:eastAsia="標楷體" w:hAnsi="Times New Roman" w:cs="Times New Roman"/>
+        </w:rPr>
+        <w:t xml:space="preserve"> Normal </w:t>
+      </w:r>
+      <w:r>
+        <w:rPr>
+          <w:rFonts w:ascii="Times New Roman" w:eastAsia="標楷體" w:hAnsi="Times New Roman" w:cs="Times New Roman"/>
+        </w:rPr>
+        <w:t>之樣本雖具高度一致性，但仍有相當比例之真實患病樣本（</w:t>
+      </w:r>
+      <w:r>
+        <w:rPr>
+          <w:rFonts w:ascii="Times New Roman" w:eastAsia="標楷體" w:hAnsi="Times New Roman" w:cs="Times New Roman"/>
+        </w:rPr>
+        <w:t xml:space="preserve">Hemorrhagic </w:t>
+      </w:r>
+      <w:r>
+        <w:rPr>
+          <w:rFonts w:ascii="Times New Roman" w:eastAsia="標楷體" w:hAnsi="Times New Roman" w:cs="Times New Roman"/>
+        </w:rPr>
+        <w:t>或</w:t>
+      </w:r>
+      <w:r>
+        <w:rPr>
+          <w:rFonts w:ascii="Times New Roman" w:eastAsia="標楷體" w:hAnsi="Times New Roman" w:cs="Times New Roman"/>
+        </w:rPr>
+        <w:t xml:space="preserve"> Ischemia</w:t>
+      </w:r>
+      <w:r>
+        <w:rPr>
+          <w:rFonts w:ascii="Times New Roman" w:eastAsia="標楷體" w:hAnsi="Times New Roman" w:cs="Times New Roman"/>
+        </w:rPr>
+        <w:t>）被誤判為</w:t>
+      </w:r>
+      <w:r>
+        <w:rPr>
+          <w:rFonts w:ascii="Times New Roman" w:eastAsia="標楷體" w:hAnsi="Times New Roman" w:cs="Times New Roman"/>
+        </w:rPr>
+        <w:t xml:space="preserve"> Normal——</w:t>
+      </w:r>
+      <w:r>
+        <w:rPr>
+          <w:rFonts w:ascii="Times New Roman" w:eastAsia="標楷體" w:hAnsi="Times New Roman" w:cs="Times New Roman"/>
+        </w:rPr>
+        <w:t>此與</w:t>
+      </w:r>
+      <w:r>
+        <w:rPr>
+          <w:rFonts w:ascii="Times New Roman" w:eastAsia="標楷體" w:hAnsi="Times New Roman" w:cs="Times New Roman"/>
+        </w:rPr>
+        <w:t xml:space="preserve"> Hemorrhagic </w:t>
+      </w:r>
+      <w:r>
+        <w:rPr>
+          <w:rFonts w:ascii="Times New Roman" w:eastAsia="標楷體" w:hAnsi="Times New Roman" w:cs="Times New Roman"/>
+        </w:rPr>
+        <w:t>類別</w:t>
+      </w:r>
+      <w:r>
+        <w:rPr>
+          <w:rFonts w:ascii="Times New Roman" w:eastAsia="標楷體" w:hAnsi="Times New Roman" w:cs="Times New Roman"/>
+        </w:rPr>
+        <w:t xml:space="preserve"> Recall </w:t>
+      </w:r>
+      <w:r>
+        <w:rPr>
+          <w:rFonts w:ascii="Times New Roman" w:eastAsia="標楷體" w:hAnsi="Times New Roman" w:cs="Times New Roman"/>
+        </w:rPr>
+        <w:t>降至</w:t>
+      </w:r>
+      <w:r>
+        <w:rPr>
+          <w:rFonts w:ascii="Times New Roman" w:eastAsia="標楷體" w:hAnsi="Times New Roman" w:cs="Times New Roman"/>
+        </w:rPr>
+        <w:t xml:space="preserve"> 0.71</w:t>
+      </w:r>
+      <w:r>
+        <w:rPr>
+          <w:rFonts w:ascii="Times New Roman" w:eastAsia="標楷體" w:hAnsi="Times New Roman" w:cs="Times New Roman"/>
+        </w:rPr>
+        <w:t>、</w:t>
+      </w:r>
+      <w:r>
+        <w:rPr>
+          <w:rFonts w:ascii="Times New Roman" w:eastAsia="標楷體" w:hAnsi="Times New Roman" w:cs="Times New Roman"/>
+        </w:rPr>
+        <w:t xml:space="preserve">Ischemia </w:t>
+      </w:r>
+      <w:r>
+        <w:rPr>
+          <w:rFonts w:ascii="Times New Roman" w:eastAsia="標楷體" w:hAnsi="Times New Roman" w:cs="Times New Roman"/>
+        </w:rPr>
+        <w:t>類別</w:t>
+      </w:r>
+      <w:r>
+        <w:rPr>
+          <w:rFonts w:ascii="Times New Roman" w:eastAsia="標楷體" w:hAnsi="Times New Roman" w:cs="Times New Roman"/>
+        </w:rPr>
+        <w:t xml:space="preserve"> Recall </w:t>
+      </w:r>
+      <w:r>
+        <w:rPr>
+          <w:rFonts w:ascii="Times New Roman" w:eastAsia="標楷體" w:hAnsi="Times New Roman" w:cs="Times New Roman"/>
+        </w:rPr>
+        <w:t>為</w:t>
+      </w:r>
+      <w:r>
+        <w:rPr>
+          <w:rFonts w:ascii="Times New Roman" w:eastAsia="標楷體" w:hAnsi="Times New Roman" w:cs="Times New Roman"/>
+        </w:rPr>
+        <w:t xml:space="preserve"> 0.76 </w:t>
+      </w:r>
+      <w:r>
+        <w:rPr>
+          <w:rFonts w:ascii="Times New Roman" w:eastAsia="標楷體" w:hAnsi="Times New Roman" w:cs="Times New Roman"/>
+        </w:rPr>
+        <w:t>之結果相互呼應。於臨床應用情境下，此類將患病樣本判定為「無異常」之偽陰性（</w:t>
+      </w:r>
+      <w:r>
+        <w:rPr>
+          <w:rFonts w:ascii="Times New Roman" w:eastAsia="標楷體" w:hAnsi="Times New Roman" w:cs="Times New Roman"/>
+        </w:rPr>
+        <w:t>False Negative</w:t>
+      </w:r>
+      <w:r>
+        <w:rPr>
+          <w:rFonts w:ascii="Times New Roman" w:eastAsia="標楷體" w:hAnsi="Times New Roman" w:cs="Times New Roman"/>
+        </w:rPr>
+        <w:t>）誤判，其風險高於將</w:t>
+      </w:r>
+      <w:r>
+        <w:rPr>
+          <w:rFonts w:ascii="Times New Roman" w:eastAsia="標楷體" w:hAnsi="Times New Roman" w:cs="Times New Roman"/>
+        </w:rPr>
+        <w:t xml:space="preserve"> Normal </w:t>
+      </w:r>
+      <w:r>
+        <w:rPr>
+          <w:rFonts w:ascii="Times New Roman" w:eastAsia="標楷體" w:hAnsi="Times New Roman" w:cs="Times New Roman"/>
+        </w:rPr>
+        <w:t>誤判為患病類別之偽陽性，因偽陰性可能導致病患延誤就醫，而偽陽性至多僅需額外複查即可排除。此限制之成因除類別不平衡外，亦可能與</w:t>
+      </w:r>
+      <w:r>
+        <w:rPr>
+          <w:rFonts w:ascii="Times New Roman" w:eastAsia="標楷體" w:hAnsi="Times New Roman" w:cs="Times New Roman"/>
+        </w:rPr>
+        <w:t xml:space="preserve"> Hemorrhagic</w:t>
+      </w:r>
+      <w:r>
+        <w:rPr>
+          <w:rFonts w:ascii="Times New Roman" w:eastAsia="標楷體" w:hAnsi="Times New Roman" w:cs="Times New Roman"/>
+        </w:rPr>
+        <w:t>、</w:t>
+      </w:r>
+      <w:r>
+        <w:rPr>
+          <w:rFonts w:ascii="Times New Roman" w:eastAsia="標楷體" w:hAnsi="Times New Roman" w:cs="Times New Roman"/>
+        </w:rPr>
+        <w:t xml:space="preserve">Ischemia </w:t>
+      </w:r>
+      <w:r>
+        <w:rPr>
+          <w:rFonts w:ascii="Times New Roman" w:eastAsia="標楷體" w:hAnsi="Times New Roman" w:cs="Times New Roman"/>
+        </w:rPr>
+        <w:t>於</w:t>
+      </w:r>
+      <w:r>
+        <w:rPr>
+          <w:rFonts w:ascii="Times New Roman" w:eastAsia="標楷體" w:hAnsi="Times New Roman" w:cs="Times New Roman"/>
+        </w:rPr>
+        <w:t xml:space="preserve"> CT </w:t>
+      </w:r>
+      <w:r>
+        <w:rPr>
+          <w:rFonts w:ascii="Times New Roman" w:eastAsia="標楷體" w:hAnsi="Times New Roman" w:cs="Times New Roman"/>
+        </w:rPr>
+        <w:t>影像上與</w:t>
+      </w:r>
+      <w:r>
+        <w:rPr>
+          <w:rFonts w:ascii="Times New Roman" w:eastAsia="標楷體" w:hAnsi="Times New Roman" w:cs="Times New Roman"/>
+        </w:rPr>
+        <w:t xml:space="preserve"> Normal </w:t>
+      </w:r>
+      <w:r>
+        <w:rPr>
+          <w:rFonts w:ascii="Times New Roman" w:eastAsia="標楷體" w:hAnsi="Times New Roman" w:cs="Times New Roman"/>
+        </w:rPr>
+        <w:t>之影像特徵重疊有關，後續研究可考慮增加患病類別樣本數、引入病灶區域強化之前處理技術，或針對決策閾值進行調整，以降低偽陰性比例、提升臨床可用性。</w:t>
+      </w:r>
+    </w:p>
+    <w:p>
+      <w:pPr>
+        <w:jc w:val="both"/>
+        <w:rPr>
+          <w:rFonts w:ascii="Times New Roman" w:eastAsia="標楷體" w:hAnsi="Times New Roman" w:cs="Times New Roman"/>
+          <w:sz w:val="28"/>
+          <w:szCs w:val="28"/>
+        </w:rPr>
+      </w:pPr>
+      <w:r>
+        <w:rPr>
+          <w:rFonts w:ascii="Times New Roman" w:eastAsia="標楷體" w:hAnsi="Times New Roman" w:cs="Times New Roman"/>
+          <w:sz w:val="28"/>
+          <w:szCs w:val="28"/>
+        </w:rPr>
+        <w:t xml:space="preserve">TA </w:t>
+      </w:r>
+      <w:r>
+        <w:rPr>
+          <w:rFonts w:ascii="Times New Roman" w:eastAsia="標楷體" w:hAnsi="Times New Roman" w:cs="Times New Roman"/>
+          <w:sz w:val="28"/>
+          <w:szCs w:val="28"/>
+        </w:rPr>
+        <w:t>模型準確率下降但</w:t>
+      </w:r>
+      <w:r>
+        <w:rPr>
+          <w:rFonts w:ascii="Times New Roman" w:eastAsia="標楷體" w:hAnsi="Times New Roman" w:cs="Times New Roman"/>
+          <w:sz w:val="28"/>
+          <w:szCs w:val="28"/>
+        </w:rPr>
+        <w:t xml:space="preserve"> Student </w:t>
+      </w:r>
+      <w:r>
+        <w:rPr>
+          <w:rFonts w:ascii="Times New Roman" w:eastAsia="標楷體" w:hAnsi="Times New Roman" w:cs="Times New Roman"/>
+          <w:sz w:val="28"/>
+          <w:szCs w:val="28"/>
+        </w:rPr>
+        <w:t>模型表現反而提升之現象</w:t>
+      </w:r>
+    </w:p>
+    <w:p>
+      <w:pPr>
+        <w:jc w:val="both"/>
+        <w:rPr>
+          <w:rFonts w:ascii="Times New Roman" w:eastAsia="標楷體" w:hAnsi="Times New Roman" w:cs="Times New Roman"/>
+        </w:rPr>
+      </w:pPr>
+      <w:r>
+        <w:rPr>
+          <w:rFonts w:ascii="Times New Roman" w:eastAsia="標楷體" w:hAnsi="Times New Roman" w:cs="Times New Roman"/>
+        </w:rPr>
+        <w:t>本章實驗過程中觀察到一項與直覺相悖之現象：於調整訓練超參數（學習率由</w:t>
+      </w:r>
+      <w:r>
+        <w:rPr>
+          <w:rFonts w:ascii="Times New Roman" w:eastAsia="標楷體" w:hAnsi="Times New Roman" w:cs="Times New Roman"/>
+        </w:rPr>
+        <w:t xml:space="preserve"> 1e-3 </w:t>
+      </w:r>
+      <w:r>
+        <w:rPr>
+          <w:rFonts w:ascii="Times New Roman" w:eastAsia="標楷體" w:hAnsi="Times New Roman" w:cs="Times New Roman"/>
+        </w:rPr>
+        <w:t>降至</w:t>
+      </w:r>
+      <w:r>
+        <w:rPr>
+          <w:rFonts w:ascii="Times New Roman" w:eastAsia="標楷體" w:hAnsi="Times New Roman" w:cs="Times New Roman"/>
+        </w:rPr>
+        <w:t xml:space="preserve"> 1e-5</w:t>
+      </w:r>
+      <w:r>
+        <w:rPr>
+          <w:rFonts w:ascii="Times New Roman" w:eastAsia="標楷體" w:hAnsi="Times New Roman" w:cs="Times New Roman"/>
+        </w:rPr>
+        <w:t>，並搭配</w:t>
+      </w:r>
+      <w:r>
+        <w:rPr>
+          <w:rFonts w:ascii="Times New Roman" w:eastAsia="標楷體" w:hAnsi="Times New Roman" w:cs="Times New Roman"/>
+        </w:rPr>
+        <w:t xml:space="preserve"> </w:t>
+      </w:r>
+      <w:proofErr w:type="spellStart"/>
+      <w:r>
+        <w:rPr>
+          <w:rFonts w:ascii="Times New Roman" w:eastAsia="標楷體" w:hAnsi="Times New Roman" w:cs="Times New Roman"/>
+        </w:rPr>
+        <w:t>ReduceLROnPlateau</w:t>
+      </w:r>
+      <w:proofErr w:type="spellEnd"/>
+      <w:r>
+        <w:rPr>
+          <w:rFonts w:ascii="Times New Roman" w:eastAsia="標楷體" w:hAnsi="Times New Roman" w:cs="Times New Roman"/>
+        </w:rPr>
+        <w:t xml:space="preserve"> </w:t>
+      </w:r>
+      <w:r>
+        <w:rPr>
+          <w:rFonts w:ascii="Times New Roman" w:eastAsia="標楷體" w:hAnsi="Times New Roman" w:cs="Times New Roman"/>
+        </w:rPr>
+        <w:t>動態調整機制）後，</w:t>
+      </w:r>
+      <w:r>
+        <w:rPr>
+          <w:rFonts w:ascii="Times New Roman" w:eastAsia="標楷體" w:hAnsi="Times New Roman" w:cs="Times New Roman"/>
+        </w:rPr>
+        <w:t xml:space="preserve">TA </w:t>
+      </w:r>
+      <w:r>
+        <w:rPr>
+          <w:rFonts w:ascii="Times New Roman" w:eastAsia="標楷體" w:hAnsi="Times New Roman" w:cs="Times New Roman"/>
+        </w:rPr>
+        <w:t>模型之準確率由先前版本之</w:t>
+      </w:r>
+      <w:r>
+        <w:rPr>
+          <w:rFonts w:ascii="Times New Roman" w:eastAsia="標楷體" w:hAnsi="Times New Roman" w:cs="Times New Roman"/>
+        </w:rPr>
+        <w:t xml:space="preserve"> 92.33% </w:t>
+      </w:r>
+      <w:r>
+        <w:rPr>
+          <w:rFonts w:ascii="Times New Roman" w:eastAsia="標楷體" w:hAnsi="Times New Roman" w:cs="Times New Roman"/>
+        </w:rPr>
+        <w:t>大幅下降至</w:t>
+      </w:r>
+      <w:r>
+        <w:rPr>
+          <w:rFonts w:ascii="Times New Roman" w:eastAsia="標楷體" w:hAnsi="Times New Roman" w:cs="Times New Roman"/>
+        </w:rPr>
+        <w:t xml:space="preserve"> 82.41%</w:t>
+      </w:r>
+      <w:r>
+        <w:rPr>
+          <w:rFonts w:ascii="Times New Roman" w:eastAsia="標楷體" w:hAnsi="Times New Roman" w:cs="Times New Roman"/>
+        </w:rPr>
+        <w:t>，然而</w:t>
+      </w:r>
+      <w:r>
+        <w:rPr>
+          <w:rFonts w:ascii="Times New Roman" w:eastAsia="標楷體" w:hAnsi="Times New Roman" w:cs="Times New Roman"/>
+        </w:rPr>
+        <w:t xml:space="preserve"> Student </w:t>
+      </w:r>
+      <w:r>
+        <w:rPr>
+          <w:rFonts w:ascii="Times New Roman" w:eastAsia="標楷體" w:hAnsi="Times New Roman" w:cs="Times New Roman"/>
+        </w:rPr>
+        <w:t>模型之最終表現卻反而由</w:t>
+      </w:r>
+      <w:r>
+        <w:rPr>
+          <w:rFonts w:ascii="Times New Roman" w:eastAsia="標楷體" w:hAnsi="Times New Roman" w:cs="Times New Roman"/>
+        </w:rPr>
+        <w:t xml:space="preserve"> 87.74% </w:t>
+      </w:r>
+      <w:r>
+        <w:rPr>
+          <w:rFonts w:ascii="Times New Roman" w:eastAsia="標楷體" w:hAnsi="Times New Roman" w:cs="Times New Roman"/>
+        </w:rPr>
+        <w:t>提升至</w:t>
+      </w:r>
+      <w:r>
+        <w:rPr>
+          <w:rFonts w:ascii="Times New Roman" w:eastAsia="標楷體" w:hAnsi="Times New Roman" w:cs="Times New Roman"/>
+        </w:rPr>
+        <w:t xml:space="preserve"> 90.38%</w:t>
+      </w:r>
+      <w:r>
+        <w:rPr>
+          <w:rFonts w:ascii="Times New Roman" w:eastAsia="標楷體" w:hAnsi="Times New Roman" w:cs="Times New Roman"/>
+        </w:rPr>
+        <w:t>。此現象初看似與「</w:t>
+      </w:r>
+      <w:r>
+        <w:rPr>
+          <w:rFonts w:ascii="Times New Roman" w:eastAsia="標楷體" w:hAnsi="Times New Roman" w:cs="Times New Roman"/>
+        </w:rPr>
+        <w:t xml:space="preserve">TA </w:t>
+      </w:r>
+      <w:r>
+        <w:rPr>
+          <w:rFonts w:ascii="Times New Roman" w:eastAsia="標楷體" w:hAnsi="Times New Roman" w:cs="Times New Roman"/>
+        </w:rPr>
+        <w:t>品質下降應削弱</w:t>
+      </w:r>
+      <w:r>
+        <w:rPr>
+          <w:rFonts w:ascii="Times New Roman" w:eastAsia="標楷體" w:hAnsi="Times New Roman" w:cs="Times New Roman"/>
+        </w:rPr>
+        <w:t xml:space="preserve"> Student </w:t>
+      </w:r>
+      <w:r>
+        <w:rPr>
+          <w:rFonts w:ascii="Times New Roman" w:eastAsia="標楷體" w:hAnsi="Times New Roman" w:cs="Times New Roman"/>
+        </w:rPr>
+        <w:t>學習成效」之直覺推論相悖，推測可能之成因有二：其一，</w:t>
+      </w:r>
+      <w:r>
+        <w:rPr>
+          <w:rFonts w:ascii="Times New Roman" w:eastAsia="標楷體" w:hAnsi="Times New Roman" w:cs="Times New Roman"/>
+        </w:rPr>
+        <w:t xml:space="preserve">Stage 2 </w:t>
+      </w:r>
+      <w:r>
+        <w:rPr>
+          <w:rFonts w:ascii="Times New Roman" w:eastAsia="標楷體" w:hAnsi="Times New Roman" w:cs="Times New Roman"/>
+        </w:rPr>
+        <w:t>訓練中</w:t>
+      </w:r>
+      <w:r>
+        <w:rPr>
+          <w:rFonts w:ascii="Times New Roman" w:eastAsia="標楷體" w:hAnsi="Times New Roman" w:cs="Times New Roman"/>
+        </w:rPr>
+        <w:t xml:space="preserve"> Student </w:t>
+      </w:r>
+      <w:r>
+        <w:rPr>
+          <w:rFonts w:ascii="Times New Roman" w:eastAsia="標楷體" w:hAnsi="Times New Roman" w:cs="Times New Roman"/>
+        </w:rPr>
+        <w:t>之蒸餾損失由</w:t>
+      </w:r>
+      <w:r>
+        <w:rPr>
+          <w:rFonts w:ascii="Times New Roman" w:eastAsia="標楷體" w:hAnsi="Times New Roman" w:cs="Times New Roman"/>
+        </w:rPr>
+        <w:t xml:space="preserve"> Teacher1</w:t>
+      </w:r>
+      <w:r>
+        <w:rPr>
+          <w:rFonts w:ascii="Times New Roman" w:eastAsia="標楷體" w:hAnsi="Times New Roman" w:cs="Times New Roman"/>
+        </w:rPr>
+        <w:t>、</w:t>
+      </w:r>
+      <w:r>
+        <w:rPr>
+          <w:rFonts w:ascii="Times New Roman" w:eastAsia="標楷體" w:hAnsi="Times New Roman" w:cs="Times New Roman"/>
+        </w:rPr>
+        <w:t xml:space="preserve">Teacher2 </w:t>
+      </w:r>
+      <w:r>
+        <w:rPr>
+          <w:rFonts w:ascii="Times New Roman" w:eastAsia="標楷體" w:hAnsi="Times New Roman" w:cs="Times New Roman"/>
+        </w:rPr>
+        <w:t>與</w:t>
+      </w:r>
+      <w:r>
+        <w:rPr>
+          <w:rFonts w:ascii="Times New Roman" w:eastAsia="標楷體" w:hAnsi="Times New Roman" w:cs="Times New Roman"/>
+        </w:rPr>
+        <w:t xml:space="preserve"> TA </w:t>
+      </w:r>
+      <w:r>
+        <w:rPr>
+          <w:rFonts w:ascii="Times New Roman" w:eastAsia="標楷體" w:hAnsi="Times New Roman" w:cs="Times New Roman"/>
+        </w:rPr>
+        <w:t>三者依</w:t>
+      </w:r>
+      <w:r>
+        <w:rPr>
+          <w:rFonts w:ascii="Times New Roman" w:eastAsia="標楷體" w:hAnsi="Times New Roman" w:cs="Times New Roman"/>
+        </w:rPr>
+        <w:t xml:space="preserve"> 0.25</w:t>
+      </w:r>
+      <w:r>
+        <w:rPr>
+          <w:rFonts w:ascii="Times New Roman" w:eastAsia="標楷體" w:hAnsi="Times New Roman" w:cs="Times New Roman"/>
+        </w:rPr>
+        <w:t>、</w:t>
+      </w:r>
+      <w:r>
+        <w:rPr>
+          <w:rFonts w:ascii="Times New Roman" w:eastAsia="標楷體" w:hAnsi="Times New Roman" w:cs="Times New Roman"/>
+        </w:rPr>
+        <w:t>0.25</w:t>
+      </w:r>
+      <w:r>
+        <w:rPr>
+          <w:rFonts w:ascii="Times New Roman" w:eastAsia="標楷體" w:hAnsi="Times New Roman" w:cs="Times New Roman"/>
+        </w:rPr>
+        <w:t>、</w:t>
+      </w:r>
+      <w:r>
+        <w:rPr>
+          <w:rFonts w:ascii="Times New Roman" w:eastAsia="標楷體" w:hAnsi="Times New Roman" w:cs="Times New Roman"/>
+        </w:rPr>
+        <w:t xml:space="preserve">0.50 </w:t>
+      </w:r>
+      <w:r>
+        <w:rPr>
+          <w:rFonts w:ascii="Times New Roman" w:eastAsia="標楷體" w:hAnsi="Times New Roman" w:cs="Times New Roman"/>
+        </w:rPr>
+        <w:t>之權重加權組成，即便</w:t>
+      </w:r>
+      <w:r>
+        <w:rPr>
+          <w:rFonts w:ascii="Times New Roman" w:eastAsia="標楷體" w:hAnsi="Times New Roman" w:cs="Times New Roman"/>
+        </w:rPr>
+        <w:t xml:space="preserve"> TA </w:t>
+      </w:r>
+      <w:r>
+        <w:rPr>
+          <w:rFonts w:ascii="Times New Roman" w:eastAsia="標楷體" w:hAnsi="Times New Roman" w:cs="Times New Roman"/>
+        </w:rPr>
+        <w:t>提供之知識品質下降，</w:t>
+      </w:r>
+      <w:r>
+        <w:rPr>
+          <w:rFonts w:ascii="Times New Roman" w:eastAsia="標楷體" w:hAnsi="Times New Roman" w:cs="Times New Roman"/>
+        </w:rPr>
+        <w:t xml:space="preserve">Student </w:t>
+      </w:r>
+      <w:r>
+        <w:rPr>
+          <w:rFonts w:ascii="Times New Roman" w:eastAsia="標楷體" w:hAnsi="Times New Roman" w:cs="Times New Roman"/>
+        </w:rPr>
+        <w:t>仍可透過與原始高容量</w:t>
+      </w:r>
+      <w:r>
+        <w:rPr>
+          <w:rFonts w:ascii="Times New Roman" w:eastAsia="標楷體" w:hAnsi="Times New Roman" w:cs="Times New Roman"/>
+        </w:rPr>
+        <w:t xml:space="preserve"> Teacher1</w:t>
+      </w:r>
+      <w:r>
+        <w:rPr>
+          <w:rFonts w:ascii="Times New Roman" w:eastAsia="標楷體" w:hAnsi="Times New Roman" w:cs="Times New Roman"/>
+        </w:rPr>
+        <w:t>、</w:t>
+      </w:r>
+      <w:r>
+        <w:rPr>
+          <w:rFonts w:ascii="Times New Roman" w:eastAsia="標楷體" w:hAnsi="Times New Roman" w:cs="Times New Roman"/>
+        </w:rPr>
+        <w:t xml:space="preserve">Teacher2 </w:t>
+      </w:r>
+      <w:r>
+        <w:rPr>
+          <w:rFonts w:ascii="Times New Roman" w:eastAsia="標楷體" w:hAnsi="Times New Roman" w:cs="Times New Roman"/>
+        </w:rPr>
+        <w:t>之直接連結獲得足夠之補償知識，緩解</w:t>
+      </w:r>
+      <w:r>
+        <w:rPr>
+          <w:rFonts w:ascii="Times New Roman" w:eastAsia="標楷體" w:hAnsi="Times New Roman" w:cs="Times New Roman"/>
+        </w:rPr>
+        <w:t xml:space="preserve"> TA </w:t>
+      </w:r>
+      <w:r>
+        <w:rPr>
+          <w:rFonts w:ascii="Times New Roman" w:eastAsia="標楷體" w:hAnsi="Times New Roman" w:cs="Times New Roman"/>
+        </w:rPr>
+        <w:t>品質下降對整體蒸餾成效之影響；其二，較低之學習率與動態調整機制可能使</w:t>
+      </w:r>
+      <w:r>
+        <w:rPr>
+          <w:rFonts w:ascii="Times New Roman" w:eastAsia="標楷體" w:hAnsi="Times New Roman" w:cs="Times New Roman"/>
+        </w:rPr>
+        <w:t xml:space="preserve"> Student </w:t>
+      </w:r>
+      <w:r>
+        <w:rPr>
+          <w:rFonts w:ascii="Times New Roman" w:eastAsia="標楷體" w:hAnsi="Times New Roman" w:cs="Times New Roman"/>
+        </w:rPr>
+        <w:t>模型本身之訓練過程更為穩定，降低梯度震盪、避免過早收斂至次佳解，此效益可能超過</w:t>
+      </w:r>
+      <w:r>
+        <w:rPr>
+          <w:rFonts w:ascii="Times New Roman" w:eastAsia="標楷體" w:hAnsi="Times New Roman" w:cs="Times New Roman"/>
+        </w:rPr>
+        <w:t xml:space="preserve"> TA </w:t>
+      </w:r>
+      <w:r>
+        <w:rPr>
+          <w:rFonts w:ascii="Times New Roman" w:eastAsia="標楷體" w:hAnsi="Times New Roman" w:cs="Times New Roman"/>
+        </w:rPr>
+        <w:t>品質下降所帶來之負面影響。惟本研究並未針對此現象進行進一步之控制實驗（如固定學習率、僅改變</w:t>
+      </w:r>
+      <w:r>
+        <w:rPr>
+          <w:rFonts w:ascii="Times New Roman" w:eastAsia="標楷體" w:hAnsi="Times New Roman" w:cs="Times New Roman"/>
+        </w:rPr>
+        <w:t xml:space="preserve"> TA </w:t>
+      </w:r>
+      <w:r>
+        <w:rPr>
+          <w:rFonts w:ascii="Times New Roman" w:eastAsia="標楷體" w:hAnsi="Times New Roman" w:cs="Times New Roman"/>
+        </w:rPr>
+        <w:t>品質觀察</w:t>
+      </w:r>
+      <w:r>
+        <w:rPr>
+          <w:rFonts w:ascii="Times New Roman" w:eastAsia="標楷體" w:hAnsi="Times New Roman" w:cs="Times New Roman"/>
+        </w:rPr>
+        <w:t xml:space="preserve"> Student </w:t>
+      </w:r>
+      <w:r>
+        <w:rPr>
+          <w:rFonts w:ascii="Times New Roman" w:eastAsia="標楷體" w:hAnsi="Times New Roman" w:cs="Times New Roman"/>
+        </w:rPr>
+        <w:t>表現變化），故上述推測仍待後續研究驗證，此亦顯示兩階段蒸餾架構中各階段超參數之交互作用，較單一階段訓練更為複雜，為後續研究可深入探討之方向。</w:t>
+      </w:r>
     </w:p>
     <w:p>
       <w:pPr>
         <w:widowControl/>
         <w:rPr>
-          <w:rFonts w:ascii="Times New Roman" w:eastAsia="標楷體" w:hAnsi="Times New Roman" w:cs="Times New Roman"/>
+          <w:rFonts w:ascii="Times New Roman" w:eastAsia="標楷體" w:hAnsi="Times New Roman" w:cs="Times New Roman" w:hint="eastAsia"/>
         </w:rPr>
       </w:pPr>
       <w:r>
@@ -11797,7 +13032,7 @@
           <w:szCs w:val="28"/>
         </w:rPr>
         <w:lastRenderedPageBreak/>
-        <w:t xml:space="preserve">Ischemia </w:t>
+        <w:t>實驗過程中各版本</w:t>
       </w:r>
       <w:r>
         <w:rPr>
@@ -11805,7 +13040,7 @@
           <w:sz w:val="28"/>
           <w:szCs w:val="28"/>
         </w:rPr>
-        <w:t>類別的低</w:t>
+        <w:t xml:space="preserve"> Student </w:t>
       </w:r>
       <w:r>
         <w:rPr>
@@ -11813,137 +13048,129 @@
           <w:sz w:val="28"/>
           <w:szCs w:val="28"/>
         </w:rPr>
-        <w:t xml:space="preserve"> Recall </w:t>
-      </w:r>
-      <w:r>
-        <w:rPr>
-          <w:rFonts w:ascii="Times New Roman" w:eastAsia="標楷體" w:hAnsi="Times New Roman" w:cs="Times New Roman" w:hint="eastAsia"/>
-          <w:sz w:val="28"/>
-          <w:szCs w:val="28"/>
-        </w:rPr>
-        <w:t>為本研究最主要的限制</w:t>
+        <w:t>架構未完全對齊</w:t>
       </w:r>
     </w:p>
     <w:p>
       <w:pPr>
         <w:jc w:val="both"/>
         <w:rPr>
-          <w:rFonts w:ascii="Times New Roman" w:eastAsia="標楷體" w:hAnsi="Times New Roman" w:cs="Times New Roman"/>
+          <w:rFonts w:ascii="Times New Roman" w:eastAsia="標楷體" w:hAnsi="Times New Roman" w:cs="Times New Roman" w:hint="eastAsia"/>
         </w:rPr>
       </w:pPr>
       <w:r>
         <w:rPr>
-          <w:rFonts w:ascii="Times New Roman" w:eastAsia="標楷體" w:hAnsi="Times New Roman" w:cs="Times New Roman" w:hint="eastAsia"/>
-        </w:rPr>
-        <w:t xml:space="preserve">Student </w:t>
-      </w:r>
-      <w:r>
-        <w:rPr>
-          <w:rFonts w:ascii="Times New Roman" w:eastAsia="標楷體" w:hAnsi="Times New Roman" w:cs="Times New Roman" w:hint="eastAsia"/>
-        </w:rPr>
-        <w:t>模型於</w:t>
-      </w:r>
-      <w:r>
-        <w:rPr>
-          <w:rFonts w:ascii="Times New Roman" w:eastAsia="標楷體" w:hAnsi="Times New Roman" w:cs="Times New Roman" w:hint="eastAsia"/>
-        </w:rPr>
-        <w:t xml:space="preserve"> Ischemia </w:t>
-      </w:r>
-      <w:r>
-        <w:rPr>
-          <w:rFonts w:ascii="Times New Roman" w:eastAsia="標楷體" w:hAnsi="Times New Roman" w:cs="Times New Roman" w:hint="eastAsia"/>
-        </w:rPr>
-        <w:t>類別呈現高</w:t>
-      </w:r>
-      <w:r>
-        <w:rPr>
-          <w:rFonts w:ascii="Times New Roman" w:eastAsia="標楷體" w:hAnsi="Times New Roman" w:cs="Times New Roman" w:hint="eastAsia"/>
-        </w:rPr>
-        <w:t xml:space="preserve"> Precision (0.98)</w:t>
-      </w:r>
-      <w:r>
-        <w:rPr>
-          <w:rFonts w:ascii="Times New Roman" w:eastAsia="標楷體" w:hAnsi="Times New Roman" w:cs="Times New Roman" w:hint="eastAsia"/>
-        </w:rPr>
-        <w:t>、低</w:t>
-      </w:r>
-      <w:r>
-        <w:rPr>
-          <w:rFonts w:ascii="Times New Roman" w:eastAsia="標楷體" w:hAnsi="Times New Roman" w:cs="Times New Roman" w:hint="eastAsia"/>
-        </w:rPr>
-        <w:t xml:space="preserve"> Recall (0.54) </w:t>
-      </w:r>
-      <w:r>
-        <w:rPr>
-          <w:rFonts w:ascii="Times New Roman" w:eastAsia="標楷體" w:hAnsi="Times New Roman" w:cs="Times New Roman" w:hint="eastAsia"/>
-        </w:rPr>
-        <w:t>的不對稱表現，亦即模型對於判定為</w:t>
-      </w:r>
-      <w:r>
-        <w:rPr>
-          <w:rFonts w:ascii="Times New Roman" w:eastAsia="標楷體" w:hAnsi="Times New Roman" w:cs="Times New Roman" w:hint="eastAsia"/>
-        </w:rPr>
-        <w:t xml:space="preserve"> Ischemia </w:t>
-      </w:r>
-      <w:r>
-        <w:rPr>
-          <w:rFonts w:ascii="Times New Roman" w:eastAsia="標楷體" w:hAnsi="Times New Roman" w:cs="Times New Roman" w:hint="eastAsia"/>
-        </w:rPr>
-        <w:t>的樣本有高度把握，但仍有近半數的真實缺血性中風未被正確偵測。於臨床應用情境</w:t>
-      </w:r>
-      <w:r>
-        <w:rPr>
-          <w:rFonts w:ascii="Times New Roman" w:eastAsia="標楷體" w:hAnsi="Times New Roman" w:cs="Times New Roman" w:hint="eastAsia"/>
-        </w:rPr>
-        <w:t>下此類漏判風險高於誤判，因缺血性中風的延遲診斷可能錯失治療黃金時間。此限制的成因除類別不平衡外，亦可能與</w:t>
-      </w:r>
-      <w:r>
-        <w:rPr>
-          <w:rFonts w:ascii="Times New Roman" w:eastAsia="標楷體" w:hAnsi="Times New Roman" w:cs="Times New Roman" w:hint="eastAsia"/>
-        </w:rPr>
-        <w:t xml:space="preserve"> Ischemia </w:t>
-      </w:r>
-      <w:r>
-        <w:rPr>
-          <w:rFonts w:ascii="Times New Roman" w:eastAsia="標楷體" w:hAnsi="Times New Roman" w:cs="Times New Roman" w:hint="eastAsia"/>
-        </w:rPr>
-        <w:t>於</w:t>
-      </w:r>
-      <w:r>
-        <w:rPr>
-          <w:rFonts w:ascii="Times New Roman" w:eastAsia="標楷體" w:hAnsi="Times New Roman" w:cs="Times New Roman" w:hint="eastAsia"/>
-        </w:rPr>
-        <w:t xml:space="preserve"> CT </w:t>
-      </w:r>
-      <w:r>
-        <w:rPr>
-          <w:rFonts w:ascii="Times New Roman" w:eastAsia="標楷體" w:hAnsi="Times New Roman" w:cs="Times New Roman" w:hint="eastAsia"/>
-        </w:rPr>
-        <w:t>影像上的病灶特徵較不明顯，與</w:t>
-      </w:r>
-      <w:r>
-        <w:rPr>
-          <w:rFonts w:ascii="Times New Roman" w:eastAsia="標楷體" w:hAnsi="Times New Roman" w:cs="Times New Roman" w:hint="eastAsia"/>
-        </w:rPr>
-        <w:t xml:space="preserve"> Normal </w:t>
-      </w:r>
-      <w:r>
-        <w:rPr>
-          <w:rFonts w:ascii="Times New Roman" w:eastAsia="標楷體" w:hAnsi="Times New Roman" w:cs="Times New Roman" w:hint="eastAsia"/>
-        </w:rPr>
-        <w:t>類別的影像差異較細微有關，後續研究可考慮增加</w:t>
-      </w:r>
-      <w:r>
-        <w:rPr>
-          <w:rFonts w:ascii="Times New Roman" w:eastAsia="標楷體" w:hAnsi="Times New Roman" w:cs="Times New Roman" w:hint="eastAsia"/>
-        </w:rPr>
-        <w:t xml:space="preserve"> Ischemia </w:t>
-      </w:r>
-      <w:r>
-        <w:rPr>
-          <w:rFonts w:ascii="Times New Roman" w:eastAsia="標楷體" w:hAnsi="Times New Roman" w:cs="Times New Roman" w:hint="eastAsia"/>
-        </w:rPr>
-        <w:t>樣本數，引入病灶區域強化的前處理技術，或針對此類別調整決策閥值，以提升臨床可用性。</w:t>
+          <w:rFonts w:ascii="Times New Roman" w:eastAsia="標楷體" w:hAnsi="Times New Roman" w:cs="Times New Roman"/>
+        </w:rPr>
+        <w:t>本章</w:t>
+      </w:r>
+      <w:r>
+        <w:rPr>
+          <w:rFonts w:ascii="Times New Roman" w:eastAsia="標楷體" w:hAnsi="Times New Roman" w:cs="Times New Roman"/>
+        </w:rPr>
+        <w:t xml:space="preserve"> 4.2 </w:t>
+      </w:r>
+      <w:r>
+        <w:rPr>
+          <w:rFonts w:ascii="Times New Roman" w:eastAsia="標楷體" w:hAnsi="Times New Roman" w:cs="Times New Roman"/>
+        </w:rPr>
+        <w:t>節所比較之數個</w:t>
+      </w:r>
+      <w:r>
+        <w:rPr>
+          <w:rFonts w:ascii="Times New Roman" w:eastAsia="標楷體" w:hAnsi="Times New Roman" w:cs="Times New Roman"/>
+        </w:rPr>
+        <w:t xml:space="preserve"> Student </w:t>
+      </w:r>
+      <w:r>
+        <w:rPr>
+          <w:rFonts w:ascii="Times New Roman" w:eastAsia="標楷體" w:hAnsi="Times New Roman" w:cs="Times New Roman"/>
+        </w:rPr>
+        <w:t>模型（無蒸餾</w:t>
+      </w:r>
+      <w:r>
+        <w:rPr>
+          <w:rFonts w:ascii="Times New Roman" w:eastAsia="標楷體" w:hAnsi="Times New Roman" w:cs="Times New Roman"/>
+        </w:rPr>
+        <w:t xml:space="preserve"> baseline</w:t>
+      </w:r>
+      <w:r>
+        <w:rPr>
+          <w:rFonts w:ascii="Times New Roman" w:eastAsia="標楷體" w:hAnsi="Times New Roman" w:cs="Times New Roman"/>
+        </w:rPr>
+        <w:t>、</w:t>
+      </w:r>
+      <w:r>
+        <w:rPr>
+          <w:rFonts w:ascii="Times New Roman" w:eastAsia="標楷體" w:hAnsi="Times New Roman" w:cs="Times New Roman"/>
+        </w:rPr>
+        <w:t>2</w:t>
+      </w:r>
+      <w:r>
+        <w:rPr>
+          <w:rFonts w:ascii="Times New Roman" w:eastAsia="標楷體" w:hAnsi="Times New Roman" w:cs="Times New Roman"/>
+        </w:rPr>
+        <w:t>對</w:t>
+      </w:r>
+      <w:r>
+        <w:rPr>
+          <w:rFonts w:ascii="Times New Roman" w:eastAsia="標楷體" w:hAnsi="Times New Roman" w:cs="Times New Roman"/>
+        </w:rPr>
+        <w:t>1</w:t>
+      </w:r>
+      <w:r>
+        <w:rPr>
+          <w:rFonts w:ascii="Times New Roman" w:eastAsia="標楷體" w:hAnsi="Times New Roman" w:cs="Times New Roman"/>
+        </w:rPr>
+        <w:t>對</w:t>
+      </w:r>
+      <w:r>
+        <w:rPr>
+          <w:rFonts w:ascii="Times New Roman" w:eastAsia="標楷體" w:hAnsi="Times New Roman" w:cs="Times New Roman"/>
+        </w:rPr>
+        <w:t>1</w:t>
+      </w:r>
+      <w:r>
+        <w:rPr>
+          <w:rFonts w:ascii="Times New Roman" w:eastAsia="標楷體" w:hAnsi="Times New Roman" w:cs="Times New Roman"/>
+        </w:rPr>
+        <w:t>版、</w:t>
+      </w:r>
+      <w:r>
+        <w:rPr>
+          <w:rFonts w:ascii="Times New Roman" w:eastAsia="標楷體" w:hAnsi="Times New Roman" w:cs="Times New Roman"/>
+        </w:rPr>
+        <w:t>3</w:t>
+      </w:r>
+      <w:r>
+        <w:rPr>
+          <w:rFonts w:ascii="Times New Roman" w:eastAsia="標楷體" w:hAnsi="Times New Roman" w:cs="Times New Roman"/>
+        </w:rPr>
+        <w:t>對</w:t>
+      </w:r>
+      <w:r>
+        <w:rPr>
+          <w:rFonts w:ascii="Times New Roman" w:eastAsia="標楷體" w:hAnsi="Times New Roman" w:cs="Times New Roman"/>
+        </w:rPr>
+        <w:t>1</w:t>
+      </w:r>
+      <w:r>
+        <w:rPr>
+          <w:rFonts w:ascii="Times New Roman" w:eastAsia="標楷體" w:hAnsi="Times New Roman" w:cs="Times New Roman"/>
+        </w:rPr>
+        <w:t>版）之網路架構與訓練超參數並未完全一致，此為研究過程中逐步探索不同蒸餾策略所留下之限制，使得部分比較結果無法完全歸因於單一變因。後續研究若欲更嚴謹地驗證蒸餾策略之效益，應於固定</w:t>
+      </w:r>
+      <w:r>
+        <w:rPr>
+          <w:rFonts w:ascii="Times New Roman" w:eastAsia="標楷體" w:hAnsi="Times New Roman" w:cs="Times New Roman"/>
+        </w:rPr>
+        <w:t xml:space="preserve"> Student </w:t>
+      </w:r>
+      <w:r>
+        <w:rPr>
+          <w:rFonts w:ascii="Times New Roman" w:eastAsia="標楷體" w:hAnsi="Times New Roman" w:cs="Times New Roman"/>
+        </w:rPr>
+        <w:t>架構與超參數之前提下，僅改變指導來源設計進行控制實驗。</w:t>
       </w:r>
     </w:p>
     <w:p>
@@ -11961,285 +13188,57 @@
           <w:sz w:val="28"/>
           <w:szCs w:val="28"/>
         </w:rPr>
-        <w:t>實驗過程中各版本</w:t>
-      </w:r>
-      <w:r>
-        <w:rPr>
-          <w:rFonts w:ascii="Times New Roman" w:eastAsia="標楷體" w:hAnsi="Times New Roman" w:cs="Times New Roman" w:hint="eastAsia"/>
-          <w:sz w:val="28"/>
-          <w:szCs w:val="28"/>
-        </w:rPr>
-        <w:t xml:space="preserve"> Student </w:t>
-      </w:r>
-      <w:r>
-        <w:rPr>
-          <w:rFonts w:ascii="Times New Roman" w:eastAsia="標楷體" w:hAnsi="Times New Roman" w:cs="Times New Roman" w:hint="eastAsia"/>
-          <w:sz w:val="28"/>
-          <w:szCs w:val="28"/>
-        </w:rPr>
-        <w:t>架構未完全對齊</w:t>
+        <w:t>知識蒸餾的邊際效益隨資料充足程度而遞減</w:t>
       </w:r>
     </w:p>
     <w:p>
       <w:pPr>
         <w:jc w:val="both"/>
         <w:rPr>
-          <w:rFonts w:ascii="Times New Roman" w:eastAsia="標楷體" w:hAnsi="Times New Roman" w:cs="Times New Roman"/>
+          <w:rFonts w:ascii="Times New Roman" w:eastAsia="標楷體" w:hAnsi="Times New Roman" w:cs="Times New Roman" w:hint="eastAsia"/>
         </w:rPr>
       </w:pPr>
       <w:r>
         <w:rPr>
-          <w:rFonts w:ascii="Times New Roman" w:eastAsia="標楷體" w:hAnsi="Times New Roman" w:cs="Times New Roman" w:hint="eastAsia"/>
-        </w:rPr>
-        <w:t>本章</w:t>
-      </w:r>
-      <w:r>
-        <w:rPr>
-          <w:rFonts w:ascii="Times New Roman" w:eastAsia="標楷體" w:hAnsi="Times New Roman" w:cs="Times New Roman" w:hint="eastAsia"/>
-        </w:rPr>
-        <w:t xml:space="preserve"> 4.2 </w:t>
-      </w:r>
-      <w:r>
-        <w:rPr>
-          <w:rFonts w:ascii="Times New Roman" w:eastAsia="標楷體" w:hAnsi="Times New Roman" w:cs="Times New Roman" w:hint="eastAsia"/>
-        </w:rPr>
-        <w:t>節所比較的數個</w:t>
-      </w:r>
-      <w:r>
-        <w:rPr>
-          <w:rFonts w:ascii="Times New Roman" w:eastAsia="標楷體" w:hAnsi="Times New Roman" w:cs="Times New Roman" w:hint="eastAsia"/>
-        </w:rPr>
-        <w:t xml:space="preserve"> Student </w:t>
-      </w:r>
-      <w:r>
-        <w:rPr>
-          <w:rFonts w:ascii="Times New Roman" w:eastAsia="標楷體" w:hAnsi="Times New Roman" w:cs="Times New Roman" w:hint="eastAsia"/>
-        </w:rPr>
-        <w:t>模型</w:t>
-      </w:r>
-      <w:r>
-        <w:rPr>
-          <w:rFonts w:ascii="Times New Roman" w:eastAsia="標楷體" w:hAnsi="Times New Roman" w:cs="Times New Roman" w:hint="eastAsia"/>
-        </w:rPr>
-        <w:t xml:space="preserve"> (</w:t>
-      </w:r>
-      <w:r>
-        <w:rPr>
-          <w:rFonts w:ascii="Times New Roman" w:eastAsia="標楷體" w:hAnsi="Times New Roman" w:cs="Times New Roman" w:hint="eastAsia"/>
-        </w:rPr>
-        <w:t>無蒸餾</w:t>
-      </w:r>
-      <w:r>
-        <w:rPr>
-          <w:rFonts w:ascii="Times New Roman" w:eastAsia="標楷體" w:hAnsi="Times New Roman" w:cs="Times New Roman" w:hint="eastAsia"/>
-        </w:rPr>
-        <w:t xml:space="preserve"> baseline</w:t>
-      </w:r>
-      <w:r>
-        <w:rPr>
-          <w:rFonts w:ascii="Times New Roman" w:eastAsia="標楷體" w:hAnsi="Times New Roman" w:cs="Times New Roman" w:hint="eastAsia"/>
-        </w:rPr>
-        <w:t>、</w:t>
-      </w:r>
-      <w:r>
-        <w:rPr>
-          <w:rFonts w:ascii="Times New Roman" w:eastAsia="標楷體" w:hAnsi="Times New Roman" w:cs="Times New Roman"/>
-        </w:rPr>
-        <w:t>2</w:t>
-      </w:r>
-      <w:r>
-        <w:rPr>
-          <w:rFonts w:ascii="Times New Roman" w:eastAsia="標楷體" w:hAnsi="Times New Roman" w:cs="Times New Roman" w:hint="eastAsia"/>
-        </w:rPr>
-        <w:t xml:space="preserve"> </w:t>
-      </w:r>
-      <w:r>
-        <w:rPr>
-          <w:rFonts w:ascii="Times New Roman" w:eastAsia="標楷體" w:hAnsi="Times New Roman" w:cs="Times New Roman" w:hint="eastAsia"/>
-        </w:rPr>
-        <w:t>對</w:t>
-      </w:r>
-      <w:r>
-        <w:rPr>
-          <w:rFonts w:ascii="Times New Roman" w:eastAsia="標楷體" w:hAnsi="Times New Roman" w:cs="Times New Roman" w:hint="eastAsia"/>
-        </w:rPr>
-        <w:t xml:space="preserve"> 1 </w:t>
-      </w:r>
-      <w:r>
-        <w:rPr>
-          <w:rFonts w:ascii="Times New Roman" w:eastAsia="標楷體" w:hAnsi="Times New Roman" w:cs="Times New Roman" w:hint="eastAsia"/>
-        </w:rPr>
-        <w:t>對</w:t>
-      </w:r>
-      <w:r>
-        <w:rPr>
-          <w:rFonts w:ascii="Times New Roman" w:eastAsia="標楷體" w:hAnsi="Times New Roman" w:cs="Times New Roman" w:hint="eastAsia"/>
-        </w:rPr>
-        <w:t xml:space="preserve"> 1</w:t>
-      </w:r>
-      <w:r>
-        <w:rPr>
-          <w:rFonts w:ascii="Times New Roman" w:eastAsia="標楷體" w:hAnsi="Times New Roman" w:cs="Times New Roman" w:hint="eastAsia"/>
-        </w:rPr>
-        <w:t>版、</w:t>
-      </w:r>
-      <w:r>
-        <w:rPr>
-          <w:rFonts w:ascii="Times New Roman" w:eastAsia="標楷體" w:hAnsi="Times New Roman" w:cs="Times New Roman" w:hint="eastAsia"/>
-        </w:rPr>
-        <w:t xml:space="preserve">3 </w:t>
-      </w:r>
-      <w:r>
-        <w:rPr>
-          <w:rFonts w:ascii="Times New Roman" w:eastAsia="標楷體" w:hAnsi="Times New Roman" w:cs="Times New Roman" w:hint="eastAsia"/>
-        </w:rPr>
-        <w:t>對</w:t>
-      </w:r>
-      <w:r>
-        <w:rPr>
-          <w:rFonts w:ascii="Times New Roman" w:eastAsia="標楷體" w:hAnsi="Times New Roman" w:cs="Times New Roman" w:hint="eastAsia"/>
-        </w:rPr>
-        <w:t xml:space="preserve"> 1 </w:t>
-      </w:r>
-      <w:r>
-        <w:rPr>
-          <w:rFonts w:ascii="Times New Roman" w:eastAsia="標楷體" w:hAnsi="Times New Roman" w:cs="Times New Roman" w:hint="eastAsia"/>
-        </w:rPr>
-        <w:t>版</w:t>
-      </w:r>
-      <w:r>
-        <w:rPr>
-          <w:rFonts w:ascii="Times New Roman" w:eastAsia="標楷體" w:hAnsi="Times New Roman" w:cs="Times New Roman" w:hint="eastAsia"/>
-        </w:rPr>
-        <w:t>)</w:t>
-      </w:r>
-      <w:r>
-        <w:rPr>
-          <w:rFonts w:ascii="Times New Roman" w:eastAsia="標楷體" w:hAnsi="Times New Roman" w:cs="Times New Roman" w:hint="eastAsia"/>
-        </w:rPr>
-        <w:t xml:space="preserve"> </w:t>
-      </w:r>
-      <w:r>
-        <w:rPr>
-          <w:rFonts w:ascii="Times New Roman" w:eastAsia="標楷體" w:hAnsi="Times New Roman" w:cs="Times New Roman" w:hint="eastAsia"/>
-        </w:rPr>
-        <w:t>的網路架構與訓練超參數並未一致，此為研究過程中逐步探索不同蒸餾策略所留下的限制，使得部分比較結果</w:t>
-      </w:r>
-      <w:r>
-        <w:rPr>
-          <w:rFonts w:ascii="Times New Roman" w:eastAsia="標楷體" w:hAnsi="Times New Roman" w:cs="Times New Roman" w:hint="eastAsia"/>
-        </w:rPr>
-        <w:t xml:space="preserve"> (</w:t>
-      </w:r>
-      <w:r>
-        <w:rPr>
-          <w:rFonts w:ascii="Times New Roman" w:eastAsia="標楷體" w:hAnsi="Times New Roman" w:cs="Times New Roman" w:hint="eastAsia"/>
-        </w:rPr>
-        <w:t>如</w:t>
-      </w:r>
-      <w:r>
-        <w:rPr>
-          <w:rFonts w:ascii="Times New Roman" w:eastAsia="標楷體" w:hAnsi="Times New Roman" w:cs="Times New Roman" w:hint="eastAsia"/>
-        </w:rPr>
-        <w:t xml:space="preserve"> baseline </w:t>
-      </w:r>
-      <w:r>
-        <w:rPr>
-          <w:rFonts w:ascii="Times New Roman" w:eastAsia="標楷體" w:hAnsi="Times New Roman" w:cs="Times New Roman" w:hint="eastAsia"/>
-        </w:rPr>
-        <w:t>準確率高於蒸餾版本</w:t>
-      </w:r>
-      <w:r>
-        <w:rPr>
-          <w:rFonts w:ascii="Times New Roman" w:eastAsia="標楷體" w:hAnsi="Times New Roman" w:cs="Times New Roman" w:hint="eastAsia"/>
-        </w:rPr>
-        <w:t xml:space="preserve">) </w:t>
-      </w:r>
-      <w:r>
-        <w:rPr>
-          <w:rFonts w:ascii="Times New Roman" w:eastAsia="標楷體" w:hAnsi="Times New Roman" w:cs="Times New Roman" w:hint="eastAsia"/>
-        </w:rPr>
-        <w:t>無法完全歸因於單一變因。後續研究若欲更嚴謹地驗證蒸餾策略之效益，應於固定</w:t>
-      </w:r>
-      <w:r>
-        <w:rPr>
-          <w:rFonts w:ascii="Times New Roman" w:eastAsia="標楷體" w:hAnsi="Times New Roman" w:cs="Times New Roman" w:hint="eastAsia"/>
-        </w:rPr>
-        <w:t xml:space="preserve"> Student </w:t>
-      </w:r>
-      <w:r>
-        <w:rPr>
-          <w:rFonts w:ascii="Times New Roman" w:eastAsia="標楷體" w:hAnsi="Times New Roman" w:cs="Times New Roman" w:hint="eastAsia"/>
-        </w:rPr>
-        <w:t>架構與超參數的前提下，僅改變指導來源設計進行控制實驗。</w:t>
-      </w:r>
-    </w:p>
-    <w:p>
-      <w:pPr>
-        <w:jc w:val="both"/>
-        <w:rPr>
-          <w:rFonts w:ascii="Times New Roman" w:eastAsia="標楷體" w:hAnsi="Times New Roman" w:cs="Times New Roman"/>
-          <w:sz w:val="28"/>
-          <w:szCs w:val="28"/>
-        </w:rPr>
-      </w:pPr>
-      <w:r>
-        <w:rPr>
-          <w:rFonts w:ascii="Times New Roman" w:eastAsia="標楷體" w:hAnsi="Times New Roman" w:cs="Times New Roman" w:hint="eastAsia"/>
-          <w:sz w:val="28"/>
-          <w:szCs w:val="28"/>
-        </w:rPr>
-        <w:t>知識蒸餾的邊際效益隨資料充足程度而遞減</w:t>
-      </w:r>
-    </w:p>
-    <w:p>
-      <w:pPr>
-        <w:jc w:val="both"/>
-        <w:rPr>
-          <w:rFonts w:ascii="Times New Roman" w:eastAsia="標楷體" w:hAnsi="Times New Roman" w:cs="Times New Roman"/>
-        </w:rPr>
-      </w:pPr>
-      <w:r>
-        <w:rPr>
-          <w:rFonts w:ascii="Times New Roman" w:eastAsia="標楷體" w:hAnsi="Times New Roman" w:cs="Times New Roman" w:hint="eastAsia"/>
-        </w:rPr>
-        <w:t>本研究觀察到，於標籤明確、樣本量充足的資料集條件下，</w:t>
-      </w:r>
-      <w:r>
-        <w:rPr>
-          <w:rFonts w:ascii="Times New Roman" w:eastAsia="標楷體" w:hAnsi="Times New Roman" w:cs="Times New Roman"/>
-        </w:rPr>
-        <w:t>S</w:t>
-      </w:r>
-      <w:r>
-        <w:rPr>
-          <w:rFonts w:ascii="Times New Roman" w:eastAsia="標楷體" w:hAnsi="Times New Roman" w:cs="Times New Roman" w:hint="eastAsia"/>
-        </w:rPr>
-        <w:t xml:space="preserve">tudent </w:t>
-      </w:r>
-      <w:r>
-        <w:rPr>
-          <w:rFonts w:ascii="Times New Roman" w:eastAsia="標楷體" w:hAnsi="Times New Roman" w:cs="Times New Roman" w:hint="eastAsia"/>
+          <w:rFonts w:ascii="Times New Roman" w:eastAsia="標楷體" w:hAnsi="Times New Roman" w:cs="Times New Roman"/>
+        </w:rPr>
+        <w:t>本研究觀察到，於標籤明確、樣本量充足之資料集條件下，</w:t>
+      </w:r>
+      <w:r>
+        <w:rPr>
+          <w:rFonts w:ascii="Times New Roman" w:eastAsia="標楷體" w:hAnsi="Times New Roman" w:cs="Times New Roman"/>
+        </w:rPr>
+        <w:t xml:space="preserve">Student </w:t>
+      </w:r>
+      <w:r>
+        <w:rPr>
+          <w:rFonts w:ascii="Times New Roman" w:eastAsia="標楷體" w:hAnsi="Times New Roman" w:cs="Times New Roman"/>
         </w:rPr>
         <w:t>模型直接以</w:t>
       </w:r>
       <w:r>
         <w:rPr>
-          <w:rFonts w:ascii="Times New Roman" w:eastAsia="標楷體" w:hAnsi="Times New Roman" w:cs="Times New Roman" w:hint="eastAsia"/>
+          <w:rFonts w:ascii="Times New Roman" w:eastAsia="標楷體" w:hAnsi="Times New Roman" w:cs="Times New Roman"/>
         </w:rPr>
         <w:t xml:space="preserve"> hard label </w:t>
       </w:r>
       <w:r>
         <w:rPr>
-          <w:rFonts w:ascii="Times New Roman" w:eastAsia="標楷體" w:hAnsi="Times New Roman" w:cs="Times New Roman" w:hint="eastAsia"/>
-        </w:rPr>
-        <w:t>訓練的表現可能優於經蒸餾</w:t>
-      </w:r>
-      <w:r>
-        <w:rPr>
-          <w:rFonts w:ascii="Times New Roman" w:eastAsia="標楷體" w:hAnsi="Times New Roman" w:cs="Times New Roman" w:hint="eastAsia"/>
-        </w:rPr>
-        <w:t>訓練的版本，顯示知識蒸餾的效益並非於所有情境下皆能展現。</w:t>
+          <w:rFonts w:ascii="Times New Roman" w:eastAsia="標楷體" w:hAnsi="Times New Roman" w:cs="Times New Roman"/>
+        </w:rPr>
+        <w:t>訓練之表現與經蒸餾訓練之版本已相當接近（差距僅</w:t>
+      </w:r>
+      <w:r>
+        <w:rPr>
+          <w:rFonts w:ascii="Times New Roman" w:eastAsia="標楷體" w:hAnsi="Times New Roman" w:cs="Times New Roman"/>
+        </w:rPr>
+        <w:t xml:space="preserve"> 1.65 </w:t>
+      </w:r>
+      <w:r>
+        <w:rPr>
+          <w:rFonts w:ascii="Times New Roman" w:eastAsia="標楷體" w:hAnsi="Times New Roman" w:cs="Times New Roman"/>
+        </w:rPr>
+        <w:t>個百分點），顯示知識蒸餾之邊際效益於此類資料條件下雖仍存在，但幅度有限，此觀察可作為後續研究評估蒸餾策略適用情境之參考。</w:t>
       </w:r>
     </w:p>
     <w:sectPr>
@@ -13001,7 +14000,6 @@
   <w:style w:type="character" w:default="1" w:styleId="a0">
     <w:name w:val="Default Paragraph Font"/>
     <w:uiPriority w:val="1"/>
-    <w:semiHidden/>
     <w:unhideWhenUsed/>
   </w:style>
   <w:style w:type="table" w:default="1" w:styleId="a1">
